--- a/docs/notes/Защита ПДП/DOCX/02.ПЗ_ДП_2026.docx
+++ b/docs/notes/Защита ПДП/DOCX/02.ПЗ_ДП_2026.docx
@@ -2527,7 +2527,26 @@
         <w:jc w:val="both"/>
       </w:pPr>
       <w:r>
-        <w:t xml:space="preserve">Целью дипломного проектирования является разработка и развёртывание инфраструктуры для </w:t>
+        <w:t xml:space="preserve">Целью дипломного проектирования является разработка и </w:t>
+      </w:r>
+      <w:proofErr w:type="spellStart"/>
+      <w:r>
+        <w:t>разв</w:t>
+      </w:r>
+      <w:proofErr w:type="spellEnd"/>
+      <w:r>
+        <w:rPr>
+          <w:lang w:val="ru-RU"/>
+        </w:rPr>
+        <w:t>е</w:t>
+      </w:r>
+      <w:proofErr w:type="spellStart"/>
+      <w:r>
+        <w:t>ртывание</w:t>
+      </w:r>
+      <w:proofErr w:type="spellEnd"/>
+      <w:r>
+        <w:t xml:space="preserve"> инфраструктуры для </w:t>
       </w:r>
       <w:r>
         <w:rPr>
@@ -2708,7 +2727,16 @@
         <w:jc w:val="both"/>
       </w:pPr>
       <w:r>
-        <w:t>Практическая значимость разработанной инфраструктуры заключается в создании масштабируемой, отказоустойчивой и удобной в эксплуатации основы для высоконагруженных агрегаторов такси, что позволяет независимо развивать бизнес-функции (поиск водителя, расчёт стоимости, оплата и т.д.), минимизировать простои и ускорять вывод новых возможностей на рынок.</w:t>
+        <w:t xml:space="preserve">Практическая значимость разработанной инфраструктуры заключается в создании масштабируемой, отказоустойчивой и удобной в эксплуатации основы для высоконагруженных агрегаторов такси, что позволяет независимо развивать бизнес-функции (поиск водителя, </w:t>
+      </w:r>
+      <w:r>
+        <w:rPr>
+          <w:lang w:val="ru-RU"/>
+        </w:rPr>
+        <w:t>расчет</w:t>
+      </w:r>
+      <w:r>
+        <w:t xml:space="preserve"> стоимости, оплата и т.д.), минимизировать простои и ускорять вывод новых возможностей на рынок.</w:t>
       </w:r>
     </w:p>
     <w:p>
@@ -2729,7 +2757,21 @@
         <w:t>ХХ%</w:t>
       </w:r>
       <w:r>
-        <w:t xml:space="preserve"> (отчёт о проверке на заимствования прилагается).</w:t>
+        <w:t xml:space="preserve"> (</w:t>
+      </w:r>
+      <w:proofErr w:type="spellStart"/>
+      <w:r>
+        <w:t>отч</w:t>
+      </w:r>
+      <w:proofErr w:type="spellEnd"/>
+      <w:r>
+        <w:rPr>
+          <w:lang w:val="ru-RU"/>
+        </w:rPr>
+        <w:t>е</w:t>
+      </w:r>
+      <w:r>
+        <w:t>т о проверке на заимствования прилагается).</w:t>
       </w:r>
       <w:r>
         <w:br w:type="page"/>
@@ -2813,7 +2855,7 @@
           <w:noProof/>
         </w:rPr>
         <w:drawing>
-          <wp:inline distT="0" distB="0" distL="0" distR="0">
+          <wp:inline distT="0" distB="0" distL="0" distR="0" wp14:anchorId="07FE915E" wp14:editId="4C1B6611">
             <wp:extent cx="5939790" cy="2970093"/>
             <wp:effectExtent l="0" t="0" r="0" b="0"/>
             <wp:docPr id="8" name="image3.png" descr="https://media.proglib.io/posts/2019/09/18/379a434eb170516211ee253dfc607075.png"/>
@@ -3125,7 +3167,7 @@
           <w:color w:val="000000"/>
         </w:rPr>
         <w:drawing>
-          <wp:inline distT="0" distB="0" distL="0" distR="0">
+          <wp:inline distT="0" distB="0" distL="0" distR="0" wp14:anchorId="52276661" wp14:editId="4C8F66A9">
             <wp:extent cx="4907681" cy="2809037"/>
             <wp:effectExtent l="0" t="0" r="0" b="0"/>
             <wp:docPr id="10" name="image5.png"/>
@@ -3248,7 +3290,7 @@
           <w:noProof/>
         </w:rPr>
         <w:drawing>
-          <wp:inline distT="0" distB="0" distL="0" distR="0">
+          <wp:inline distT="0" distB="0" distL="0" distR="0" wp14:anchorId="34624FEA" wp14:editId="3AA09AC7">
             <wp:extent cx="4359276" cy="2693366"/>
             <wp:effectExtent l="0" t="0" r="0" b="0"/>
             <wp:docPr id="9" name="image7.png" descr="https://miro.medium.com/v2/resize:fit:1050/1*6XpOlHyp51gAyYxLtk51JQ.png"/>
@@ -3357,8 +3399,13 @@
         <w:t>1.2.3</w:t>
       </w:r>
       <w:r>
-        <w:t> Паттерн Circuit Breaker [5] позволяет легче справляться с отказами одного из сервис</w:t>
-      </w:r>
+        <w:t xml:space="preserve"> Паттерн Circuit Breaker [5] позволяет легче справляться с отказами одного </w:t>
+      </w:r>
+      <w:proofErr w:type="gramStart"/>
+      <w:r>
+        <w:t>из сервис</w:t>
+      </w:r>
+      <w:proofErr w:type="gramEnd"/>
       <w:sdt>
         <w:sdtPr>
           <w:tag w:val="goog_rdk_19"/>
@@ -3461,7 +3508,7 @@
           <w:noProof/>
         </w:rPr>
         <w:drawing>
-          <wp:inline distT="0" distB="0" distL="0" distR="0" wp14:editId="4E7676EC">
+          <wp:inline distT="0" distB="0" distL="0" distR="0" wp14:anchorId="3E5E84CF" wp14:editId="4B19BBBC">
             <wp:extent cx="3907172" cy="2351754"/>
             <wp:effectExtent l="19050" t="19050" r="17145" b="10795"/>
             <wp:docPr id="12" name="image1.jpg" descr="Circuit breaker: states and transitions"/>
@@ -3525,7 +3572,16 @@
         <w:jc w:val="both"/>
       </w:pPr>
       <w:r>
-        <w:t>Применение этого паттерна гарантирует, что даже если в приложении не работает хоть один сервис, пользователи всё равно смогут продолжать работу с системой в целом, если неработающий сервис не затронул функционал, который необходим пользователю.</w:t>
+        <w:t>Применение этого паттерна гарантирует, что даже если в приложении не работает хоть один сервис, пользователи вс</w:t>
+      </w:r>
+      <w:r>
+        <w:rPr>
+          <w:lang w:val="ru-RU"/>
+        </w:rPr>
+        <w:t>е</w:t>
+      </w:r>
+      <w:r>
+        <w:t xml:space="preserve"> равно смогут продолжать работу с системой в целом, если неработающий сервис не затронул функционал, который необходим пользователю.</w:t>
       </w:r>
     </w:p>
     <w:p>
@@ -3651,7 +3707,7 @@
           <w:noProof/>
         </w:rPr>
         <w:drawing>
-          <wp:inline distT="0" distB="0" distL="0" distR="0">
+          <wp:inline distT="0" distB="0" distL="0" distR="0" wp14:anchorId="35440087" wp14:editId="0CD4FDBC">
             <wp:extent cx="5876014" cy="1443592"/>
             <wp:effectExtent l="0" t="0" r="0" b="0"/>
             <wp:docPr id="11" name="image2.png" descr="https://miro.medium.com/v2/resize:fit:875/1*nXH813PLqa84g9XbHjVPOw.png"/>
@@ -4710,7 +4766,7 @@
           <w:noProof/>
         </w:rPr>
         <w:drawing>
-          <wp:inline distT="0" distB="0" distL="0" distR="0">
+          <wp:inline distT="0" distB="0" distL="0" distR="0" wp14:anchorId="6216BBBC" wp14:editId="1D2CFC1B">
             <wp:extent cx="5939790" cy="2781300"/>
             <wp:effectExtent l="0" t="0" r="0" b="0"/>
             <wp:docPr id="14" name="image4.png" descr="Логирование с помощью Elastic Stack - .NET | Microsoft Learn"/>
@@ -4818,7 +4874,7 @@
           <w:noProof/>
         </w:rPr>
         <w:drawing>
-          <wp:inline distT="0" distB="0" distL="0" distR="0">
+          <wp:inline distT="0" distB="0" distL="0" distR="0" wp14:anchorId="61D0655C" wp14:editId="12CD5430">
             <wp:extent cx="5939790" cy="2944495"/>
             <wp:effectExtent l="0" t="0" r="0" b="0"/>
             <wp:docPr id="13" name="image6.png"/>
@@ -5826,9 +5882,14 @@
       <w:bookmarkEnd w:id="53"/>
       <w:r>
         <w:lastRenderedPageBreak/>
-        <w:t>7 Технико-экономическое обоснование разработки и реализации на рынке ххххххх</w:t>
+        <w:t xml:space="preserve">7 Технико-экономическое обоснование разработки и реализации на рынке </w:t>
+      </w:r>
+      <w:proofErr w:type="spellStart"/>
+      <w:r>
+        <w:t>ххххххх</w:t>
       </w:r>
       <w:bookmarkEnd w:id="54"/>
+      <w:proofErr w:type="spellEnd"/>
     </w:p>
     <w:p/>
     <w:p>
@@ -6094,7 +6155,15 @@
         <w:jc w:val="both"/>
       </w:pPr>
       <w:r>
-        <w:t>[3] API Gateway Pattern [Электронный ресурс]. – Режим доступа: https://medium.com/design-microservices-architecture-with-patterns/api-gateway-pattern-8ed0ddfce9df – Дата доступа: 19.02.2026.</w:t>
+        <w:t xml:space="preserve">[3] API Gateway </w:t>
+      </w:r>
+      <w:proofErr w:type="spellStart"/>
+      <w:r>
+        <w:t>Pattern</w:t>
+      </w:r>
+      <w:proofErr w:type="spellEnd"/>
+      <w:r>
+        <w:t xml:space="preserve"> [Электронный ресурс]. – Режим доступа: https://medium.com/design-microservices-architecture-with-patterns/api-gateway-pattern-8ed0ddfce9df – Дата доступа: 19.02.2026.</w:t>
       </w:r>
     </w:p>
     <w:p>
@@ -6103,7 +6172,15 @@
         <w:jc w:val="both"/>
       </w:pPr>
       <w:r>
-        <w:t>[4] Service Discovery Pattern [Электронный ресурс]. – Режим доступа: https://medium.com/design-microservices-architecture-with-patterns/service-registry-pattern-75f9c4e50d09 – Дата доступа: 19.02.2026.</w:t>
+        <w:t xml:space="preserve">[4] Service Discovery </w:t>
+      </w:r>
+      <w:proofErr w:type="spellStart"/>
+      <w:r>
+        <w:t>Pattern</w:t>
+      </w:r>
+      <w:proofErr w:type="spellEnd"/>
+      <w:r>
+        <w:t xml:space="preserve"> [Электронный ресурс]. – Режим доступа: https://medium.com/design-microservices-architecture-with-patterns/service-registry-pattern-75f9c4e50d09 – Дата доступа: 19.02.2026.</w:t>
       </w:r>
     </w:p>
     <w:p>
@@ -6112,7 +6189,15 @@
         <w:jc w:val="both"/>
       </w:pPr>
       <w:r>
-        <w:t>[5] Circuit Breaker Pattern [Электронный ресурс]. – Режим доступа: https://www.baeldung.com/cs/microservices-circuit-breaker-pattern – Дата доступа: 19.02.2026.</w:t>
+        <w:t xml:space="preserve">[5] Circuit Breaker </w:t>
+      </w:r>
+      <w:proofErr w:type="spellStart"/>
+      <w:r>
+        <w:t>Pattern</w:t>
+      </w:r>
+      <w:proofErr w:type="spellEnd"/>
+      <w:r>
+        <w:t xml:space="preserve"> [Электронный ресурс]. – Режим доступа: https://www.baeldung.com/cs/microservices-circuit-breaker-pattern – Дата доступа: 19.02.2026.</w:t>
       </w:r>
     </w:p>
     <w:p>
@@ -6199,7 +6284,15 @@
         <w:jc w:val="both"/>
       </w:pPr>
       <w:r>
-        <w:t>[8] PostgreSQL Documentation [Электронный ресурс]. – Режим доступа: https://www.postgresql.org/docs – Дата доступа: 23.02.2026.</w:t>
+        <w:t xml:space="preserve">[8] PostgreSQL </w:t>
+      </w:r>
+      <w:proofErr w:type="spellStart"/>
+      <w:r>
+        <w:t>Documentation</w:t>
+      </w:r>
+      <w:proofErr w:type="spellEnd"/>
+      <w:r>
+        <w:t xml:space="preserve"> [Электронный ресурс]. – Режим доступа: https://www.postgresql.org/docs – Дата доступа: 23.02.2026.</w:t>
       </w:r>
     </w:p>
     <w:p>
@@ -6217,7 +6310,23 @@
         <w:jc w:val="both"/>
       </w:pPr>
       <w:r>
-        <w:t>[10] Identity as a Service [Электронный ресурс]. – Режим доступа: https://habr.com/ru/companies/mclouds/articles/329964 – Дата доступа: 23.02.2026.</w:t>
+        <w:t>[10] </w:t>
+      </w:r>
+      <w:proofErr w:type="spellStart"/>
+      <w:r>
+        <w:t>Identity</w:t>
+      </w:r>
+      <w:proofErr w:type="spellEnd"/>
+      <w:r>
+        <w:t xml:space="preserve"> </w:t>
+      </w:r>
+      <w:proofErr w:type="spellStart"/>
+      <w:r>
+        <w:t>as</w:t>
+      </w:r>
+      <w:proofErr w:type="spellEnd"/>
+      <w:r>
+        <w:t xml:space="preserve"> a Service [Электронный ресурс]. – Режим доступа: https://habr.com/ru/companies/mclouds/articles/329964 – Дата доступа: 23.02.2026.</w:t>
       </w:r>
     </w:p>
     <w:p>
@@ -6226,7 +6335,15 @@
         <w:jc w:val="both"/>
       </w:pPr>
       <w:r>
-        <w:t>[11] Spring Authorization Server Reference [Электронный ресурс]. – Режим доступа: https://docs.spring.io/spring-authorization-server/reference/index.html – Дата доступа: 23.02.2026.</w:t>
+        <w:t xml:space="preserve">[11] Spring Authorization Server </w:t>
+      </w:r>
+      <w:proofErr w:type="spellStart"/>
+      <w:r>
+        <w:t>Reference</w:t>
+      </w:r>
+      <w:proofErr w:type="spellEnd"/>
+      <w:r>
+        <w:t xml:space="preserve"> [Электронный ресурс]. – Режим доступа: https://docs.spring.io/spring-authorization-server/reference/index.html – Дата доступа: 23.02.2026.</w:t>
       </w:r>
     </w:p>
     <w:p>
@@ -6280,7 +6397,15 @@
         <w:jc w:val="both"/>
       </w:pPr>
       <w:r>
-        <w:t>[17] Podman Documentation [Электронный ресурс]. – Режим доступа: https://docs.podman.io/en/latest – Дата доступа: 23.02.2026.</w:t>
+        <w:t xml:space="preserve">[17] Podman </w:t>
+      </w:r>
+      <w:proofErr w:type="spellStart"/>
+      <w:r>
+        <w:t>Documentation</w:t>
+      </w:r>
+      <w:proofErr w:type="spellEnd"/>
+      <w:r>
+        <w:t xml:space="preserve"> [Электронный ресурс]. – Режим доступа: https://docs.podman.io/en/latest – Дата доступа: 23.02.2026.</w:t>
       </w:r>
     </w:p>
     <w:p>
@@ -6289,7 +6414,15 @@
         <w:jc w:val="both"/>
       </w:pPr>
       <w:r>
-        <w:t xml:space="preserve">[18] Docker Documentation [Электронный ресурс]. – Режим доступа: </w:t>
+        <w:t xml:space="preserve">[18] Docker </w:t>
+      </w:r>
+      <w:proofErr w:type="spellStart"/>
+      <w:r>
+        <w:t>Documentation</w:t>
+      </w:r>
+      <w:proofErr w:type="spellEnd"/>
+      <w:r>
+        <w:t xml:space="preserve"> [Электронный ресурс]. – Режим доступа: </w:t>
       </w:r>
       <w:r>
         <w:lastRenderedPageBreak/>
@@ -6302,7 +6435,15 @@
         <w:jc w:val="both"/>
       </w:pPr>
       <w:r>
-        <w:t>[19] Kubernetes Documentation [Электронный ресурс]. – Режим доступа: https://kubernetes.io/docs/home – Дата доступа: 23.02.2026.</w:t>
+        <w:t xml:space="preserve">[19] Kubernetes </w:t>
+      </w:r>
+      <w:proofErr w:type="spellStart"/>
+      <w:r>
+        <w:t>Documentation</w:t>
+      </w:r>
+      <w:proofErr w:type="spellEnd"/>
+      <w:r>
+        <w:t xml:space="preserve"> [Электронный ресурс]. – Режим доступа: https://kubernetes.io/docs/home – Дата доступа: 23.02.2026.</w:t>
       </w:r>
     </w:p>
     <w:p>
@@ -6311,7 +6452,15 @@
         <w:jc w:val="both"/>
       </w:pPr>
       <w:r>
-        <w:t>[20] Docker Compose Documentation [Электронный ресурс]. – Режим доступа: https://docs.docker.com/compose – Дата доступа: 23.02.2026.</w:t>
+        <w:t xml:space="preserve">[20] Docker Compose </w:t>
+      </w:r>
+      <w:proofErr w:type="spellStart"/>
+      <w:r>
+        <w:t>Documentation</w:t>
+      </w:r>
+      <w:proofErr w:type="spellEnd"/>
+      <w:r>
+        <w:t xml:space="preserve"> [Электронный ресурс]. – Режим доступа: https://docs.docker.com/compose – Дата доступа: 23.02.2026.</w:t>
       </w:r>
     </w:p>
     <w:p>
@@ -6320,7 +6469,15 @@
         <w:jc w:val="both"/>
       </w:pPr>
       <w:r>
-        <w:t>[21] Docker Swarm Documentation [Электронный ресурс]. – Режим доступа: https://docs.docker.com/engine/swarm – Дата доступа: 23.02.2026.</w:t>
+        <w:t xml:space="preserve">[21] Docker Swarm </w:t>
+      </w:r>
+      <w:proofErr w:type="spellStart"/>
+      <w:r>
+        <w:t>Documentation</w:t>
+      </w:r>
+      <w:proofErr w:type="spellEnd"/>
+      <w:r>
+        <w:t xml:space="preserve"> [Электронный ресурс]. – Режим доступа: https://docs.docker.com/engine/swarm – Дата доступа: 23.02.2026.</w:t>
       </w:r>
     </w:p>
     <w:p>
@@ -6477,8 +6634,18 @@
           <w:sz w:val="24"/>
           <w:szCs w:val="24"/>
         </w:rPr>
-        <w:t>002  Шрифт может быть от 12 до 8 pt</w:t>
-      </w:r>
+        <w:t xml:space="preserve">002  Шрифт может быть от 12 до 8 </w:t>
+      </w:r>
+      <w:proofErr w:type="spellStart"/>
+      <w:r>
+        <w:rPr>
+          <w:rFonts w:ascii="Courier New" w:eastAsia="Courier New" w:hAnsi="Courier New" w:cs="Courier New"/>
+          <w:sz w:val="24"/>
+          <w:szCs w:val="24"/>
+        </w:rPr>
+        <w:t>pt</w:t>
+      </w:r>
+      <w:proofErr w:type="spellEnd"/>
     </w:p>
     <w:p>
       <w:pPr>

--- a/docs/notes/Защита ПДП/DOCX/02.ПЗ_ДП_2026.docx
+++ b/docs/notes/Защита ПДП/DOCX/02.ПЗ_ДП_2026.docx
@@ -46,13 +46,13 @@
       <w:r>
         <w:fldChar w:fldCharType="separate"/>
       </w:r>
-      <w:hyperlink w:anchor="_Toc223382398" w:history="1">
+      <w:hyperlink w:anchor="_Toc223471441" w:history="1">
         <w:r>
           <w:rPr>
             <w:rStyle w:val="af4"/>
             <w:noProof/>
           </w:rPr>
-          <w:t>1 Обзор литературы</w:t>
+          <w:t>Введение</w:t>
         </w:r>
         <w:r>
           <w:rPr>
@@ -73,7 +73,7 @@
             <w:noProof/>
             <w:webHidden/>
           </w:rPr>
-          <w:instrText xml:space="preserve"> PAGEREF _Toc223382398 \h </w:instrText>
+          <w:instrText xml:space="preserve"> PAGEREF _Toc223471441 \h </w:instrText>
         </w:r>
         <w:r>
           <w:rPr>
@@ -93,7 +93,7 @@
             <w:noProof/>
             <w:webHidden/>
           </w:rPr>
-          <w:t>7</w:t>
+          <w:t>6</w:t>
         </w:r>
         <w:r>
           <w:rPr>
@@ -106,7 +106,7 @@
     </w:p>
     <w:p>
       <w:pPr>
-        <w:pStyle w:val="21"/>
+        <w:pStyle w:val="15"/>
         <w:rPr>
           <w:rFonts w:asciiTheme="minorHAnsi" w:eastAsiaTheme="minorEastAsia" w:hAnsiTheme="minorHAnsi" w:cstheme="minorBidi"/>
           <w:noProof/>
@@ -117,13 +117,13 @@
           <w14:ligatures w14:val="standardContextual"/>
         </w:rPr>
       </w:pPr>
-      <w:hyperlink w:anchor="_Toc223382399" w:history="1">
+      <w:hyperlink w:anchor="_Toc223471442" w:history="1">
         <w:r>
           <w:rPr>
             <w:rStyle w:val="af4"/>
             <w:noProof/>
           </w:rPr>
-          <w:t>1.1 Анализ современных архитектурных подходов</w:t>
+          <w:t>1 Обзор литературы</w:t>
         </w:r>
         <w:r>
           <w:rPr>
@@ -144,7 +144,7 @@
             <w:noProof/>
             <w:webHidden/>
           </w:rPr>
-          <w:instrText xml:space="preserve"> PAGEREF _Toc223382399 \h </w:instrText>
+          <w:instrText xml:space="preserve"> PAGEREF _Toc223471442 \h </w:instrText>
         </w:r>
         <w:r>
           <w:rPr>
@@ -188,13 +188,13 @@
           <w14:ligatures w14:val="standardContextual"/>
         </w:rPr>
       </w:pPr>
-      <w:hyperlink w:anchor="_Toc223382400" w:history="1">
+      <w:hyperlink w:anchor="_Toc223471443" w:history="1">
         <w:r>
           <w:rPr>
             <w:rStyle w:val="af4"/>
             <w:noProof/>
           </w:rPr>
-          <w:t>1.2 Паттерны управления микросервисной инфраструктурой</w:t>
+          <w:t>1.1 Анализ современных архитектурных подходов</w:t>
         </w:r>
         <w:r>
           <w:rPr>
@@ -215,7 +215,7 @@
             <w:noProof/>
             <w:webHidden/>
           </w:rPr>
-          <w:instrText xml:space="preserve"> PAGEREF _Toc223382400 \h </w:instrText>
+          <w:instrText xml:space="preserve"> PAGEREF _Toc223471443 \h </w:instrText>
         </w:r>
         <w:r>
           <w:rPr>
@@ -235,7 +235,7 @@
             <w:noProof/>
             <w:webHidden/>
           </w:rPr>
-          <w:t>8</w:t>
+          <w:t>7</w:t>
         </w:r>
         <w:r>
           <w:rPr>
@@ -259,13 +259,13 @@
           <w14:ligatures w14:val="standardContextual"/>
         </w:rPr>
       </w:pPr>
-      <w:hyperlink w:anchor="_Toc223382401" w:history="1">
+      <w:hyperlink w:anchor="_Toc223471444" w:history="1">
         <w:r>
           <w:rPr>
             <w:rStyle w:val="af4"/>
             <w:noProof/>
           </w:rPr>
-          <w:t>1.3 Анализ технологий межсервисного взаимодействия</w:t>
+          <w:t>1.2 Паттерны управления микросервисной инфраструктурой</w:t>
         </w:r>
         <w:r>
           <w:rPr>
@@ -286,7 +286,7 @@
             <w:noProof/>
             <w:webHidden/>
           </w:rPr>
-          <w:instrText xml:space="preserve"> PAGEREF _Toc223382401 \h </w:instrText>
+          <w:instrText xml:space="preserve"> PAGEREF _Toc223471444 \h </w:instrText>
         </w:r>
         <w:r>
           <w:rPr>
@@ -306,7 +306,7 @@
             <w:noProof/>
             <w:webHidden/>
           </w:rPr>
-          <w:t>10</w:t>
+          <w:t>8</w:t>
         </w:r>
         <w:r>
           <w:rPr>
@@ -330,13 +330,13 @@
           <w14:ligatures w14:val="standardContextual"/>
         </w:rPr>
       </w:pPr>
-      <w:hyperlink w:anchor="_Toc223382402" w:history="1">
+      <w:hyperlink w:anchor="_Toc223471445" w:history="1">
         <w:r>
           <w:rPr>
             <w:rStyle w:val="af4"/>
             <w:noProof/>
           </w:rPr>
-          <w:t>1.4 Сравнительный анализ систем управления базами данных и кэширования</w:t>
+          <w:t>1.3 Анализ технологий межсервисного взаимодействия</w:t>
         </w:r>
         <w:r>
           <w:rPr>
@@ -357,7 +357,7 @@
             <w:noProof/>
             <w:webHidden/>
           </w:rPr>
-          <w:instrText xml:space="preserve"> PAGEREF _Toc223382402 \h </w:instrText>
+          <w:instrText xml:space="preserve"> PAGEREF _Toc223471445 \h </w:instrText>
         </w:r>
         <w:r>
           <w:rPr>
@@ -377,7 +377,7 @@
             <w:noProof/>
             <w:webHidden/>
           </w:rPr>
-          <w:t>12</w:t>
+          <w:t>10</w:t>
         </w:r>
         <w:r>
           <w:rPr>
@@ -401,13 +401,13 @@
           <w14:ligatures w14:val="standardContextual"/>
         </w:rPr>
       </w:pPr>
-      <w:hyperlink w:anchor="_Toc223382403" w:history="1">
+      <w:hyperlink w:anchor="_Toc223471446" w:history="1">
         <w:r>
           <w:rPr>
             <w:rStyle w:val="af4"/>
             <w:noProof/>
           </w:rPr>
-          <w:t>1.5 Обзор решений для обеспечения безопасности и SSO</w:t>
+          <w:t>1.4 Сравнительный анализ систем управления базами данных и кэширования</w:t>
         </w:r>
         <w:r>
           <w:rPr>
@@ -428,7 +428,7 @@
             <w:noProof/>
             <w:webHidden/>
           </w:rPr>
-          <w:instrText xml:space="preserve"> PAGEREF _Toc223382403 \h </w:instrText>
+          <w:instrText xml:space="preserve"> PAGEREF _Toc223471446 \h </w:instrText>
         </w:r>
         <w:r>
           <w:rPr>
@@ -448,7 +448,7 @@
             <w:noProof/>
             <w:webHidden/>
           </w:rPr>
-          <w:t>13</w:t>
+          <w:t>12</w:t>
         </w:r>
         <w:r>
           <w:rPr>
@@ -472,13 +472,13 @@
           <w14:ligatures w14:val="standardContextual"/>
         </w:rPr>
       </w:pPr>
-      <w:hyperlink w:anchor="_Toc223382404" w:history="1">
+      <w:hyperlink w:anchor="_Toc223471447" w:history="1">
         <w:r>
           <w:rPr>
             <w:rStyle w:val="af4"/>
             <w:noProof/>
           </w:rPr>
-          <w:t>1.6 Анализ систем мониторинга и наблюдаемости</w:t>
+          <w:t>1.5 Обзор решений для обеспечения безопасности и SSO</w:t>
         </w:r>
         <w:r>
           <w:rPr>
@@ -499,7 +499,7 @@
             <w:noProof/>
             <w:webHidden/>
           </w:rPr>
-          <w:instrText xml:space="preserve"> PAGEREF _Toc223382404 \h </w:instrText>
+          <w:instrText xml:space="preserve"> PAGEREF _Toc223471447 \h </w:instrText>
         </w:r>
         <w:r>
           <w:rPr>
@@ -519,7 +519,7 @@
             <w:noProof/>
             <w:webHidden/>
           </w:rPr>
-          <w:t>15</w:t>
+          <w:t>13</w:t>
         </w:r>
         <w:r>
           <w:rPr>
@@ -543,13 +543,13 @@
           <w14:ligatures w14:val="standardContextual"/>
         </w:rPr>
       </w:pPr>
-      <w:hyperlink w:anchor="_Toc223382405" w:history="1">
+      <w:hyperlink w:anchor="_Toc223471448" w:history="1">
         <w:r>
           <w:rPr>
             <w:rStyle w:val="af4"/>
             <w:noProof/>
           </w:rPr>
-          <w:t>1.7 Выбор средств контейнеризации и развертывания</w:t>
+          <w:t>1.6 Анализ систем мониторинга и наблюдаемости</w:t>
         </w:r>
         <w:r>
           <w:rPr>
@@ -570,7 +570,7 @@
             <w:noProof/>
             <w:webHidden/>
           </w:rPr>
-          <w:instrText xml:space="preserve"> PAGEREF _Toc223382405 \h </w:instrText>
+          <w:instrText xml:space="preserve"> PAGEREF _Toc223471448 \h </w:instrText>
         </w:r>
         <w:r>
           <w:rPr>
@@ -590,7 +590,7 @@
             <w:noProof/>
             <w:webHidden/>
           </w:rPr>
-          <w:t>17</w:t>
+          <w:t>15</w:t>
         </w:r>
         <w:r>
           <w:rPr>
@@ -603,7 +603,7 @@
     </w:p>
     <w:p>
       <w:pPr>
-        <w:pStyle w:val="15"/>
+        <w:pStyle w:val="21"/>
         <w:rPr>
           <w:rFonts w:asciiTheme="minorHAnsi" w:eastAsiaTheme="minorEastAsia" w:hAnsiTheme="minorHAnsi" w:cstheme="minorBidi"/>
           <w:noProof/>
@@ -614,13 +614,13 @@
           <w14:ligatures w14:val="standardContextual"/>
         </w:rPr>
       </w:pPr>
-      <w:hyperlink w:anchor="_Toc223382406" w:history="1">
+      <w:hyperlink w:anchor="_Toc223471449" w:history="1">
         <w:r>
           <w:rPr>
             <w:rStyle w:val="af4"/>
             <w:noProof/>
           </w:rPr>
-          <w:t>2 Системное проектирование</w:t>
+          <w:t>1.7 Выбор средств контейнеризации и развертывания</w:t>
         </w:r>
         <w:r>
           <w:rPr>
@@ -641,7 +641,7 @@
             <w:noProof/>
             <w:webHidden/>
           </w:rPr>
-          <w:instrText xml:space="preserve"> PAGEREF _Toc223382406 \h </w:instrText>
+          <w:instrText xml:space="preserve"> PAGEREF _Toc223471449 \h </w:instrText>
         </w:r>
         <w:r>
           <w:rPr>
@@ -661,7 +661,7 @@
             <w:noProof/>
             <w:webHidden/>
           </w:rPr>
-          <w:t>19</w:t>
+          <w:t>17</w:t>
         </w:r>
         <w:r>
           <w:rPr>
@@ -685,13 +685,13 @@
           <w14:ligatures w14:val="standardContextual"/>
         </w:rPr>
       </w:pPr>
-      <w:hyperlink w:anchor="_Toc223382407" w:history="1">
+      <w:hyperlink w:anchor="_Toc223471450" w:history="1">
         <w:r>
           <w:rPr>
             <w:rStyle w:val="af4"/>
             <w:noProof/>
           </w:rPr>
-          <w:t>3 Функциональное проектирование</w:t>
+          <w:t>2 Системное проектирование</w:t>
         </w:r>
         <w:r>
           <w:rPr>
@@ -712,7 +712,7 @@
             <w:noProof/>
             <w:webHidden/>
           </w:rPr>
-          <w:instrText xml:space="preserve"> PAGEREF _Toc223382407 \h </w:instrText>
+          <w:instrText xml:space="preserve"> PAGEREF _Toc223471450 \h </w:instrText>
         </w:r>
         <w:r>
           <w:rPr>
@@ -732,7 +732,7 @@
             <w:noProof/>
             <w:webHidden/>
           </w:rPr>
-          <w:t>20</w:t>
+          <w:t>19</w:t>
         </w:r>
         <w:r>
           <w:rPr>
@@ -756,13 +756,67 @@
           <w14:ligatures w14:val="standardContextual"/>
         </w:rPr>
       </w:pPr>
-      <w:hyperlink w:anchor="_Toc223382408" w:history="1">
+      <w:hyperlink w:anchor="_Toc223471451" w:history="1">
         <w:r>
           <w:rPr>
             <w:rStyle w:val="af4"/>
             <w:noProof/>
-          </w:rPr>
-          <w:t>3.1 Подраздел</w:t>
+            <w:lang w:val="ru-RU"/>
+          </w:rPr>
+          <w:t>2</w:t>
+        </w:r>
+        <w:r>
+          <w:rPr>
+            <w:rStyle w:val="af4"/>
+            <w:noProof/>
+          </w:rPr>
+          <w:t>.</w:t>
+        </w:r>
+        <w:r>
+          <w:rPr>
+            <w:rStyle w:val="af4"/>
+            <w:noProof/>
+            <w:lang w:val="ru-RU"/>
+          </w:rPr>
+          <w:t>1</w:t>
+        </w:r>
+        <w:r>
+          <w:rPr>
+            <w:rStyle w:val="af4"/>
+            <w:noProof/>
+          </w:rPr>
+          <w:t> </w:t>
+        </w:r>
+        <w:r>
+          <w:rPr>
+            <w:rStyle w:val="af4"/>
+            <w:noProof/>
+            <w:lang w:val="ru-RU"/>
+          </w:rPr>
+          <w:t xml:space="preserve">Блок </w:t>
+        </w:r>
+        <w:r>
+          <w:rPr>
+            <w:rStyle w:val="af4"/>
+            <w:noProof/>
+            <w:lang w:val="en-US"/>
+          </w:rPr>
+          <w:t>API</w:t>
+        </w:r>
+        <w:r>
+          <w:rPr>
+            <w:rStyle w:val="af4"/>
+            <w:noProof/>
+          </w:rPr>
+          <w:t>-</w:t>
+        </w:r>
+        <w:r>
+          <w:rPr>
+            <w:rStyle w:val="af4"/>
+            <w:noProof/>
+            <w:lang w:val="ru-RU"/>
+          </w:rPr>
+          <w:t>шлюза</w:t>
         </w:r>
         <w:r>
           <w:rPr>
@@ -783,7 +837,7 @@
             <w:noProof/>
             <w:webHidden/>
           </w:rPr>
-          <w:instrText xml:space="preserve"> PAGEREF _Toc223382408 \h </w:instrText>
+          <w:instrText xml:space="preserve"> PAGEREF _Toc223471451 \h </w:instrText>
         </w:r>
         <w:r>
           <w:rPr>
@@ -803,7 +857,7 @@
             <w:noProof/>
             <w:webHidden/>
           </w:rPr>
-          <w:t>20</w:t>
+          <w:t>19</w:t>
         </w:r>
         <w:r>
           <w:rPr>
@@ -827,13 +881,44 @@
           <w14:ligatures w14:val="standardContextual"/>
         </w:rPr>
       </w:pPr>
-      <w:hyperlink w:anchor="_Toc223382409" w:history="1">
+      <w:hyperlink w:anchor="_Toc223471452" w:history="1">
         <w:r>
           <w:rPr>
             <w:rStyle w:val="af4"/>
             <w:noProof/>
-          </w:rPr>
-          <w:t>3.2 Подраздел</w:t>
+            <w:lang w:val="ru-RU"/>
+          </w:rPr>
+          <w:t>2</w:t>
+        </w:r>
+        <w:r>
+          <w:rPr>
+            <w:rStyle w:val="af4"/>
+            <w:noProof/>
+          </w:rPr>
+          <w:t>.</w:t>
+        </w:r>
+        <w:r>
+          <w:rPr>
+            <w:rStyle w:val="af4"/>
+            <w:noProof/>
+            <w:lang w:val="ru-RU"/>
+          </w:rPr>
+          <w:t>2</w:t>
+        </w:r>
+        <w:r>
+          <w:rPr>
+            <w:rStyle w:val="af4"/>
+            <w:noProof/>
+          </w:rPr>
+          <w:t> </w:t>
+        </w:r>
+        <w:r>
+          <w:rPr>
+            <w:rStyle w:val="af4"/>
+            <w:noProof/>
+            <w:lang w:val="ru-RU"/>
+          </w:rPr>
+          <w:t>Блок аутентификации и авторизации</w:t>
         </w:r>
         <w:r>
           <w:rPr>
@@ -854,7 +939,7 @@
             <w:noProof/>
             <w:webHidden/>
           </w:rPr>
-          <w:instrText xml:space="preserve"> PAGEREF _Toc223382409 \h </w:instrText>
+          <w:instrText xml:space="preserve"> PAGEREF _Toc223471452 \h </w:instrText>
         </w:r>
         <w:r>
           <w:rPr>
@@ -898,13 +983,44 @@
           <w14:ligatures w14:val="standardContextual"/>
         </w:rPr>
       </w:pPr>
-      <w:hyperlink w:anchor="_Toc223382410" w:history="1">
+      <w:hyperlink w:anchor="_Toc223471453" w:history="1">
         <w:r>
           <w:rPr>
             <w:rStyle w:val="af4"/>
             <w:noProof/>
-          </w:rPr>
-          <w:t>3.3 Подраздел</w:t>
+            <w:lang w:val="ru-RU"/>
+          </w:rPr>
+          <w:t>2</w:t>
+        </w:r>
+        <w:r>
+          <w:rPr>
+            <w:rStyle w:val="af4"/>
+            <w:noProof/>
+          </w:rPr>
+          <w:t>.</w:t>
+        </w:r>
+        <w:r>
+          <w:rPr>
+            <w:rStyle w:val="af4"/>
+            <w:noProof/>
+            <w:lang w:val="ru-RU"/>
+          </w:rPr>
+          <w:t>3</w:t>
+        </w:r>
+        <w:r>
+          <w:rPr>
+            <w:rStyle w:val="af4"/>
+            <w:noProof/>
+          </w:rPr>
+          <w:t> </w:t>
+        </w:r>
+        <w:r>
+          <w:rPr>
+            <w:rStyle w:val="af4"/>
+            <w:noProof/>
+            <w:lang w:val="ru-RU"/>
+          </w:rPr>
+          <w:t>Блок обнаружения сервисов</w:t>
         </w:r>
         <w:r>
           <w:rPr>
@@ -925,7 +1041,7 @@
             <w:noProof/>
             <w:webHidden/>
           </w:rPr>
-          <w:instrText xml:space="preserve"> PAGEREF _Toc223382410 \h </w:instrText>
+          <w:instrText xml:space="preserve"> PAGEREF _Toc223471453 \h </w:instrText>
         </w:r>
         <w:r>
           <w:rPr>
@@ -969,13 +1085,44 @@
           <w14:ligatures w14:val="standardContextual"/>
         </w:rPr>
       </w:pPr>
-      <w:hyperlink w:anchor="_Toc223382411" w:history="1">
+      <w:hyperlink w:anchor="_Toc223471454" w:history="1">
         <w:r>
           <w:rPr>
             <w:rStyle w:val="af4"/>
             <w:noProof/>
-          </w:rPr>
-          <w:t>3.4 Подраздел</w:t>
+            <w:lang w:val="ru-RU"/>
+          </w:rPr>
+          <w:t>2</w:t>
+        </w:r>
+        <w:r>
+          <w:rPr>
+            <w:rStyle w:val="af4"/>
+            <w:noProof/>
+          </w:rPr>
+          <w:t>.</w:t>
+        </w:r>
+        <w:r>
+          <w:rPr>
+            <w:rStyle w:val="af4"/>
+            <w:noProof/>
+            <w:lang w:val="ru-RU"/>
+          </w:rPr>
+          <w:t>4</w:t>
+        </w:r>
+        <w:r>
+          <w:rPr>
+            <w:rStyle w:val="af4"/>
+            <w:noProof/>
+          </w:rPr>
+          <w:t> </w:t>
+        </w:r>
+        <w:r>
+          <w:rPr>
+            <w:rStyle w:val="af4"/>
+            <w:noProof/>
+            <w:lang w:val="ru-RU"/>
+          </w:rPr>
+          <w:t>Блок базовых микросервисов</w:t>
         </w:r>
         <w:r>
           <w:rPr>
@@ -996,7 +1143,7 @@
             <w:noProof/>
             <w:webHidden/>
           </w:rPr>
-          <w:instrText xml:space="preserve"> PAGEREF _Toc223382411 \h </w:instrText>
+          <w:instrText xml:space="preserve"> PAGEREF _Toc223471454 \h </w:instrText>
         </w:r>
         <w:r>
           <w:rPr>
@@ -1016,7 +1163,7 @@
             <w:noProof/>
             <w:webHidden/>
           </w:rPr>
-          <w:t>20</w:t>
+          <w:t>21</w:t>
         </w:r>
         <w:r>
           <w:rPr>
@@ -1040,13 +1187,44 @@
           <w14:ligatures w14:val="standardContextual"/>
         </w:rPr>
       </w:pPr>
-      <w:hyperlink w:anchor="_Toc223382412" w:history="1">
+      <w:hyperlink w:anchor="_Toc223471455" w:history="1">
         <w:r>
           <w:rPr>
             <w:rStyle w:val="af4"/>
             <w:noProof/>
-          </w:rPr>
-          <w:t>3.5 Подраздел</w:t>
+            <w:lang w:val="ru-RU"/>
+          </w:rPr>
+          <w:t>2</w:t>
+        </w:r>
+        <w:r>
+          <w:rPr>
+            <w:rStyle w:val="af4"/>
+            <w:noProof/>
+          </w:rPr>
+          <w:t>.</w:t>
+        </w:r>
+        <w:r>
+          <w:rPr>
+            <w:rStyle w:val="af4"/>
+            <w:noProof/>
+            <w:lang w:val="ru-RU"/>
+          </w:rPr>
+          <w:t>5</w:t>
+        </w:r>
+        <w:r>
+          <w:rPr>
+            <w:rStyle w:val="af4"/>
+            <w:noProof/>
+          </w:rPr>
+          <w:t> </w:t>
+        </w:r>
+        <w:r>
+          <w:rPr>
+            <w:rStyle w:val="af4"/>
+            <w:noProof/>
+            <w:lang w:val="ru-RU"/>
+          </w:rPr>
+          <w:t>Блок брокера сообщений</w:t>
         </w:r>
         <w:r>
           <w:rPr>
@@ -1067,7 +1245,7 @@
             <w:noProof/>
             <w:webHidden/>
           </w:rPr>
-          <w:instrText xml:space="preserve"> PAGEREF _Toc223382412 \h </w:instrText>
+          <w:instrText xml:space="preserve"> PAGEREF _Toc223471455 \h </w:instrText>
         </w:r>
         <w:r>
           <w:rPr>
@@ -1087,7 +1265,7 @@
             <w:noProof/>
             <w:webHidden/>
           </w:rPr>
-          <w:t>20</w:t>
+          <w:t>21</w:t>
         </w:r>
         <w:r>
           <w:rPr>
@@ -1111,13 +1289,44 @@
           <w14:ligatures w14:val="standardContextual"/>
         </w:rPr>
       </w:pPr>
-      <w:hyperlink w:anchor="_Toc223382413" w:history="1">
+      <w:hyperlink w:anchor="_Toc223471456" w:history="1">
         <w:r>
           <w:rPr>
             <w:rStyle w:val="af4"/>
             <w:noProof/>
-          </w:rPr>
-          <w:t>3.6 Подраздел</w:t>
+            <w:lang w:val="ru-RU"/>
+          </w:rPr>
+          <w:t>2</w:t>
+        </w:r>
+        <w:r>
+          <w:rPr>
+            <w:rStyle w:val="af4"/>
+            <w:noProof/>
+          </w:rPr>
+          <w:t>.</w:t>
+        </w:r>
+        <w:r>
+          <w:rPr>
+            <w:rStyle w:val="af4"/>
+            <w:noProof/>
+            <w:lang w:val="ru-RU"/>
+          </w:rPr>
+          <w:t>6</w:t>
+        </w:r>
+        <w:r>
+          <w:rPr>
+            <w:rStyle w:val="af4"/>
+            <w:noProof/>
+          </w:rPr>
+          <w:t> </w:t>
+        </w:r>
+        <w:r>
+          <w:rPr>
+            <w:rStyle w:val="af4"/>
+            <w:noProof/>
+            <w:lang w:val="ru-RU"/>
+          </w:rPr>
+          <w:t>Блок мониторинга и наблюдаемости</w:t>
         </w:r>
         <w:r>
           <w:rPr>
@@ -1138,7 +1347,7 @@
             <w:noProof/>
             <w:webHidden/>
           </w:rPr>
-          <w:instrText xml:space="preserve"> PAGEREF _Toc223382413 \h </w:instrText>
+          <w:instrText xml:space="preserve"> PAGEREF _Toc223471456 \h </w:instrText>
         </w:r>
         <w:r>
           <w:rPr>
@@ -1158,7 +1367,7 @@
             <w:noProof/>
             <w:webHidden/>
           </w:rPr>
-          <w:t>20</w:t>
+          <w:t>22</w:t>
         </w:r>
         <w:r>
           <w:rPr>
@@ -1182,13 +1391,44 @@
           <w14:ligatures w14:val="standardContextual"/>
         </w:rPr>
       </w:pPr>
-      <w:hyperlink w:anchor="_Toc223382414" w:history="1">
+      <w:hyperlink w:anchor="_Toc223471457" w:history="1">
         <w:r>
           <w:rPr>
             <w:rStyle w:val="af4"/>
             <w:noProof/>
-          </w:rPr>
-          <w:t>3.7 Подраздел</w:t>
+            <w:lang w:val="ru-RU"/>
+          </w:rPr>
+          <w:t>2</w:t>
+        </w:r>
+        <w:r>
+          <w:rPr>
+            <w:rStyle w:val="af4"/>
+            <w:noProof/>
+          </w:rPr>
+          <w:t>.</w:t>
+        </w:r>
+        <w:r>
+          <w:rPr>
+            <w:rStyle w:val="af4"/>
+            <w:noProof/>
+            <w:lang w:val="ru-RU"/>
+          </w:rPr>
+          <w:t>7</w:t>
+        </w:r>
+        <w:r>
+          <w:rPr>
+            <w:rStyle w:val="af4"/>
+            <w:noProof/>
+          </w:rPr>
+          <w:t> </w:t>
+        </w:r>
+        <w:r>
+          <w:rPr>
+            <w:rStyle w:val="af4"/>
+            <w:noProof/>
+            <w:lang w:val="ru-RU"/>
+          </w:rPr>
+          <w:t>Блок баз данных</w:t>
         </w:r>
         <w:r>
           <w:rPr>
@@ -1209,7 +1449,7 @@
             <w:noProof/>
             <w:webHidden/>
           </w:rPr>
-          <w:instrText xml:space="preserve"> PAGEREF _Toc223382414 \h </w:instrText>
+          <w:instrText xml:space="preserve"> PAGEREF _Toc223471457 \h </w:instrText>
         </w:r>
         <w:r>
           <w:rPr>
@@ -1229,7 +1469,7 @@
             <w:noProof/>
             <w:webHidden/>
           </w:rPr>
-          <w:t>20</w:t>
+          <w:t>22</w:t>
         </w:r>
         <w:r>
           <w:rPr>
@@ -1253,13 +1493,60 @@
           <w14:ligatures w14:val="standardContextual"/>
         </w:rPr>
       </w:pPr>
-      <w:hyperlink w:anchor="_Toc223382415" w:history="1">
+      <w:hyperlink w:anchor="_Toc223471458" w:history="1">
         <w:r>
           <w:rPr>
             <w:rStyle w:val="af4"/>
             <w:noProof/>
-          </w:rPr>
-          <w:t>3.8 Подраздел</w:t>
+            <w:lang w:val="ru-RU"/>
+          </w:rPr>
+          <w:t>2</w:t>
+        </w:r>
+        <w:r>
+          <w:rPr>
+            <w:rStyle w:val="af4"/>
+            <w:noProof/>
+          </w:rPr>
+          <w:t>.</w:t>
+        </w:r>
+        <w:r>
+          <w:rPr>
+            <w:rStyle w:val="af4"/>
+            <w:noProof/>
+            <w:lang w:val="ru-RU"/>
+          </w:rPr>
+          <w:t>8</w:t>
+        </w:r>
+        <w:r>
+          <w:rPr>
+            <w:rStyle w:val="af4"/>
+            <w:noProof/>
+          </w:rPr>
+          <w:t> </w:t>
+        </w:r>
+        <w:r>
+          <w:rPr>
+            <w:rStyle w:val="af4"/>
+            <w:noProof/>
+            <w:lang w:val="ru-RU"/>
+          </w:rPr>
+          <w:t>Блок кэширо</w:t>
+        </w:r>
+        <w:r>
+          <w:rPr>
+            <w:rStyle w:val="af4"/>
+            <w:noProof/>
+            <w:lang w:val="ru-RU"/>
+          </w:rPr>
+          <w:t>в</w:t>
+        </w:r>
+        <w:r>
+          <w:rPr>
+            <w:rStyle w:val="af4"/>
+            <w:noProof/>
+            <w:lang w:val="ru-RU"/>
+          </w:rPr>
+          <w:t>ания</w:t>
         </w:r>
         <w:r>
           <w:rPr>
@@ -1280,7 +1567,7 @@
             <w:noProof/>
             <w:webHidden/>
           </w:rPr>
-          <w:instrText xml:space="preserve"> PAGEREF _Toc223382415 \h </w:instrText>
+          <w:instrText xml:space="preserve"> PAGEREF _Toc223471458 \h </w:instrText>
         </w:r>
         <w:r>
           <w:rPr>
@@ -1300,7 +1587,7 @@
             <w:noProof/>
             <w:webHidden/>
           </w:rPr>
-          <w:t>20</w:t>
+          <w:t>23</w:t>
         </w:r>
         <w:r>
           <w:rPr>
@@ -1324,13 +1611,13 @@
           <w14:ligatures w14:val="standardContextual"/>
         </w:rPr>
       </w:pPr>
-      <w:hyperlink w:anchor="_Toc223382416" w:history="1">
+      <w:hyperlink w:anchor="_Toc223471459" w:history="1">
         <w:r>
           <w:rPr>
             <w:rStyle w:val="af4"/>
             <w:noProof/>
           </w:rPr>
-          <w:t>4 Разработка программных модулей</w:t>
+          <w:t>3 Функциональное проектирование</w:t>
         </w:r>
         <w:r>
           <w:rPr>
@@ -1351,7 +1638,7 @@
             <w:noProof/>
             <w:webHidden/>
           </w:rPr>
-          <w:instrText xml:space="preserve"> PAGEREF _Toc223382416 \h </w:instrText>
+          <w:instrText xml:space="preserve"> PAGEREF _Toc223471459 \h </w:instrText>
         </w:r>
         <w:r>
           <w:rPr>
@@ -1371,7 +1658,7 @@
             <w:noProof/>
             <w:webHidden/>
           </w:rPr>
-          <w:t>21</w:t>
+          <w:t>24</w:t>
         </w:r>
         <w:r>
           <w:rPr>
@@ -1395,13 +1682,13 @@
           <w14:ligatures w14:val="standardContextual"/>
         </w:rPr>
       </w:pPr>
-      <w:hyperlink w:anchor="_Toc223382417" w:history="1">
+      <w:hyperlink w:anchor="_Toc223471460" w:history="1">
         <w:r>
           <w:rPr>
             <w:rStyle w:val="af4"/>
             <w:noProof/>
           </w:rPr>
-          <w:t>5 Программа и методика испытаний</w:t>
+          <w:t>4 Разработка программных модулей</w:t>
         </w:r>
         <w:r>
           <w:rPr>
@@ -1422,7 +1709,7 @@
             <w:noProof/>
             <w:webHidden/>
           </w:rPr>
-          <w:instrText xml:space="preserve"> PAGEREF _Toc223382417 \h </w:instrText>
+          <w:instrText xml:space="preserve"> PAGEREF _Toc223471460 \h </w:instrText>
         </w:r>
         <w:r>
           <w:rPr>
@@ -1442,7 +1729,7 @@
             <w:noProof/>
             <w:webHidden/>
           </w:rPr>
-          <w:t>22</w:t>
+          <w:t>25</w:t>
         </w:r>
         <w:r>
           <w:rPr>
@@ -1455,7 +1742,7 @@
     </w:p>
     <w:p>
       <w:pPr>
-        <w:pStyle w:val="21"/>
+        <w:pStyle w:val="15"/>
         <w:rPr>
           <w:rFonts w:asciiTheme="minorHAnsi" w:eastAsiaTheme="minorEastAsia" w:hAnsiTheme="minorHAnsi" w:cstheme="minorBidi"/>
           <w:noProof/>
@@ -1466,13 +1753,13 @@
           <w14:ligatures w14:val="standardContextual"/>
         </w:rPr>
       </w:pPr>
-      <w:hyperlink w:anchor="_Toc223382418" w:history="1">
+      <w:hyperlink w:anchor="_Toc223471461" w:history="1">
         <w:r>
           <w:rPr>
             <w:rStyle w:val="af4"/>
             <w:noProof/>
           </w:rPr>
-          <w:t>5.1 Подраздел</w:t>
+          <w:t>5 Программа и методика испытаний</w:t>
         </w:r>
         <w:r>
           <w:rPr>
@@ -1493,7 +1780,7 @@
             <w:noProof/>
             <w:webHidden/>
           </w:rPr>
-          <w:instrText xml:space="preserve"> PAGEREF _Toc223382418 \h </w:instrText>
+          <w:instrText xml:space="preserve"> PAGEREF _Toc223471461 \h </w:instrText>
         </w:r>
         <w:r>
           <w:rPr>
@@ -1513,7 +1800,7 @@
             <w:noProof/>
             <w:webHidden/>
           </w:rPr>
-          <w:t>22</w:t>
+          <w:t>26</w:t>
         </w:r>
         <w:r>
           <w:rPr>
@@ -1526,7 +1813,7 @@
     </w:p>
     <w:p>
       <w:pPr>
-        <w:pStyle w:val="21"/>
+        <w:pStyle w:val="15"/>
         <w:rPr>
           <w:rFonts w:asciiTheme="minorHAnsi" w:eastAsiaTheme="minorEastAsia" w:hAnsiTheme="minorHAnsi" w:cstheme="minorBidi"/>
           <w:noProof/>
@@ -1537,13 +1824,13 @@
           <w14:ligatures w14:val="standardContextual"/>
         </w:rPr>
       </w:pPr>
-      <w:hyperlink w:anchor="_Toc223382419" w:history="1">
+      <w:hyperlink w:anchor="_Toc223471462" w:history="1">
         <w:r>
           <w:rPr>
             <w:rStyle w:val="af4"/>
             <w:noProof/>
           </w:rPr>
-          <w:t>5.2 Подраздел</w:t>
+          <w:t>6 Руководство пользователя</w:t>
         </w:r>
         <w:r>
           <w:rPr>
@@ -1564,7 +1851,7 @@
             <w:noProof/>
             <w:webHidden/>
           </w:rPr>
-          <w:instrText xml:space="preserve"> PAGEREF _Toc223382419 \h </w:instrText>
+          <w:instrText xml:space="preserve"> PAGEREF _Toc223471462 \h </w:instrText>
         </w:r>
         <w:r>
           <w:rPr>
@@ -1584,7 +1871,7 @@
             <w:noProof/>
             <w:webHidden/>
           </w:rPr>
-          <w:t>22</w:t>
+          <w:t>27</w:t>
         </w:r>
         <w:r>
           <w:rPr>
@@ -1597,7 +1884,7 @@
     </w:p>
     <w:p>
       <w:pPr>
-        <w:pStyle w:val="21"/>
+        <w:pStyle w:val="15"/>
         <w:rPr>
           <w:rFonts w:asciiTheme="minorHAnsi" w:eastAsiaTheme="minorEastAsia" w:hAnsiTheme="minorHAnsi" w:cstheme="minorBidi"/>
           <w:noProof/>
@@ -1608,13 +1895,13 @@
           <w14:ligatures w14:val="standardContextual"/>
         </w:rPr>
       </w:pPr>
-      <w:hyperlink w:anchor="_Toc223382420" w:history="1">
+      <w:hyperlink w:anchor="_Toc223471463" w:history="1">
         <w:r>
           <w:rPr>
             <w:rStyle w:val="af4"/>
             <w:noProof/>
           </w:rPr>
-          <w:t>5.3 Подраздел</w:t>
+          <w:t>7 Технико-экономическое обоснование разработки и реализации на рынке ххххххх</w:t>
         </w:r>
         <w:r>
           <w:rPr>
@@ -1635,7 +1922,7 @@
             <w:noProof/>
             <w:webHidden/>
           </w:rPr>
-          <w:instrText xml:space="preserve"> PAGEREF _Toc223382420 \h </w:instrText>
+          <w:instrText xml:space="preserve"> PAGEREF _Toc223471463 \h </w:instrText>
         </w:r>
         <w:r>
           <w:rPr>
@@ -1655,7 +1942,7 @@
             <w:noProof/>
             <w:webHidden/>
           </w:rPr>
-          <w:t>22</w:t>
+          <w:t>28</w:t>
         </w:r>
         <w:r>
           <w:rPr>
@@ -1679,13 +1966,13 @@
           <w14:ligatures w14:val="standardContextual"/>
         </w:rPr>
       </w:pPr>
-      <w:hyperlink w:anchor="_Toc223382421" w:history="1">
+      <w:hyperlink w:anchor="_Toc223471464" w:history="1">
         <w:r>
           <w:rPr>
             <w:rStyle w:val="af4"/>
             <w:noProof/>
           </w:rPr>
-          <w:t>6 Руководство пользователя</w:t>
+          <w:t>Заключение</w:t>
         </w:r>
         <w:r>
           <w:rPr>
@@ -1706,7 +1993,7 @@
             <w:noProof/>
             <w:webHidden/>
           </w:rPr>
-          <w:instrText xml:space="preserve"> PAGEREF _Toc223382421 \h </w:instrText>
+          <w:instrText xml:space="preserve"> PAGEREF _Toc223471464 \h </w:instrText>
         </w:r>
         <w:r>
           <w:rPr>
@@ -1726,7 +2013,7 @@
             <w:noProof/>
             <w:webHidden/>
           </w:rPr>
-          <w:t>23</w:t>
+          <w:t>29</w:t>
         </w:r>
         <w:r>
           <w:rPr>
@@ -1739,7 +2026,7 @@
     </w:p>
     <w:p>
       <w:pPr>
-        <w:pStyle w:val="21"/>
+        <w:pStyle w:val="15"/>
         <w:rPr>
           <w:rFonts w:asciiTheme="minorHAnsi" w:eastAsiaTheme="minorEastAsia" w:hAnsiTheme="minorHAnsi" w:cstheme="minorBidi"/>
           <w:noProof/>
@@ -1750,13 +2037,13 @@
           <w14:ligatures w14:val="standardContextual"/>
         </w:rPr>
       </w:pPr>
-      <w:hyperlink w:anchor="_Toc223382422" w:history="1">
+      <w:hyperlink w:anchor="_Toc223471465" w:history="1">
         <w:r>
           <w:rPr>
             <w:rStyle w:val="af4"/>
             <w:noProof/>
           </w:rPr>
-          <w:t>6.1 Подраздел</w:t>
+          <w:t>Список использованных источников</w:t>
         </w:r>
         <w:r>
           <w:rPr>
@@ -1777,7 +2064,7 @@
             <w:noProof/>
             <w:webHidden/>
           </w:rPr>
-          <w:instrText xml:space="preserve"> PAGEREF _Toc223382422 \h </w:instrText>
+          <w:instrText xml:space="preserve"> PAGEREF _Toc223471465 \h </w:instrText>
         </w:r>
         <w:r>
           <w:rPr>
@@ -1797,7 +2084,7 @@
             <w:noProof/>
             <w:webHidden/>
           </w:rPr>
-          <w:t>23</w:t>
+          <w:t>30</w:t>
         </w:r>
         <w:r>
           <w:rPr>
@@ -1810,7 +2097,7 @@
     </w:p>
     <w:p>
       <w:pPr>
-        <w:pStyle w:val="21"/>
+        <w:pStyle w:val="15"/>
         <w:rPr>
           <w:rFonts w:asciiTheme="minorHAnsi" w:eastAsiaTheme="minorEastAsia" w:hAnsiTheme="minorHAnsi" w:cstheme="minorBidi"/>
           <w:noProof/>
@@ -1821,13 +2108,13 @@
           <w14:ligatures w14:val="standardContextual"/>
         </w:rPr>
       </w:pPr>
-      <w:hyperlink w:anchor="_Toc223382423" w:history="1">
+      <w:hyperlink w:anchor="_Toc223471466" w:history="1">
         <w:r>
           <w:rPr>
             <w:rStyle w:val="af4"/>
             <w:noProof/>
           </w:rPr>
-          <w:t>6.2 Подраздел</w:t>
+          <w:t>Приложение А</w:t>
         </w:r>
         <w:r>
           <w:rPr>
@@ -1848,7 +2135,7 @@
             <w:noProof/>
             <w:webHidden/>
           </w:rPr>
-          <w:instrText xml:space="preserve"> PAGEREF _Toc223382423 \h </w:instrText>
+          <w:instrText xml:space="preserve"> PAGEREF _Toc223471466 \h </w:instrText>
         </w:r>
         <w:r>
           <w:rPr>
@@ -1868,7 +2155,7 @@
             <w:noProof/>
             <w:webHidden/>
           </w:rPr>
-          <w:t>23</w:t>
+          <w:t>32</w:t>
         </w:r>
         <w:r>
           <w:rPr>
@@ -1881,7 +2168,7 @@
     </w:p>
     <w:p>
       <w:pPr>
-        <w:pStyle w:val="21"/>
+        <w:pStyle w:val="15"/>
         <w:rPr>
           <w:rFonts w:asciiTheme="minorHAnsi" w:eastAsiaTheme="minorEastAsia" w:hAnsiTheme="minorHAnsi" w:cstheme="minorBidi"/>
           <w:noProof/>
@@ -1892,13 +2179,13 @@
           <w14:ligatures w14:val="standardContextual"/>
         </w:rPr>
       </w:pPr>
-      <w:hyperlink w:anchor="_Toc223382424" w:history="1">
+      <w:hyperlink w:anchor="_Toc223471467" w:history="1">
         <w:r>
           <w:rPr>
             <w:rStyle w:val="af4"/>
             <w:noProof/>
           </w:rPr>
-          <w:t>6.3 Подраздел</w:t>
+          <w:t>Приложение Б</w:t>
         </w:r>
         <w:r>
           <w:rPr>
@@ -1919,7 +2206,7 @@
             <w:noProof/>
             <w:webHidden/>
           </w:rPr>
-          <w:instrText xml:space="preserve"> PAGEREF _Toc223382424 \h </w:instrText>
+          <w:instrText xml:space="preserve"> PAGEREF _Toc223471467 \h </w:instrText>
         </w:r>
         <w:r>
           <w:rPr>
@@ -1939,7 +2226,7 @@
             <w:noProof/>
             <w:webHidden/>
           </w:rPr>
-          <w:t>23</w:t>
+          <w:t>33</w:t>
         </w:r>
         <w:r>
           <w:rPr>
@@ -1963,13 +2250,13 @@
           <w14:ligatures w14:val="standardContextual"/>
         </w:rPr>
       </w:pPr>
-      <w:hyperlink w:anchor="_Toc223382425" w:history="1">
+      <w:hyperlink w:anchor="_Toc223471468" w:history="1">
         <w:r>
           <w:rPr>
             <w:rStyle w:val="af4"/>
             <w:noProof/>
           </w:rPr>
-          <w:t>7 Технико-экономическое обоснование разработки и реализации на рынке ххххххх</w:t>
+          <w:t>Приложение В</w:t>
         </w:r>
         <w:r>
           <w:rPr>
@@ -1990,7 +2277,7 @@
             <w:noProof/>
             <w:webHidden/>
           </w:rPr>
-          <w:instrText xml:space="preserve"> PAGEREF _Toc223382425 \h </w:instrText>
+          <w:instrText xml:space="preserve"> PAGEREF _Toc223471468 \h </w:instrText>
         </w:r>
         <w:r>
           <w:rPr>
@@ -2010,362 +2297,7 @@
             <w:noProof/>
             <w:webHidden/>
           </w:rPr>
-          <w:t>24</w:t>
-        </w:r>
-        <w:r>
-          <w:rPr>
-            <w:noProof/>
-            <w:webHidden/>
-          </w:rPr>
-          <w:fldChar w:fldCharType="end"/>
-        </w:r>
-      </w:hyperlink>
-    </w:p>
-    <w:p>
-      <w:pPr>
-        <w:pStyle w:val="21"/>
-        <w:rPr>
-          <w:rFonts w:asciiTheme="minorHAnsi" w:eastAsiaTheme="minorEastAsia" w:hAnsiTheme="minorHAnsi" w:cstheme="minorBidi"/>
-          <w:noProof/>
-          <w:kern w:val="2"/>
-          <w:sz w:val="24"/>
-          <w:szCs w:val="24"/>
-          <w:lang w:val="ru-BY" w:eastAsia="ru-BY"/>
-          <w14:ligatures w14:val="standardContextual"/>
-        </w:rPr>
-      </w:pPr>
-      <w:hyperlink w:anchor="_Toc223382426" w:history="1">
-        <w:r>
-          <w:rPr>
-            <w:rStyle w:val="af4"/>
-            <w:noProof/>
-          </w:rPr>
-          <w:t>7.1 Подраздел</w:t>
-        </w:r>
-        <w:r>
-          <w:rPr>
-            <w:noProof/>
-            <w:webHidden/>
-          </w:rPr>
-          <w:tab/>
-        </w:r>
-        <w:r>
-          <w:rPr>
-            <w:noProof/>
-            <w:webHidden/>
-          </w:rPr>
-          <w:fldChar w:fldCharType="begin"/>
-        </w:r>
-        <w:r>
-          <w:rPr>
-            <w:noProof/>
-            <w:webHidden/>
-          </w:rPr>
-          <w:instrText xml:space="preserve"> PAGEREF _Toc223382426 \h </w:instrText>
-        </w:r>
-        <w:r>
-          <w:rPr>
-            <w:noProof/>
-            <w:webHidden/>
-          </w:rPr>
-        </w:r>
-        <w:r>
-          <w:rPr>
-            <w:noProof/>
-            <w:webHidden/>
-          </w:rPr>
-          <w:fldChar w:fldCharType="separate"/>
-        </w:r>
-        <w:r>
-          <w:rPr>
-            <w:noProof/>
-            <w:webHidden/>
-          </w:rPr>
-          <w:t>24</w:t>
-        </w:r>
-        <w:r>
-          <w:rPr>
-            <w:noProof/>
-            <w:webHidden/>
-          </w:rPr>
-          <w:fldChar w:fldCharType="end"/>
-        </w:r>
-      </w:hyperlink>
-    </w:p>
-    <w:p>
-      <w:pPr>
-        <w:pStyle w:val="21"/>
-        <w:rPr>
-          <w:rFonts w:asciiTheme="minorHAnsi" w:eastAsiaTheme="minorEastAsia" w:hAnsiTheme="minorHAnsi" w:cstheme="minorBidi"/>
-          <w:noProof/>
-          <w:kern w:val="2"/>
-          <w:sz w:val="24"/>
-          <w:szCs w:val="24"/>
-          <w:lang w:val="ru-BY" w:eastAsia="ru-BY"/>
-          <w14:ligatures w14:val="standardContextual"/>
-        </w:rPr>
-      </w:pPr>
-      <w:hyperlink w:anchor="_Toc223382427" w:history="1">
-        <w:r>
-          <w:rPr>
-            <w:rStyle w:val="af4"/>
-            <w:noProof/>
-          </w:rPr>
-          <w:t>7.2 Подраздел</w:t>
-        </w:r>
-        <w:r>
-          <w:rPr>
-            <w:noProof/>
-            <w:webHidden/>
-          </w:rPr>
-          <w:tab/>
-        </w:r>
-        <w:r>
-          <w:rPr>
-            <w:noProof/>
-            <w:webHidden/>
-          </w:rPr>
-          <w:fldChar w:fldCharType="begin"/>
-        </w:r>
-        <w:r>
-          <w:rPr>
-            <w:noProof/>
-            <w:webHidden/>
-          </w:rPr>
-          <w:instrText xml:space="preserve"> PAGEREF _Toc223382427 \h </w:instrText>
-        </w:r>
-        <w:r>
-          <w:rPr>
-            <w:noProof/>
-            <w:webHidden/>
-          </w:rPr>
-        </w:r>
-        <w:r>
-          <w:rPr>
-            <w:noProof/>
-            <w:webHidden/>
-          </w:rPr>
-          <w:fldChar w:fldCharType="separate"/>
-        </w:r>
-        <w:r>
-          <w:rPr>
-            <w:noProof/>
-            <w:webHidden/>
-          </w:rPr>
-          <w:t>24</w:t>
-        </w:r>
-        <w:r>
-          <w:rPr>
-            <w:noProof/>
-            <w:webHidden/>
-          </w:rPr>
-          <w:fldChar w:fldCharType="end"/>
-        </w:r>
-      </w:hyperlink>
-    </w:p>
-    <w:p>
-      <w:pPr>
-        <w:pStyle w:val="21"/>
-        <w:rPr>
-          <w:rFonts w:asciiTheme="minorHAnsi" w:eastAsiaTheme="minorEastAsia" w:hAnsiTheme="minorHAnsi" w:cstheme="minorBidi"/>
-          <w:noProof/>
-          <w:kern w:val="2"/>
-          <w:sz w:val="24"/>
-          <w:szCs w:val="24"/>
-          <w:lang w:val="ru-BY" w:eastAsia="ru-BY"/>
-          <w14:ligatures w14:val="standardContextual"/>
-        </w:rPr>
-      </w:pPr>
-      <w:hyperlink w:anchor="_Toc223382428" w:history="1">
-        <w:r>
-          <w:rPr>
-            <w:rStyle w:val="af4"/>
-            <w:noProof/>
-          </w:rPr>
-          <w:t>7.3 Подраздел</w:t>
-        </w:r>
-        <w:r>
-          <w:rPr>
-            <w:noProof/>
-            <w:webHidden/>
-          </w:rPr>
-          <w:tab/>
-        </w:r>
-        <w:r>
-          <w:rPr>
-            <w:noProof/>
-            <w:webHidden/>
-          </w:rPr>
-          <w:fldChar w:fldCharType="begin"/>
-        </w:r>
-        <w:r>
-          <w:rPr>
-            <w:noProof/>
-            <w:webHidden/>
-          </w:rPr>
-          <w:instrText xml:space="preserve"> PAGEREF _Toc223382428 \h </w:instrText>
-        </w:r>
-        <w:r>
-          <w:rPr>
-            <w:noProof/>
-            <w:webHidden/>
-          </w:rPr>
-        </w:r>
-        <w:r>
-          <w:rPr>
-            <w:noProof/>
-            <w:webHidden/>
-          </w:rPr>
-          <w:fldChar w:fldCharType="separate"/>
-        </w:r>
-        <w:r>
-          <w:rPr>
-            <w:noProof/>
-            <w:webHidden/>
-          </w:rPr>
-          <w:t>24</w:t>
-        </w:r>
-        <w:r>
-          <w:rPr>
-            <w:noProof/>
-            <w:webHidden/>
-          </w:rPr>
-          <w:fldChar w:fldCharType="end"/>
-        </w:r>
-      </w:hyperlink>
-    </w:p>
-    <w:p>
-      <w:pPr>
-        <w:pStyle w:val="21"/>
-        <w:rPr>
-          <w:rFonts w:asciiTheme="minorHAnsi" w:eastAsiaTheme="minorEastAsia" w:hAnsiTheme="minorHAnsi" w:cstheme="minorBidi"/>
-          <w:noProof/>
-          <w:kern w:val="2"/>
-          <w:sz w:val="24"/>
-          <w:szCs w:val="24"/>
-          <w:lang w:val="ru-BY" w:eastAsia="ru-BY"/>
-          <w14:ligatures w14:val="standardContextual"/>
-        </w:rPr>
-      </w:pPr>
-      <w:hyperlink w:anchor="_Toc223382429" w:history="1">
-        <w:r>
-          <w:rPr>
-            <w:rStyle w:val="af4"/>
-            <w:noProof/>
-          </w:rPr>
-          <w:t>7.4 Подраздел</w:t>
-        </w:r>
-        <w:r>
-          <w:rPr>
-            <w:noProof/>
-            <w:webHidden/>
-          </w:rPr>
-          <w:tab/>
-        </w:r>
-        <w:r>
-          <w:rPr>
-            <w:noProof/>
-            <w:webHidden/>
-          </w:rPr>
-          <w:fldChar w:fldCharType="begin"/>
-        </w:r>
-        <w:r>
-          <w:rPr>
-            <w:noProof/>
-            <w:webHidden/>
-          </w:rPr>
-          <w:instrText xml:space="preserve"> PAGEREF _Toc223382429 \h </w:instrText>
-        </w:r>
-        <w:r>
-          <w:rPr>
-            <w:noProof/>
-            <w:webHidden/>
-          </w:rPr>
-        </w:r>
-        <w:r>
-          <w:rPr>
-            <w:noProof/>
-            <w:webHidden/>
-          </w:rPr>
-          <w:fldChar w:fldCharType="separate"/>
-        </w:r>
-        <w:r>
-          <w:rPr>
-            <w:noProof/>
-            <w:webHidden/>
-          </w:rPr>
-          <w:t>24</w:t>
-        </w:r>
-        <w:r>
-          <w:rPr>
-            <w:noProof/>
-            <w:webHidden/>
-          </w:rPr>
-          <w:fldChar w:fldCharType="end"/>
-        </w:r>
-      </w:hyperlink>
-    </w:p>
-    <w:p>
-      <w:pPr>
-        <w:pStyle w:val="21"/>
-        <w:rPr>
-          <w:rFonts w:asciiTheme="minorHAnsi" w:eastAsiaTheme="minorEastAsia" w:hAnsiTheme="minorHAnsi" w:cstheme="minorBidi"/>
-          <w:noProof/>
-          <w:kern w:val="2"/>
-          <w:sz w:val="24"/>
-          <w:szCs w:val="24"/>
-          <w:lang w:val="ru-BY" w:eastAsia="ru-BY"/>
-          <w14:ligatures w14:val="standardContextual"/>
-        </w:rPr>
-      </w:pPr>
-      <w:hyperlink w:anchor="_Toc223382430" w:history="1">
-        <w:r>
-          <w:rPr>
-            <w:rStyle w:val="af4"/>
-            <w:noProof/>
-          </w:rPr>
-          <w:t>7.5 Подраздел</w:t>
-        </w:r>
-        <w:r>
-          <w:rPr>
-            <w:noProof/>
-            <w:webHidden/>
-          </w:rPr>
-          <w:tab/>
-        </w:r>
-        <w:r>
-          <w:rPr>
-            <w:noProof/>
-            <w:webHidden/>
-          </w:rPr>
-          <w:fldChar w:fldCharType="begin"/>
-        </w:r>
-        <w:r>
-          <w:rPr>
-            <w:noProof/>
-            <w:webHidden/>
-          </w:rPr>
-          <w:instrText xml:space="preserve"> PAGEREF _Toc223382430 \h </w:instrText>
-        </w:r>
-        <w:r>
-          <w:rPr>
-            <w:noProof/>
-            <w:webHidden/>
-          </w:rPr>
-        </w:r>
-        <w:r>
-          <w:rPr>
-            <w:noProof/>
-            <w:webHidden/>
-          </w:rPr>
-          <w:fldChar w:fldCharType="separate"/>
-        </w:r>
-        <w:r>
-          <w:rPr>
-            <w:noProof/>
-            <w:webHidden/>
-          </w:rPr>
-          <w:t>24</w:t>
+          <w:t>34</w:t>
         </w:r>
         <w:r>
           <w:rPr>
@@ -2402,34 +2334,19 @@
     </w:p>
     <w:p>
       <w:pPr>
-        <w:pBdr>
-          <w:top w:val="nil"/>
-          <w:left w:val="nil"/>
-          <w:bottom w:val="nil"/>
-          <w:right w:val="nil"/>
-          <w:between w:val="nil"/>
-        </w:pBdr>
+        <w:pStyle w:val="1"/>
+        <w:ind w:left="0" w:firstLine="0"/>
         <w:jc w:val="center"/>
-        <w:rPr>
-          <w:b/>
-          <w:bCs/>
-          <w:smallCaps/>
-          <w:color w:val="000000"/>
-        </w:rPr>
       </w:pPr>
       <w:r>
         <w:br w:type="page"/>
       </w:r>
-      <w:r>
-        <w:rPr>
-          <w:b/>
-          <w:bCs/>
-          <w:smallCaps/>
-          <w:color w:val="000000"/>
-        </w:rPr>
+      <w:bookmarkStart w:id="0" w:name="_Toc223471441"/>
+      <w:r>
         <w:lastRenderedPageBreak/>
         <w:t>Введение</w:t>
       </w:r>
+      <w:bookmarkEnd w:id="0"/>
     </w:p>
     <w:p>
       <w:pPr>
@@ -2529,22 +2446,12 @@
       <w:r>
         <w:t xml:space="preserve">Целью дипломного проектирования является разработка и </w:t>
       </w:r>
-      <w:proofErr w:type="spellStart"/>
-      <w:r>
-        <w:t>разв</w:t>
-      </w:r>
-      <w:proofErr w:type="spellEnd"/>
-      <w:r>
-        <w:rPr>
-          <w:lang w:val="ru-RU"/>
-        </w:rPr>
-        <w:t>е</w:t>
-      </w:r>
-      <w:proofErr w:type="spellStart"/>
-      <w:r>
-        <w:t>ртывание</w:t>
-      </w:r>
-      <w:proofErr w:type="spellEnd"/>
+      <w:r>
+        <w:rPr>
+          <w:lang w:val="ru-RU"/>
+        </w:rPr>
+        <w:t>развертывание</w:t>
+      </w:r>
       <w:r>
         <w:t xml:space="preserve"> инфраструктуры для </w:t>
       </w:r>
@@ -2759,19 +2666,14 @@
       <w:r>
         <w:t xml:space="preserve"> (</w:t>
       </w:r>
-      <w:proofErr w:type="spellStart"/>
-      <w:r>
-        <w:t>отч</w:t>
-      </w:r>
-      <w:proofErr w:type="spellEnd"/>
-      <w:r>
-        <w:rPr>
-          <w:lang w:val="ru-RU"/>
-        </w:rPr>
-        <w:t>е</w:t>
-      </w:r>
-      <w:r>
-        <w:t>т о проверке на заимствования прилагается).</w:t>
+      <w:r>
+        <w:rPr>
+          <w:lang w:val="ru-RU"/>
+        </w:rPr>
+        <w:t>отчет</w:t>
+      </w:r>
+      <w:r>
+        <w:t xml:space="preserve"> о проверке на заимствования прилагается).</w:t>
       </w:r>
       <w:r>
         <w:br w:type="page"/>
@@ -2781,27 +2683,27 @@
       <w:pPr>
         <w:pStyle w:val="1"/>
       </w:pPr>
-      <w:bookmarkStart w:id="0" w:name="_heading=h.8ied6x83r04z" w:colFirst="0" w:colLast="0"/>
-      <w:bookmarkStart w:id="1" w:name="_Toc223382398"/>
-      <w:bookmarkEnd w:id="0"/>
+      <w:bookmarkStart w:id="1" w:name="_heading=h.8ied6x83r04z" w:colFirst="0" w:colLast="0"/>
+      <w:bookmarkStart w:id="2" w:name="_Toc223471442"/>
+      <w:bookmarkEnd w:id="1"/>
       <w:r>
         <w:lastRenderedPageBreak/>
         <w:t>1 Обзор литературы</w:t>
       </w:r>
-      <w:bookmarkEnd w:id="1"/>
+      <w:bookmarkEnd w:id="2"/>
     </w:p>
     <w:p/>
     <w:p>
       <w:pPr>
         <w:pStyle w:val="2"/>
       </w:pPr>
-      <w:bookmarkStart w:id="2" w:name="_heading=h.lf3blgvquap4" w:colFirst="0" w:colLast="0"/>
-      <w:bookmarkStart w:id="3" w:name="_Toc223382399"/>
-      <w:bookmarkEnd w:id="2"/>
+      <w:bookmarkStart w:id="3" w:name="_heading=h.lf3blgvquap4" w:colFirst="0" w:colLast="0"/>
+      <w:bookmarkStart w:id="4" w:name="_Toc223471443"/>
+      <w:bookmarkEnd w:id="3"/>
       <w:r>
         <w:t>1.1 Анализ современных архитектурных подходов</w:t>
       </w:r>
-      <w:bookmarkEnd w:id="3"/>
+      <w:bookmarkEnd w:id="4"/>
     </w:p>
     <w:p/>
     <w:p>
@@ -2868,7 +2770,7 @@
                     <pic:cNvPicPr preferRelativeResize="0"/>
                   </pic:nvPicPr>
                   <pic:blipFill>
-                    <a:blip r:embed="rId7"/>
+                    <a:blip r:embed="rId8"/>
                     <a:srcRect/>
                     <a:stretch>
                       <a:fillRect/>
@@ -2978,13 +2880,13 @@
       <w:pPr>
         <w:pStyle w:val="2"/>
       </w:pPr>
-      <w:bookmarkStart w:id="4" w:name="_heading=h.cnnar4n0tuzg" w:colFirst="0" w:colLast="0"/>
-      <w:bookmarkStart w:id="5" w:name="_Toc223382400"/>
-      <w:bookmarkEnd w:id="4"/>
+      <w:bookmarkStart w:id="5" w:name="_heading=h.cnnar4n0tuzg" w:colFirst="0" w:colLast="0"/>
+      <w:bookmarkStart w:id="6" w:name="_Toc223471444"/>
+      <w:bookmarkEnd w:id="5"/>
       <w:r>
         <w:t>1.2 Паттерны управления микросервисной инфраструктурой</w:t>
       </w:r>
-      <w:bookmarkEnd w:id="5"/>
+      <w:bookmarkEnd w:id="6"/>
     </w:p>
     <w:p>
       <w:pPr>
@@ -3180,7 +3082,7 @@
                     <pic:cNvPicPr preferRelativeResize="0"/>
                   </pic:nvPicPr>
                   <pic:blipFill>
-                    <a:blip r:embed="rId8"/>
+                    <a:blip r:embed="rId9"/>
                     <a:srcRect/>
                     <a:stretch>
                       <a:fillRect/>
@@ -3303,7 +3205,7 @@
                     <pic:cNvPicPr preferRelativeResize="0"/>
                   </pic:nvPicPr>
                   <pic:blipFill>
-                    <a:blip r:embed="rId9"/>
+                    <a:blip r:embed="rId10"/>
                     <a:srcRect/>
                     <a:stretch>
                       <a:fillRect/>
@@ -3521,7 +3423,7 @@
                     <pic:cNvPicPr preferRelativeResize="0"/>
                   </pic:nvPicPr>
                   <pic:blipFill>
-                    <a:blip r:embed="rId10"/>
+                    <a:blip r:embed="rId11"/>
                     <a:srcRect/>
                     <a:stretch>
                       <a:fillRect/>
@@ -3594,13 +3496,13 @@
       <w:pPr>
         <w:pStyle w:val="2"/>
       </w:pPr>
-      <w:bookmarkStart w:id="6" w:name="_heading=h.5wh7eztqtiwe" w:colFirst="0" w:colLast="0"/>
-      <w:bookmarkStart w:id="7" w:name="_Toc223382401"/>
-      <w:bookmarkEnd w:id="6"/>
+      <w:bookmarkStart w:id="7" w:name="_heading=h.5wh7eztqtiwe" w:colFirst="0" w:colLast="0"/>
+      <w:bookmarkStart w:id="8" w:name="_Toc223471445"/>
+      <w:bookmarkEnd w:id="7"/>
       <w:r>
         <w:t>1.3 Анализ технологий межсервисного взаимодействия</w:t>
       </w:r>
-      <w:bookmarkEnd w:id="7"/>
+      <w:bookmarkEnd w:id="8"/>
     </w:p>
     <w:p>
       <w:pPr>
@@ -3720,7 +3622,7 @@
                     <pic:cNvPicPr preferRelativeResize="0"/>
                   </pic:nvPicPr>
                   <pic:blipFill>
-                    <a:blip r:embed="rId11"/>
+                    <a:blip r:embed="rId12"/>
                     <a:srcRect/>
                     <a:stretch>
                       <a:fillRect/>
@@ -3867,13 +3769,13 @@
       <w:pPr>
         <w:pStyle w:val="2"/>
       </w:pPr>
-      <w:bookmarkStart w:id="8" w:name="_heading=h.w8mo05l6xe13" w:colFirst="0" w:colLast="0"/>
-      <w:bookmarkStart w:id="9" w:name="_Toc223382402"/>
-      <w:bookmarkEnd w:id="8"/>
+      <w:bookmarkStart w:id="9" w:name="_heading=h.w8mo05l6xe13" w:colFirst="0" w:colLast="0"/>
+      <w:bookmarkStart w:id="10" w:name="_Toc223471446"/>
+      <w:bookmarkEnd w:id="9"/>
       <w:r>
         <w:t>1.4 Сравнительный анализ систем управления базами данных и кэширования</w:t>
       </w:r>
-      <w:bookmarkEnd w:id="9"/>
+      <w:bookmarkEnd w:id="10"/>
     </w:p>
     <w:p>
       <w:pPr>
@@ -4025,13 +3927,13 @@
       <w:pPr>
         <w:pStyle w:val="2"/>
       </w:pPr>
-      <w:bookmarkStart w:id="10" w:name="_heading=h.eppzmmhlf22d" w:colFirst="0" w:colLast="0"/>
-      <w:bookmarkStart w:id="11" w:name="_Toc223382403"/>
-      <w:bookmarkEnd w:id="10"/>
+      <w:bookmarkStart w:id="11" w:name="_heading=h.eppzmmhlf22d" w:colFirst="0" w:colLast="0"/>
+      <w:bookmarkStart w:id="12" w:name="_Toc223471447"/>
+      <w:bookmarkEnd w:id="11"/>
       <w:r>
         <w:t>1.5 Обзор решений для обеспечения безопасности и SSO</w:t>
       </w:r>
-      <w:bookmarkEnd w:id="11"/>
+      <w:bookmarkEnd w:id="12"/>
     </w:p>
     <w:p>
       <w:pPr>
@@ -4653,13 +4555,13 @@
       <w:pPr>
         <w:pStyle w:val="2"/>
       </w:pPr>
-      <w:bookmarkStart w:id="12" w:name="_heading=h.s478k02dzbq5" w:colFirst="0" w:colLast="0"/>
-      <w:bookmarkStart w:id="13" w:name="_Toc223382404"/>
-      <w:bookmarkEnd w:id="12"/>
+      <w:bookmarkStart w:id="13" w:name="_heading=h.s478k02dzbq5" w:colFirst="0" w:colLast="0"/>
+      <w:bookmarkStart w:id="14" w:name="_Toc223471448"/>
+      <w:bookmarkEnd w:id="13"/>
       <w:r>
         <w:t>1.6 Анализ систем мониторинга и наблюдаемости</w:t>
       </w:r>
-      <w:bookmarkEnd w:id="13"/>
+      <w:bookmarkEnd w:id="14"/>
     </w:p>
     <w:p>
       <w:pPr>
@@ -4779,7 +4681,7 @@
                     <pic:cNvPicPr preferRelativeResize="0"/>
                   </pic:nvPicPr>
                   <pic:blipFill>
-                    <a:blip r:embed="rId12"/>
+                    <a:blip r:embed="rId13"/>
                     <a:srcRect/>
                     <a:stretch>
                       <a:fillRect/>
@@ -4887,7 +4789,7 @@
                     <pic:cNvPicPr preferRelativeResize="0"/>
                   </pic:nvPicPr>
                   <pic:blipFill>
-                    <a:blip r:embed="rId13"/>
+                    <a:blip r:embed="rId14"/>
                     <a:srcRect/>
                     <a:stretch>
                       <a:fillRect/>
@@ -4969,24 +4871,18 @@
         <w:jc w:val="both"/>
       </w:pPr>
     </w:p>
-    <w:bookmarkStart w:id="14" w:name="_heading=h.8btu6ldr9aru" w:colFirst="0" w:colLast="0"/>
-    <w:bookmarkStart w:id="15" w:name="_Toc223382405"/>
-    <w:bookmarkEnd w:id="14"/>
     <w:p>
       <w:pPr>
         <w:pStyle w:val="2"/>
-      </w:pPr>
-      <w:sdt>
-        <w:sdtPr>
-          <w:tag w:val="goog_rdk_29"/>
-          <w:id w:val="-379836497"/>
-        </w:sdtPr>
-        <w:sdtContent/>
-      </w:sdt>
+        <w:ind w:left="0" w:firstLine="709"/>
+      </w:pPr>
+      <w:bookmarkStart w:id="15" w:name="_heading=h.8btu6ldr9aru" w:colFirst="0" w:colLast="0"/>
+      <w:bookmarkStart w:id="16" w:name="_Toc223471449"/>
+      <w:bookmarkEnd w:id="15"/>
       <w:r>
         <w:t>1.7 Выбор средств контейнеризации и развертывания</w:t>
       </w:r>
-      <w:bookmarkEnd w:id="15"/>
+      <w:bookmarkEnd w:id="16"/>
     </w:p>
     <w:p>
       <w:pPr>
@@ -5190,48 +5086,3425 @@
       <w:r>
         <w:br w:type="page"/>
       </w:r>
-      <w:bookmarkStart w:id="16" w:name="_Toc223382406"/>
+      <w:bookmarkStart w:id="17" w:name="_Toc223471450"/>
       <w:r>
         <w:lastRenderedPageBreak/>
         <w:t>2 Системное проектирование</w:t>
       </w:r>
-      <w:bookmarkEnd w:id="16"/>
-    </w:p>
-    <w:p>
-      <w:pPr>
-        <w:jc w:val="both"/>
-      </w:pPr>
-    </w:p>
-    <w:p>
-      <w:pPr>
-        <w:ind w:firstLine="709"/>
-        <w:jc w:val="both"/>
+      <w:bookmarkEnd w:id="17"/>
+    </w:p>
+    <w:p>
+      <w:pPr>
+        <w:ind w:firstLine="709"/>
+        <w:jc w:val="both"/>
+        <w:rPr>
+          <w:lang w:val="ru-RU"/>
+        </w:rPr>
+      </w:pPr>
+    </w:p>
+    <w:p>
+      <w:pPr>
+        <w:ind w:firstLine="709"/>
+        <w:jc w:val="both"/>
+        <w:rPr>
+          <w:lang w:val="ru-RU"/>
+        </w:rPr>
+      </w:pPr>
+      <w:r>
+        <w:rPr>
+          <w:lang w:val="ru-RU"/>
+        </w:rPr>
+        <w:t xml:space="preserve">Проектирование </w:t>
+      </w:r>
+      <w:r>
+        <w:rPr>
+          <w:lang w:val="ru-RU"/>
+        </w:rPr>
+        <w:t>инфраструктуры</w:t>
+      </w:r>
+      <w:r>
+        <w:rPr>
+          <w:lang w:val="ru-RU"/>
+        </w:rPr>
+        <w:t xml:space="preserve"> для агрегатора такси основывается на микросервисной архитектуре, что обеспечивает высокую масштабируемость, отказоустойчивость и гибкость в разработке и развертывании. Данный проект включает в себя следующие компоненты: API-шлюз, сервисы аутентификации и авторизации, механизм обнаружения сервисов, микросервисы для </w:t>
+      </w:r>
+      <w:r>
+        <w:rPr>
+          <w:lang w:val="ru-RU"/>
+        </w:rPr>
+        <w:t>базовой</w:t>
+      </w:r>
+      <w:r>
+        <w:rPr>
+          <w:lang w:val="ru-RU"/>
+        </w:rPr>
+        <w:t xml:space="preserve"> бизнес-логики, брокер сообщений для асинхронного взаимодействия, системы мониторинга и наблюдаемости, а также различные базы данных и кэширующие слои</w:t>
+      </w:r>
+      <w:r>
+        <w:rPr>
+          <w:lang w:val="ru-RU"/>
+        </w:rPr>
+        <w:t>.</w:t>
+      </w:r>
+    </w:p>
+    <w:p>
+      <w:pPr>
+        <w:ind w:firstLine="709"/>
+        <w:jc w:val="both"/>
+        <w:rPr>
+          <w:lang w:val="en-US"/>
+        </w:rPr>
+      </w:pPr>
+      <w:r>
+        <w:rPr>
+          <w:lang w:val="ru-RU"/>
+        </w:rPr>
+        <w:t>Было выделено несколько блоков, каждый из которых отвечает за определенные функции в этой системе</w:t>
+      </w:r>
+      <w:r>
+        <w:rPr>
+          <w:lang w:val="ru-RU"/>
+        </w:rPr>
+        <w:t xml:space="preserve">: </w:t>
+      </w:r>
+    </w:p>
+    <w:p>
+      <w:pPr>
+        <w:ind w:firstLine="709"/>
+        <w:jc w:val="both"/>
+        <w:rPr>
+          <w:lang w:val="ru-RU"/>
+        </w:rPr>
+      </w:pPr>
+      <w:r>
+        <w:t>–</w:t>
+      </w:r>
+      <w:r>
+        <w:rPr>
+          <w:lang w:val="en-US"/>
+        </w:rPr>
+        <w:t> </w:t>
+      </w:r>
+      <w:r>
+        <w:rPr>
+          <w:lang w:val="ru-RU"/>
+        </w:rPr>
+        <w:t xml:space="preserve">блок </w:t>
+      </w:r>
+      <w:r>
+        <w:rPr>
+          <w:lang w:val="en-US"/>
+        </w:rPr>
+        <w:t>API</w:t>
+      </w:r>
+      <w:r>
+        <w:rPr>
+          <w:lang w:val="ru-RU"/>
+        </w:rPr>
+        <w:t>-</w:t>
+      </w:r>
+      <w:r>
+        <w:rPr>
+          <w:lang w:val="ru-RU"/>
+        </w:rPr>
+        <w:t>шлюза</w:t>
+      </w:r>
+      <w:r>
+        <w:rPr>
+          <w:lang w:val="ru-RU"/>
+        </w:rPr>
+        <w:t>;</w:t>
+      </w:r>
+    </w:p>
+    <w:p>
+      <w:pPr>
+        <w:ind w:firstLine="709"/>
+        <w:jc w:val="both"/>
+        <w:rPr>
+          <w:lang w:val="ru-RU"/>
+        </w:rPr>
+      </w:pPr>
+      <w:r>
+        <w:rPr>
+          <w:lang w:val="ru-RU"/>
+        </w:rPr>
+        <w:t>–</w:t>
+      </w:r>
+      <w:r>
+        <w:rPr>
+          <w:lang w:val="en-US"/>
+        </w:rPr>
+        <w:t> </w:t>
+      </w:r>
+      <w:r>
+        <w:rPr>
+          <w:lang w:val="ru-RU"/>
+        </w:rPr>
+        <w:t>блок аутентификации и авторизации</w:t>
+      </w:r>
+      <w:r>
+        <w:rPr>
+          <w:lang w:val="ru-RU"/>
+        </w:rPr>
+        <w:t>;</w:t>
+      </w:r>
+    </w:p>
+    <w:p>
+      <w:pPr>
+        <w:ind w:firstLine="709"/>
+        <w:jc w:val="both"/>
+        <w:rPr>
+          <w:lang w:val="en-US"/>
+        </w:rPr>
+      </w:pPr>
+      <w:r>
+        <w:rPr>
+          <w:lang w:val="ru-RU"/>
+        </w:rPr>
+        <w:t>–</w:t>
+      </w:r>
+      <w:r>
+        <w:rPr>
+          <w:lang w:val="en-US"/>
+        </w:rPr>
+        <w:t> </w:t>
+      </w:r>
+      <w:r>
+        <w:rPr>
+          <w:lang w:val="ru-RU"/>
+        </w:rPr>
+        <w:t>блок обнаружения сервисов</w:t>
+      </w:r>
+      <w:r>
+        <w:rPr>
+          <w:lang w:val="en-US"/>
+        </w:rPr>
+        <w:t>;</w:t>
+      </w:r>
+    </w:p>
+    <w:p>
+      <w:pPr>
+        <w:ind w:firstLine="709"/>
+        <w:jc w:val="both"/>
+        <w:rPr>
+          <w:lang w:val="en-US"/>
+        </w:rPr>
+      </w:pPr>
+      <w:r>
+        <w:rPr>
+          <w:lang w:val="ru-RU"/>
+        </w:rPr>
+        <w:t>–</w:t>
+      </w:r>
+      <w:r>
+        <w:rPr>
+          <w:lang w:val="en-US"/>
+        </w:rPr>
+        <w:t> </w:t>
+      </w:r>
+      <w:r>
+        <w:rPr>
+          <w:lang w:val="ru-RU"/>
+        </w:rPr>
+        <w:t>блок базовых микросервисов</w:t>
+      </w:r>
+      <w:r>
+        <w:rPr>
+          <w:lang w:val="en-US"/>
+        </w:rPr>
+        <w:t>;</w:t>
+      </w:r>
+    </w:p>
+    <w:p>
+      <w:pPr>
+        <w:ind w:firstLine="709"/>
+        <w:jc w:val="both"/>
+        <w:rPr>
+          <w:lang w:val="en-US"/>
+        </w:rPr>
+      </w:pPr>
+      <w:r>
+        <w:rPr>
+          <w:lang w:val="ru-RU"/>
+        </w:rPr>
+        <w:t>–</w:t>
+      </w:r>
+      <w:r>
+        <w:rPr>
+          <w:lang w:val="en-US"/>
+        </w:rPr>
+        <w:t> </w:t>
+      </w:r>
+      <w:r>
+        <w:rPr>
+          <w:lang w:val="ru-RU"/>
+        </w:rPr>
+        <w:t>блок брокера сообщений</w:t>
+      </w:r>
+      <w:r>
+        <w:rPr>
+          <w:lang w:val="en-US"/>
+        </w:rPr>
+        <w:t>;</w:t>
+      </w:r>
+    </w:p>
+    <w:p>
+      <w:pPr>
+        <w:ind w:firstLine="709"/>
+        <w:jc w:val="both"/>
+        <w:rPr>
+          <w:lang w:val="en-US"/>
+        </w:rPr>
+      </w:pPr>
+      <w:r>
+        <w:rPr>
+          <w:lang w:val="ru-RU"/>
+        </w:rPr>
+        <w:t>–</w:t>
+      </w:r>
+      <w:r>
+        <w:rPr>
+          <w:lang w:val="en-US"/>
+        </w:rPr>
+        <w:t> </w:t>
+      </w:r>
+      <w:r>
+        <w:rPr>
+          <w:lang w:val="ru-RU"/>
+        </w:rPr>
+        <w:t>блок мониторинга и наблюдаемости</w:t>
+      </w:r>
+      <w:r>
+        <w:rPr>
+          <w:lang w:val="en-US"/>
+        </w:rPr>
+        <w:t>;</w:t>
+      </w:r>
+    </w:p>
+    <w:p>
+      <w:pPr>
+        <w:ind w:firstLine="709"/>
+        <w:jc w:val="both"/>
+        <w:rPr>
+          <w:lang w:val="en-US"/>
+        </w:rPr>
+      </w:pPr>
+      <w:r>
+        <w:rPr>
+          <w:lang w:val="ru-RU"/>
+        </w:rPr>
+        <w:t>–</w:t>
+      </w:r>
+      <w:r>
+        <w:rPr>
+          <w:lang w:val="en-US"/>
+        </w:rPr>
+        <w:t> </w:t>
+      </w:r>
+      <w:r>
+        <w:rPr>
+          <w:lang w:val="ru-RU"/>
+        </w:rPr>
+        <w:t>блок баз данных</w:t>
+      </w:r>
+      <w:r>
+        <w:rPr>
+          <w:lang w:val="en-US"/>
+        </w:rPr>
+        <w:t>;</w:t>
+      </w:r>
+    </w:p>
+    <w:p>
+      <w:pPr>
+        <w:ind w:firstLine="709"/>
+        <w:jc w:val="both"/>
+        <w:rPr>
+          <w:lang w:val="ru-RU"/>
+        </w:rPr>
+      </w:pPr>
+      <w:r>
+        <w:rPr>
+          <w:lang w:val="ru-RU"/>
+        </w:rPr>
+        <w:t>–</w:t>
+      </w:r>
+      <w:r>
+        <w:rPr>
+          <w:lang w:val="ru-RU"/>
+        </w:rPr>
+        <w:t> блок кэширования.</w:t>
+      </w:r>
+    </w:p>
+    <w:p>
+      <w:pPr>
+        <w:ind w:firstLine="709"/>
+        <w:jc w:val="both"/>
+        <w:rPr>
+          <w:lang w:val="ru-RU"/>
+        </w:rPr>
+      </w:pPr>
+      <w:r>
+        <w:rPr>
+          <w:lang w:val="ru-RU"/>
+        </w:rPr>
+        <w:t xml:space="preserve">Это структурное разделение позволяет управлять всеми аспектами работы агрегатора такси, обеспечивая независимое развитие, тестирование и масштабирование каждого компонента. </w:t>
+      </w:r>
+      <w:r>
+        <w:rPr>
+          <w:lang w:val="ru-RU"/>
+        </w:rPr>
+        <w:t xml:space="preserve">Для отображения </w:t>
+      </w:r>
+      <w:r>
+        <w:rPr>
+          <w:lang w:val="ru-RU"/>
+        </w:rPr>
+        <w:t xml:space="preserve">взаимосвязи между блоками была разработана структурная схема </w:t>
+      </w:r>
+      <w:r>
+        <w:rPr>
+          <w:lang w:val="ru-RU"/>
+        </w:rPr>
+        <w:t>ГУИР.400201.212 С1</w:t>
+      </w:r>
+      <w:r>
+        <w:rPr>
+          <w:lang w:val="ru-RU"/>
+        </w:rPr>
+        <w:t>.</w:t>
+      </w:r>
+    </w:p>
+    <w:p>
+      <w:pPr>
+        <w:ind w:firstLine="709"/>
+        <w:jc w:val="both"/>
+        <w:rPr>
+          <w:lang w:val="ru-RU"/>
+        </w:rPr>
+      </w:pPr>
+    </w:p>
+    <w:p>
+      <w:pPr>
+        <w:pStyle w:val="2"/>
+        <w:ind w:left="0" w:firstLine="709"/>
+        <w:rPr>
+          <w:lang w:val="ru-RU"/>
+        </w:rPr>
+      </w:pPr>
+      <w:bookmarkStart w:id="18" w:name="_Toc223471451"/>
+      <w:r>
+        <w:rPr>
+          <w:lang w:val="ru-RU"/>
+        </w:rPr>
+        <w:t>2</w:t>
+      </w:r>
+      <w:r>
+        <w:t>.</w:t>
+      </w:r>
+      <w:r>
+        <w:rPr>
+          <w:lang w:val="ru-RU"/>
+        </w:rPr>
+        <w:t>1</w:t>
+      </w:r>
+      <w:r>
+        <w:t> </w:t>
+      </w:r>
+      <w:r>
+        <w:rPr>
+          <w:lang w:val="ru-RU"/>
+        </w:rPr>
+        <w:t xml:space="preserve">Блок </w:t>
+      </w:r>
+      <w:r>
+        <w:rPr>
+          <w:lang w:val="en-US"/>
+        </w:rPr>
+        <w:t>API</w:t>
+      </w:r>
+      <w:r>
+        <w:t>-</w:t>
+      </w:r>
+      <w:r>
+        <w:rPr>
+          <w:lang w:val="ru-RU"/>
+        </w:rPr>
+        <w:t>шлюза</w:t>
+      </w:r>
+      <w:bookmarkEnd w:id="18"/>
+    </w:p>
+    <w:p>
+      <w:pPr>
+        <w:ind w:firstLine="709"/>
+        <w:jc w:val="both"/>
+        <w:rPr>
+          <w:lang w:val="ru-RU"/>
+        </w:rPr>
+      </w:pPr>
+    </w:p>
+    <w:p>
+      <w:pPr>
+        <w:ind w:firstLine="709"/>
+        <w:jc w:val="both"/>
+        <w:rPr>
+          <w:lang w:val="ru-RU"/>
+        </w:rPr>
+      </w:pPr>
+      <w:r>
+        <w:rPr>
+          <w:lang w:val="ru-RU"/>
+        </w:rPr>
+        <w:t>Блок API-шлюз</w:t>
+      </w:r>
+      <w:r>
+        <w:rPr>
+          <w:lang w:val="ru-RU"/>
+        </w:rPr>
+        <w:t>а</w:t>
+      </w:r>
+      <w:r>
+        <w:rPr>
+          <w:lang w:val="ru-RU"/>
+        </w:rPr>
+        <w:t xml:space="preserve"> является единой точкой входа для всех внешних запросов к системе агр</w:t>
+      </w:r>
+      <w:r>
+        <w:rPr>
+          <w:lang w:val="ru-RU"/>
+        </w:rPr>
+        <w:t>е</w:t>
+      </w:r>
+      <w:r>
+        <w:rPr>
+          <w:lang w:val="ru-RU"/>
+        </w:rPr>
+        <w:t>гатора такси. Он выступает в роли фасадного слоя, который принимает запросы от клиентских приложений и маршрутизирует их к соответствующим внутренним микросервисам. Это позволяет скрыть сложность внутренней архитектуры от внешних клиентов и централизовать ряд важных функций.</w:t>
+      </w:r>
+    </w:p>
+    <w:p>
+      <w:pPr>
+        <w:ind w:firstLine="709"/>
+        <w:jc w:val="both"/>
+        <w:rPr>
+          <w:lang w:val="en-US"/>
+        </w:rPr>
+      </w:pPr>
+      <w:r>
+        <w:rPr>
+          <w:lang w:val="ru-RU"/>
+        </w:rPr>
+        <w:t xml:space="preserve">Основные функции блока </w:t>
+      </w:r>
+      <w:r>
+        <w:rPr>
+          <w:lang w:val="en-US"/>
+        </w:rPr>
+        <w:t>API</w:t>
+      </w:r>
+      <w:r>
+        <w:rPr>
+          <w:lang w:val="ru-RU"/>
+        </w:rPr>
+        <w:t>-</w:t>
+      </w:r>
+      <w:r>
+        <w:rPr>
+          <w:lang w:val="ru-RU"/>
+        </w:rPr>
+        <w:t>шлюза</w:t>
+      </w:r>
+      <w:r>
+        <w:rPr>
+          <w:lang w:val="ru-RU"/>
+        </w:rPr>
+        <w:t>:</w:t>
+      </w:r>
+    </w:p>
+    <w:p>
+      <w:pPr>
+        <w:ind w:firstLine="709"/>
+        <w:jc w:val="both"/>
+        <w:rPr>
+          <w:lang w:val="ru-RU"/>
+        </w:rPr>
+      </w:pPr>
+      <w:r>
+        <w:rPr>
+          <w:lang w:val="ru-RU"/>
+        </w:rPr>
+        <w:t>–</w:t>
+      </w:r>
+      <w:r>
+        <w:rPr>
+          <w:lang w:val="en-US"/>
+        </w:rPr>
+        <w:t> </w:t>
+      </w:r>
+      <w:r>
+        <w:rPr>
+          <w:lang w:val="ru-RU"/>
+        </w:rPr>
+        <w:t>маршрутизация запросов</w:t>
+      </w:r>
+      <w:r>
+        <w:rPr>
+          <w:lang w:val="ru-RU"/>
+        </w:rPr>
+        <w:t>;</w:t>
+      </w:r>
+    </w:p>
+    <w:p>
+      <w:pPr>
+        <w:ind w:firstLine="709"/>
+        <w:jc w:val="both"/>
+        <w:rPr>
+          <w:lang w:val="ru-RU"/>
+        </w:rPr>
+      </w:pPr>
+      <w:r>
+        <w:rPr>
+          <w:lang w:val="ru-RU"/>
+        </w:rPr>
+        <w:t>–</w:t>
+      </w:r>
+      <w:r>
+        <w:rPr>
+          <w:lang w:val="en-US"/>
+        </w:rPr>
+        <w:t> </w:t>
+      </w:r>
+      <w:r>
+        <w:rPr>
+          <w:lang w:val="ru-RU"/>
+        </w:rPr>
+        <w:t>централизованное обеспечение безопасности</w:t>
+      </w:r>
+      <w:r>
+        <w:rPr>
+          <w:lang w:val="ru-RU"/>
+        </w:rPr>
+        <w:t>;</w:t>
+      </w:r>
+    </w:p>
+    <w:p>
+      <w:pPr>
+        <w:ind w:firstLine="709"/>
+        <w:jc w:val="both"/>
+        <w:rPr>
+          <w:lang w:val="en-US"/>
+        </w:rPr>
+      </w:pPr>
+      <w:r>
+        <w:rPr>
+          <w:lang w:val="ru-RU"/>
+        </w:rPr>
+        <w:t>–</w:t>
+      </w:r>
+      <w:r>
+        <w:rPr>
+          <w:lang w:val="en-US"/>
+        </w:rPr>
+        <w:t> </w:t>
+      </w:r>
+      <w:r>
+        <w:rPr>
+          <w:lang w:val="ru-RU"/>
+        </w:rPr>
+        <w:t>кэширование ответов</w:t>
+      </w:r>
+      <w:r>
+        <w:rPr>
+          <w:lang w:val="en-US"/>
+        </w:rPr>
+        <w:t>;</w:t>
+      </w:r>
+    </w:p>
+    <w:p>
+      <w:pPr>
+        <w:ind w:firstLine="709"/>
+        <w:jc w:val="both"/>
+        <w:rPr>
+          <w:lang w:val="en-US"/>
+        </w:rPr>
+      </w:pPr>
+      <w:r>
+        <w:rPr>
+          <w:lang w:val="ru-RU"/>
+        </w:rPr>
+        <w:t>–</w:t>
+      </w:r>
+      <w:r>
+        <w:rPr>
+          <w:lang w:val="en-US"/>
+        </w:rPr>
+        <w:t> </w:t>
+      </w:r>
+      <w:r>
+        <w:rPr>
+          <w:lang w:val="ru-RU"/>
+        </w:rPr>
+        <w:t>агрегация запросов</w:t>
+      </w:r>
+      <w:r>
+        <w:rPr>
+          <w:lang w:val="en-US"/>
+        </w:rPr>
+        <w:t>;</w:t>
+      </w:r>
+    </w:p>
+    <w:p>
+      <w:pPr>
+        <w:ind w:firstLine="709"/>
+        <w:jc w:val="both"/>
+        <w:rPr>
+          <w:lang w:val="ru-RU"/>
+        </w:rPr>
+      </w:pPr>
+      <w:r>
+        <w:rPr>
+          <w:lang w:val="ru-RU"/>
+        </w:rPr>
+        <w:t>Размещение API-шлюза как изолированного компонента (</w:t>
+      </w:r>
+      <w:r>
+        <w:rPr>
+          <w:lang w:val="ru-RU"/>
+        </w:rPr>
+        <w:t>микросервиса</w:t>
+      </w:r>
+      <w:r>
+        <w:rPr>
+          <w:lang w:val="ru-RU"/>
+        </w:rPr>
+        <w:t>) позволяет ему масштабироваться независимо от других сервисов. Использование такого паттерна, как API Gateway [3], является стандартом для микросервисных архитектур, обеспечивая гибкость, безопасность и управляемость высоконагруженных систем.</w:t>
+      </w:r>
+      <w:r>
+        <w:rPr>
+          <w:lang w:val="ru-RU"/>
+        </w:rPr>
+        <w:t xml:space="preserve"> Таким образом блок </w:t>
+      </w:r>
+      <w:r>
+        <w:rPr>
+          <w:lang w:val="en-US"/>
+        </w:rPr>
+        <w:t>API</w:t>
+      </w:r>
+      <w:r>
+        <w:rPr>
+          <w:lang w:val="ru-RU"/>
+        </w:rPr>
+        <w:t>-</w:t>
+      </w:r>
+      <w:r>
+        <w:rPr>
+          <w:lang w:val="ru-RU"/>
+        </w:rPr>
+        <w:t>шлюза является неотъемлемой частью инфраструктуры для приложения агрегатора-такси.</w:t>
+      </w:r>
+    </w:p>
+    <w:p>
+      <w:pPr>
+        <w:pStyle w:val="2"/>
+        <w:ind w:left="0" w:firstLine="709"/>
+        <w:rPr>
+          <w:lang w:val="ru-RU"/>
+        </w:rPr>
+      </w:pPr>
+      <w:bookmarkStart w:id="19" w:name="_Toc223471452"/>
+      <w:r>
+        <w:rPr>
+          <w:lang w:val="ru-RU"/>
+        </w:rPr>
+        <w:lastRenderedPageBreak/>
+        <w:t>2</w:t>
+      </w:r>
+      <w:r>
+        <w:t>.</w:t>
+      </w:r>
+      <w:r>
+        <w:rPr>
+          <w:lang w:val="ru-RU"/>
+        </w:rPr>
+        <w:t>2</w:t>
+      </w:r>
+      <w:r>
+        <w:t> </w:t>
+      </w:r>
+      <w:r>
+        <w:rPr>
+          <w:lang w:val="ru-RU"/>
+        </w:rPr>
+        <w:t xml:space="preserve">Блок </w:t>
+      </w:r>
+      <w:r>
+        <w:rPr>
+          <w:lang w:val="ru-RU"/>
+        </w:rPr>
+        <w:t>аутентификации и авторизации</w:t>
+      </w:r>
+      <w:bookmarkEnd w:id="19"/>
+    </w:p>
+    <w:p>
+      <w:pPr>
+        <w:ind w:firstLine="709"/>
+        <w:jc w:val="both"/>
+        <w:rPr>
+          <w:lang w:val="ru-RU"/>
+        </w:rPr>
+      </w:pPr>
+    </w:p>
+    <w:p>
+      <w:pPr>
+        <w:ind w:firstLine="709"/>
+        <w:jc w:val="both"/>
+        <w:rPr>
+          <w:lang w:val="ru-RU"/>
+        </w:rPr>
+      </w:pPr>
+      <w:r>
+        <w:rPr>
+          <w:lang w:val="ru-RU"/>
+        </w:rPr>
+        <w:t>Блок аутентификации и авторизации отвечает за проверку подлинности пользователей и предоставление им соответствующих прав доступа к ресурсам агрегатора такси. В условиях микросервисной архитектуры крайне важно централизовать этот процесс, чтобы избежать дублирования логики и обеспечить единую политику безопасности.</w:t>
+      </w:r>
+    </w:p>
+    <w:p>
+      <w:pPr>
+        <w:ind w:firstLine="709"/>
+        <w:jc w:val="both"/>
+        <w:rPr>
+          <w:lang w:val="en-US"/>
+        </w:rPr>
+      </w:pPr>
+      <w:r>
+        <w:rPr>
+          <w:lang w:val="ru-RU"/>
+        </w:rPr>
+        <w:t>Основные задачи данного блока</w:t>
+      </w:r>
+      <w:r>
+        <w:rPr>
+          <w:lang w:val="en-US"/>
+        </w:rPr>
+        <w:t>:</w:t>
+      </w:r>
+    </w:p>
+    <w:p>
+      <w:pPr>
+        <w:ind w:firstLine="709"/>
+        <w:jc w:val="both"/>
+        <w:rPr>
+          <w:lang w:val="en-US"/>
+        </w:rPr>
+      </w:pPr>
+      <w:r>
+        <w:rPr>
+          <w:lang w:val="ru-RU"/>
+        </w:rPr>
+        <w:t>–</w:t>
+      </w:r>
+      <w:r>
+        <w:rPr>
+          <w:lang w:val="en-US"/>
+        </w:rPr>
+        <w:t> </w:t>
+      </w:r>
+      <w:r>
+        <w:rPr>
+          <w:lang w:val="ru-RU"/>
+        </w:rPr>
+        <w:t>аутентификация пользователей</w:t>
+      </w:r>
+      <w:r>
+        <w:rPr>
+          <w:lang w:val="en-US"/>
+        </w:rPr>
+        <w:t>;</w:t>
+      </w:r>
+    </w:p>
+    <w:p>
+      <w:pPr>
+        <w:ind w:firstLine="709"/>
+        <w:jc w:val="both"/>
+        <w:rPr>
+          <w:lang w:val="en-US"/>
+        </w:rPr>
+      </w:pPr>
+      <w:r>
+        <w:rPr>
+          <w:lang w:val="ru-RU"/>
+        </w:rPr>
+        <w:t>–</w:t>
+      </w:r>
+      <w:r>
+        <w:rPr>
+          <w:lang w:val="en-US"/>
+        </w:rPr>
+        <w:t> </w:t>
+      </w:r>
+      <w:r>
+        <w:rPr>
+          <w:lang w:val="ru-RU"/>
+        </w:rPr>
+        <w:t>управление пользователями</w:t>
+      </w:r>
+      <w:r>
+        <w:rPr>
+          <w:lang w:val="en-US"/>
+        </w:rPr>
+        <w:t>;</w:t>
+      </w:r>
+    </w:p>
+    <w:p>
+      <w:pPr>
+        <w:ind w:firstLine="709"/>
+        <w:jc w:val="both"/>
+        <w:rPr>
+          <w:lang w:val="en-US"/>
+        </w:rPr>
+      </w:pPr>
+      <w:r>
+        <w:rPr>
+          <w:lang w:val="ru-RU"/>
+        </w:rPr>
+        <w:t>–</w:t>
+      </w:r>
+      <w:r>
+        <w:rPr>
+          <w:lang w:val="en-US"/>
+        </w:rPr>
+        <w:t> </w:t>
+      </w:r>
+      <w:r>
+        <w:rPr>
+          <w:lang w:val="ru-RU"/>
+        </w:rPr>
+        <w:t>авторизация доступа</w:t>
+      </w:r>
+      <w:r>
+        <w:rPr>
+          <w:lang w:val="en-US"/>
+        </w:rPr>
+        <w:t>;</w:t>
+      </w:r>
+    </w:p>
+    <w:p>
+      <w:pPr>
+        <w:ind w:firstLine="709"/>
+        <w:jc w:val="both"/>
+        <w:rPr>
+          <w:lang w:val="en-US"/>
+        </w:rPr>
+      </w:pPr>
+      <w:r>
+        <w:rPr>
+          <w:lang w:val="ru-RU"/>
+        </w:rPr>
+        <w:t>–</w:t>
+      </w:r>
+      <w:r>
+        <w:rPr>
+          <w:lang w:val="en-US"/>
+        </w:rPr>
+        <w:t> </w:t>
+      </w:r>
+      <w:r>
+        <w:rPr>
+          <w:lang w:val="ru-RU"/>
+        </w:rPr>
+        <w:t>управление сессиями</w:t>
+      </w:r>
+      <w:r>
+        <w:rPr>
+          <w:lang w:val="en-US"/>
+        </w:rPr>
+        <w:t>;</w:t>
+      </w:r>
+    </w:p>
+    <w:p>
+      <w:pPr>
+        <w:ind w:firstLine="709"/>
+        <w:jc w:val="both"/>
+        <w:rPr>
+          <w:lang w:val="ru-RU"/>
+        </w:rPr>
+      </w:pPr>
+      <w:r>
+        <w:rPr>
+          <w:lang w:val="ru-RU"/>
+        </w:rPr>
+        <w:t>–</w:t>
+      </w:r>
+      <w:r>
+        <w:rPr>
+          <w:lang w:val="en-US"/>
+        </w:rPr>
+        <w:t> </w:t>
+      </w:r>
+      <w:r>
+        <w:rPr>
+          <w:lang w:val="ru-RU"/>
+        </w:rPr>
+        <w:t>защита данных.</w:t>
+      </w:r>
+    </w:p>
+    <w:p>
+      <w:pPr>
+        <w:ind w:firstLine="709"/>
+        <w:jc w:val="both"/>
+        <w:rPr>
+          <w:lang w:val="en-US"/>
+        </w:rPr>
+      </w:pPr>
+      <w:r>
+        <w:rPr>
+          <w:lang w:val="ru-RU"/>
+        </w:rPr>
+        <w:t xml:space="preserve">Для реализации данного блока будет использовано готовое решение для локального развертывания </w:t>
+      </w:r>
+      <w:r>
+        <w:rPr>
+          <w:lang w:val="ru-RU"/>
+        </w:rPr>
+        <w:t>–</w:t>
+      </w:r>
+      <w:r>
+        <w:rPr>
+          <w:lang w:val="ru-RU"/>
+        </w:rPr>
+        <w:t xml:space="preserve"> </w:t>
+      </w:r>
+      <w:r>
+        <w:rPr>
+          <w:lang w:val="en-US"/>
+        </w:rPr>
+        <w:t>Keycloak</w:t>
+      </w:r>
+      <w:r>
+        <w:rPr>
+          <w:lang w:val="ru-RU"/>
+        </w:rPr>
+        <w:t xml:space="preserve"> [12]. </w:t>
+      </w:r>
+      <w:r>
+        <w:rPr>
+          <w:lang w:val="en-US"/>
+        </w:rPr>
+        <w:t>Keycloak</w:t>
+      </w:r>
+      <w:r>
+        <w:rPr>
+          <w:lang w:val="ru-RU"/>
+        </w:rPr>
+        <w:t xml:space="preserve"> </w:t>
+      </w:r>
+      <w:r>
+        <w:rPr>
+          <w:lang w:val="ru-RU"/>
+        </w:rPr>
+        <w:t>является продуктом с открытым исходным кодом, который поддерживает все современные протоколы (</w:t>
+      </w:r>
+      <w:r>
+        <w:rPr>
+          <w:lang w:val="en-US"/>
+        </w:rPr>
+        <w:t>OAuth</w:t>
+      </w:r>
+      <w:r>
+        <w:rPr>
+          <w:lang w:val="ru-RU"/>
+        </w:rPr>
+        <w:t xml:space="preserve"> 2.0, </w:t>
+      </w:r>
+      <w:r>
+        <w:rPr>
+          <w:lang w:val="en-US"/>
+        </w:rPr>
+        <w:t>OpenID</w:t>
+      </w:r>
+      <w:r>
+        <w:rPr>
+          <w:lang w:val="ru-RU"/>
+        </w:rPr>
+        <w:t xml:space="preserve"> </w:t>
+      </w:r>
+      <w:r>
+        <w:rPr>
+          <w:lang w:val="en-US"/>
+        </w:rPr>
+        <w:t>Connect</w:t>
+      </w:r>
+      <w:r>
+        <w:rPr>
+          <w:lang w:val="ru-RU"/>
+        </w:rPr>
+        <w:t xml:space="preserve">, </w:t>
+      </w:r>
+      <w:r>
+        <w:rPr>
+          <w:lang w:val="en-US"/>
+        </w:rPr>
+        <w:t>SAML</w:t>
+      </w:r>
+      <w:r>
+        <w:rPr>
+          <w:lang w:val="ru-RU"/>
+        </w:rPr>
+        <w:t xml:space="preserve">) </w:t>
+      </w:r>
+      <w:r>
+        <w:rPr>
+          <w:lang w:val="ru-RU"/>
+        </w:rPr>
+        <w:t>и предоставляет</w:t>
+      </w:r>
+      <w:r>
+        <w:rPr>
+          <w:lang w:val="ru-RU"/>
+        </w:rPr>
+        <w:t>:</w:t>
+      </w:r>
+    </w:p>
+    <w:p>
+      <w:pPr>
+        <w:ind w:firstLine="709"/>
+        <w:jc w:val="both"/>
+        <w:rPr>
+          <w:lang w:val="en-US"/>
+        </w:rPr>
+      </w:pPr>
+      <w:r>
+        <w:rPr>
+          <w:lang w:val="ru-RU"/>
+        </w:rPr>
+        <w:t>–</w:t>
+      </w:r>
+      <w:r>
+        <w:rPr>
+          <w:lang w:val="en-US"/>
+        </w:rPr>
+        <w:t> </w:t>
+      </w:r>
+      <w:r>
+        <w:rPr>
+          <w:lang w:val="ru-RU"/>
+        </w:rPr>
+        <w:t>единый вход (</w:t>
+      </w:r>
+      <w:r>
+        <w:rPr>
+          <w:lang w:val="en-US"/>
+        </w:rPr>
+        <w:t>SSO);</w:t>
+      </w:r>
+    </w:p>
+    <w:p>
+      <w:pPr>
+        <w:ind w:firstLine="709"/>
+        <w:jc w:val="both"/>
+        <w:rPr>
+          <w:lang w:val="en-US"/>
+        </w:rPr>
+      </w:pPr>
+      <w:r>
+        <w:rPr>
+          <w:lang w:val="ru-RU"/>
+        </w:rPr>
+        <w:t>–</w:t>
+      </w:r>
+      <w:r>
+        <w:rPr>
+          <w:lang w:val="en-US"/>
+        </w:rPr>
+        <w:t> </w:t>
+      </w:r>
+      <w:r>
+        <w:rPr>
+          <w:lang w:val="ru-RU"/>
+        </w:rPr>
+        <w:t>гибкую ролевую модель</w:t>
+      </w:r>
+      <w:r>
+        <w:rPr>
+          <w:lang w:val="en-US"/>
+        </w:rPr>
+        <w:t>;</w:t>
+      </w:r>
+    </w:p>
+    <w:p>
+      <w:pPr>
+        <w:ind w:firstLine="709"/>
+        <w:jc w:val="both"/>
+        <w:rPr>
+          <w:lang w:val="en-US"/>
+        </w:rPr>
+      </w:pPr>
+      <w:r>
+        <w:rPr>
+          <w:lang w:val="ru-RU"/>
+        </w:rPr>
+        <w:t>–</w:t>
+      </w:r>
+      <w:r>
+        <w:rPr>
+          <w:lang w:val="en-US"/>
+        </w:rPr>
+        <w:t> </w:t>
+      </w:r>
+      <w:r>
+        <w:rPr>
+          <w:lang w:val="ru-RU"/>
+        </w:rPr>
+        <w:t>панель администратора</w:t>
+      </w:r>
+      <w:r>
+        <w:rPr>
+          <w:lang w:val="en-US"/>
+        </w:rPr>
+        <w:t>;</w:t>
+      </w:r>
+    </w:p>
+    <w:p>
+      <w:pPr>
+        <w:ind w:firstLine="709"/>
+        <w:jc w:val="both"/>
+        <w:rPr>
+          <w:lang w:val="ru-RU"/>
+        </w:rPr>
+      </w:pPr>
+      <w:r>
+        <w:rPr>
+          <w:lang w:val="ru-RU"/>
+        </w:rPr>
+        <w:t>–</w:t>
+      </w:r>
+      <w:r>
+        <w:rPr>
+          <w:lang w:val="en-US"/>
+        </w:rPr>
+        <w:t> </w:t>
+      </w:r>
+      <w:r>
+        <w:rPr>
+          <w:lang w:val="ru-RU"/>
+        </w:rPr>
+        <w:t>полный контроль над данными.</w:t>
+      </w:r>
+    </w:p>
+    <w:p>
+      <w:pPr>
+        <w:ind w:firstLine="709"/>
+        <w:jc w:val="both"/>
+        <w:rPr>
+          <w:lang w:val="ru-RU"/>
+        </w:rPr>
+      </w:pPr>
+      <w:r>
+        <w:rPr>
+          <w:lang w:val="ru-RU"/>
+        </w:rPr>
+        <w:t>Использование Keycloak позволяет избежать колоссальных временных затрат на разработку собственной системы аутентификации и авторизации, при этом обеспечивая высокий уровень безопасности и гибкость в управлении доступом</w:t>
+      </w:r>
+      <w:r>
+        <w:rPr>
+          <w:lang w:val="ru-RU"/>
+        </w:rPr>
+        <w:t>.</w:t>
+      </w:r>
+    </w:p>
+    <w:p>
+      <w:pPr>
+        <w:ind w:firstLine="709"/>
+        <w:jc w:val="both"/>
+        <w:rPr>
+          <w:lang w:val="ru-RU"/>
+        </w:rPr>
+      </w:pPr>
+    </w:p>
+    <w:p>
+      <w:pPr>
+        <w:pStyle w:val="2"/>
+        <w:ind w:left="0" w:firstLine="709"/>
+        <w:rPr>
+          <w:lang w:val="ru-RU"/>
+        </w:rPr>
+      </w:pPr>
+      <w:bookmarkStart w:id="20" w:name="_Toc223471453"/>
+      <w:r>
+        <w:rPr>
+          <w:lang w:val="ru-RU"/>
+        </w:rPr>
+        <w:t>2</w:t>
+      </w:r>
+      <w:r>
+        <w:t>.</w:t>
+      </w:r>
+      <w:r>
+        <w:rPr>
+          <w:lang w:val="ru-RU"/>
+        </w:rPr>
+        <w:t>3</w:t>
+      </w:r>
+      <w:r>
+        <w:t> </w:t>
+      </w:r>
+      <w:r>
+        <w:rPr>
+          <w:lang w:val="ru-RU"/>
+        </w:rPr>
+        <w:t xml:space="preserve">Блок </w:t>
+      </w:r>
+      <w:r>
+        <w:rPr>
+          <w:lang w:val="ru-RU"/>
+        </w:rPr>
+        <w:t>обнаружения сервис</w:t>
+      </w:r>
+      <w:r>
+        <w:rPr>
+          <w:lang w:val="ru-RU"/>
+        </w:rPr>
+        <w:t>ов</w:t>
+      </w:r>
+      <w:bookmarkEnd w:id="20"/>
+    </w:p>
+    <w:p>
+      <w:pPr>
+        <w:ind w:firstLine="709"/>
+        <w:jc w:val="both"/>
+        <w:rPr>
+          <w:lang w:val="ru-RU"/>
+        </w:rPr>
+      </w:pPr>
+    </w:p>
+    <w:p>
+      <w:pPr>
+        <w:ind w:firstLine="709"/>
+        <w:jc w:val="both"/>
+        <w:rPr>
+          <w:lang w:val="en-US"/>
+        </w:rPr>
+      </w:pPr>
+      <w:r>
+        <w:rPr>
+          <w:lang w:val="ru-RU"/>
+        </w:rPr>
+        <w:t>Блок обнаружения сервис</w:t>
+      </w:r>
+      <w:r>
+        <w:rPr>
+          <w:lang w:val="ru-RU"/>
+        </w:rPr>
+        <w:t>ов</w:t>
+      </w:r>
+      <w:r>
+        <w:rPr>
+          <w:lang w:val="ru-RU"/>
+        </w:rPr>
+        <w:t xml:space="preserve"> (</w:t>
+      </w:r>
+      <w:r>
+        <w:rPr>
+          <w:lang w:val="en-US"/>
+        </w:rPr>
+        <w:t>Service</w:t>
+      </w:r>
+      <w:r>
+        <w:rPr>
+          <w:lang w:val="ru-RU"/>
+        </w:rPr>
+        <w:t xml:space="preserve"> </w:t>
+      </w:r>
+      <w:r>
+        <w:rPr>
+          <w:lang w:val="en-US"/>
+        </w:rPr>
+        <w:t>Discovery</w:t>
+      </w:r>
+      <w:r>
+        <w:rPr>
+          <w:lang w:val="ru-RU"/>
+        </w:rPr>
+        <w:t>)</w:t>
+      </w:r>
+      <w:r>
+        <w:rPr>
+          <w:lang w:val="ru-RU"/>
+        </w:rPr>
+        <w:t xml:space="preserve"> является фундаментальным элементом микросервисной архитектуры, позволяющим сервисам динамически находить друг друга без жесткой привязки к статическим IP-адресам или портам в конфигурации. В распределенной системе, где микросервисы постоянно запускаются, останавливаются и масштабируются, Service Discovery обеспечивает актуальность информации о доступных экземплярах.</w:t>
+      </w:r>
+    </w:p>
+    <w:p>
+      <w:pPr>
+        <w:ind w:firstLine="709"/>
+        <w:jc w:val="both"/>
+        <w:rPr>
+          <w:lang w:val="en-US"/>
+        </w:rPr>
+      </w:pPr>
+      <w:r>
+        <w:rPr>
+          <w:lang w:val="ru-RU"/>
+        </w:rPr>
+        <w:t>Основные функции блока обнаружения сервисов</w:t>
+      </w:r>
+      <w:r>
+        <w:rPr>
+          <w:lang w:val="ru-RU"/>
+        </w:rPr>
+        <w:t>:</w:t>
+      </w:r>
+    </w:p>
+    <w:p>
+      <w:pPr>
+        <w:ind w:firstLine="709"/>
+        <w:jc w:val="both"/>
+        <w:rPr>
+          <w:lang w:val="en-US"/>
+        </w:rPr>
+      </w:pPr>
+      <w:r>
+        <w:rPr>
+          <w:lang w:val="ru-RU"/>
+        </w:rPr>
+        <w:t>–</w:t>
+      </w:r>
+      <w:r>
+        <w:rPr>
+          <w:lang w:val="en-US"/>
+        </w:rPr>
+        <w:t> </w:t>
+      </w:r>
+      <w:r>
+        <w:rPr>
+          <w:lang w:val="ru-RU"/>
+        </w:rPr>
+        <w:t>динамическая регистрация сервисов в реестре</w:t>
+      </w:r>
+      <w:r>
+        <w:rPr>
+          <w:lang w:val="ru-RU"/>
+        </w:rPr>
+        <w:t>;</w:t>
+      </w:r>
+    </w:p>
+    <w:p>
+      <w:pPr>
+        <w:ind w:firstLine="709"/>
+        <w:jc w:val="both"/>
+        <w:rPr>
+          <w:lang w:val="en-US"/>
+        </w:rPr>
+      </w:pPr>
+      <w:r>
+        <w:rPr>
+          <w:lang w:val="ru-RU"/>
+        </w:rPr>
+        <w:t>–</w:t>
+      </w:r>
+      <w:r>
+        <w:rPr>
+          <w:lang w:val="en-US"/>
+        </w:rPr>
+        <w:t> </w:t>
+      </w:r>
+      <w:r>
+        <w:rPr>
+          <w:lang w:val="ru-RU"/>
+        </w:rPr>
+        <w:t>поиск сервисов</w:t>
+      </w:r>
+      <w:r>
+        <w:rPr>
+          <w:lang w:val="en-US"/>
+        </w:rPr>
+        <w:t>;</w:t>
+      </w:r>
+    </w:p>
+    <w:p>
+      <w:pPr>
+        <w:ind w:firstLine="709"/>
+        <w:jc w:val="both"/>
+        <w:rPr>
+          <w:lang w:val="en-US"/>
+        </w:rPr>
+      </w:pPr>
+      <w:r>
+        <w:rPr>
+          <w:lang w:val="ru-RU"/>
+        </w:rPr>
+        <w:t>–</w:t>
+      </w:r>
+      <w:r>
+        <w:rPr>
+          <w:lang w:val="en-US"/>
+        </w:rPr>
+        <w:t> </w:t>
+      </w:r>
+      <w:r>
+        <w:rPr>
+          <w:lang w:val="ru-RU"/>
+        </w:rPr>
+        <w:t>балансировка нагрузки</w:t>
+      </w:r>
+      <w:r>
+        <w:rPr>
+          <w:lang w:val="en-US"/>
+        </w:rPr>
+        <w:t>;</w:t>
+      </w:r>
+    </w:p>
+    <w:p>
+      <w:pPr>
+        <w:ind w:firstLine="709"/>
+        <w:jc w:val="both"/>
+        <w:rPr>
+          <w:lang w:val="ru-RU"/>
+        </w:rPr>
+      </w:pPr>
+      <w:r>
+        <w:rPr>
+          <w:lang w:val="ru-RU"/>
+        </w:rPr>
+        <w:t>–</w:t>
+      </w:r>
+      <w:r>
+        <w:rPr>
+          <w:lang w:val="en-US"/>
+        </w:rPr>
+        <w:t> </w:t>
+      </w:r>
+      <w:r>
+        <w:rPr>
+          <w:lang w:val="ru-RU"/>
+        </w:rPr>
+        <w:t>устойчивость к отказам.</w:t>
+      </w:r>
+    </w:p>
+    <w:p>
+      <w:pPr>
+        <w:ind w:firstLine="709"/>
+        <w:jc w:val="both"/>
+        <w:rPr>
+          <w:lang w:val="ru-RU"/>
+        </w:rPr>
+      </w:pPr>
+      <w:r>
+        <w:rPr>
+          <w:lang w:val="ru-RU"/>
+        </w:rPr>
+        <w:t xml:space="preserve">Применение </w:t>
+      </w:r>
+      <w:r>
+        <w:rPr>
+          <w:lang w:val="ru-RU"/>
+        </w:rPr>
+        <w:t xml:space="preserve">обнаружение сервисов </w:t>
+      </w:r>
+      <w:r>
+        <w:rPr>
+          <w:lang w:val="ru-RU"/>
+        </w:rPr>
+        <w:t>критически важно для систем с высокой динамичностью, таких как агрегатор такси, где нагрузка может резко меняться, требуя быстрого масштабирования сервисов. Этот подход упрощает управление инфраструктурой, повышает надежность и избавля</w:t>
+      </w:r>
+      <w:r>
+        <w:rPr>
+          <w:lang w:val="ru-RU"/>
+        </w:rPr>
+        <w:t>ет</w:t>
+      </w:r>
+      <w:r>
+        <w:rPr>
+          <w:lang w:val="ru-RU"/>
+        </w:rPr>
+        <w:t xml:space="preserve"> разработчиков от необходимости вручную управлять сетевыми адресами</w:t>
+      </w:r>
+      <w:r>
+        <w:rPr>
+          <w:lang w:val="ru-RU"/>
+        </w:rPr>
+        <w:t>.</w:t>
+      </w:r>
+    </w:p>
+    <w:p>
+      <w:pPr>
+        <w:pStyle w:val="2"/>
+        <w:ind w:left="0" w:firstLine="709"/>
+        <w:rPr>
+          <w:lang w:val="ru-RU"/>
+        </w:rPr>
+      </w:pPr>
+      <w:bookmarkStart w:id="21" w:name="_Toc223471454"/>
+      <w:r>
+        <w:rPr>
+          <w:lang w:val="ru-RU"/>
+        </w:rPr>
+        <w:lastRenderedPageBreak/>
+        <w:t>2</w:t>
+      </w:r>
+      <w:r>
+        <w:t>.</w:t>
+      </w:r>
+      <w:r>
+        <w:rPr>
+          <w:lang w:val="ru-RU"/>
+        </w:rPr>
+        <w:t>4</w:t>
+      </w:r>
+      <w:r>
+        <w:t> </w:t>
+      </w:r>
+      <w:r>
+        <w:rPr>
+          <w:lang w:val="ru-RU"/>
+        </w:rPr>
+        <w:t xml:space="preserve">Блок </w:t>
+      </w:r>
+      <w:r>
+        <w:rPr>
+          <w:lang w:val="ru-RU"/>
+        </w:rPr>
+        <w:t>базовых микросервисов</w:t>
+      </w:r>
+      <w:bookmarkEnd w:id="21"/>
+    </w:p>
+    <w:p>
+      <w:pPr>
+        <w:ind w:firstLine="709"/>
+        <w:jc w:val="both"/>
+        <w:rPr>
+          <w:lang w:val="ru-RU"/>
+        </w:rPr>
+      </w:pPr>
+    </w:p>
+    <w:p>
+      <w:pPr>
+        <w:ind w:firstLine="709"/>
+        <w:jc w:val="both"/>
+        <w:rPr>
+          <w:lang w:val="ru-RU"/>
+        </w:rPr>
+      </w:pPr>
+      <w:r>
+        <w:rPr>
+          <w:lang w:val="ru-RU"/>
+        </w:rPr>
+        <w:t>Блок базовых микросервисов представляет собой набор независимых, слабосвязанных сервисов, каждый из которых инкапсулирует конкретную бизнес-логику агрегатора такси. Это основной функциональный уровень системы, отвечающий за выполнение ключевых операций.</w:t>
+      </w:r>
+    </w:p>
+    <w:p>
+      <w:pPr>
+        <w:ind w:firstLine="709"/>
+        <w:jc w:val="both"/>
+        <w:rPr>
+          <w:lang w:val="ru-RU"/>
+        </w:rPr>
+      </w:pPr>
+      <w:r>
+        <w:rPr>
+          <w:lang w:val="ru-RU"/>
+        </w:rPr>
+        <w:t>Для того, чтобы построить инфраструктуру для микросервисной архитектуру, необходимо иметь базовые операции (</w:t>
+      </w:r>
+      <w:r>
+        <w:rPr>
+          <w:lang w:val="en-US"/>
+        </w:rPr>
+        <w:t>CRUD</w:t>
+      </w:r>
+      <w:r>
+        <w:rPr>
+          <w:lang w:val="ru-RU"/>
+        </w:rPr>
+        <w:t>)</w:t>
+      </w:r>
+      <w:r>
+        <w:rPr>
+          <w:lang w:val="ru-RU"/>
+        </w:rPr>
+        <w:t xml:space="preserve"> в базовых доменных сервисах. </w:t>
+      </w:r>
+    </w:p>
+    <w:p>
+      <w:pPr>
+        <w:ind w:firstLine="709"/>
+        <w:jc w:val="both"/>
+        <w:rPr>
+          <w:lang w:val="en-US"/>
+        </w:rPr>
+      </w:pPr>
+      <w:r>
+        <w:rPr>
+          <w:lang w:val="ru-RU"/>
+        </w:rPr>
+        <w:t xml:space="preserve">На стартовом этапе </w:t>
+      </w:r>
+      <w:r>
+        <w:rPr>
+          <w:lang w:val="ru-RU"/>
+        </w:rPr>
+        <w:t>в приложении агрегаторе-такси можно выделить следующие сервисы в блоке базовых микросервисов</w:t>
+      </w:r>
+      <w:r>
+        <w:rPr>
+          <w:lang w:val="ru-RU"/>
+        </w:rPr>
+        <w:t xml:space="preserve">: </w:t>
+      </w:r>
+    </w:p>
+    <w:p>
+      <w:pPr>
+        <w:ind w:firstLine="709"/>
+        <w:jc w:val="both"/>
+        <w:rPr>
+          <w:lang w:val="en-US"/>
+        </w:rPr>
+      </w:pPr>
+      <w:r>
+        <w:rPr>
+          <w:lang w:val="ru-RU"/>
+        </w:rPr>
+        <w:t>–</w:t>
+      </w:r>
+      <w:r>
+        <w:rPr>
+          <w:lang w:val="en-US"/>
+        </w:rPr>
+        <w:t> </w:t>
+      </w:r>
+      <w:r>
+        <w:rPr>
+          <w:lang w:val="ru-RU"/>
+        </w:rPr>
+        <w:t>сервис водителей</w:t>
+      </w:r>
+      <w:r>
+        <w:rPr>
+          <w:lang w:val="en-US"/>
+        </w:rPr>
+        <w:t>;</w:t>
+      </w:r>
+    </w:p>
+    <w:p>
+      <w:pPr>
+        <w:ind w:firstLine="709"/>
+        <w:jc w:val="both"/>
+        <w:rPr>
+          <w:lang w:val="en-US"/>
+        </w:rPr>
+      </w:pPr>
+      <w:r>
+        <w:rPr>
+          <w:lang w:val="ru-RU"/>
+        </w:rPr>
+        <w:t>–</w:t>
+      </w:r>
+      <w:r>
+        <w:rPr>
+          <w:lang w:val="en-US"/>
+        </w:rPr>
+        <w:t> </w:t>
+      </w:r>
+      <w:r>
+        <w:rPr>
+          <w:lang w:val="ru-RU"/>
+        </w:rPr>
+        <w:t>сервис пассажиров</w:t>
+      </w:r>
+      <w:r>
+        <w:rPr>
+          <w:lang w:val="en-US"/>
+        </w:rPr>
+        <w:t>;</w:t>
+      </w:r>
+    </w:p>
+    <w:p>
+      <w:pPr>
+        <w:ind w:firstLine="709"/>
+        <w:jc w:val="both"/>
+        <w:rPr>
+          <w:lang w:val="en-US"/>
+        </w:rPr>
+      </w:pPr>
+      <w:r>
+        <w:rPr>
+          <w:lang w:val="ru-RU"/>
+        </w:rPr>
+        <w:t>–</w:t>
+      </w:r>
+      <w:r>
+        <w:rPr>
+          <w:lang w:val="en-US"/>
+        </w:rPr>
+        <w:t> </w:t>
+      </w:r>
+      <w:r>
+        <w:rPr>
+          <w:lang w:val="ru-RU"/>
+        </w:rPr>
+        <w:t>сервис рейтинга</w:t>
+      </w:r>
+      <w:r>
+        <w:rPr>
+          <w:lang w:val="en-US"/>
+        </w:rPr>
+        <w:t>;</w:t>
+      </w:r>
+    </w:p>
+    <w:p>
+      <w:pPr>
+        <w:ind w:firstLine="709"/>
+        <w:jc w:val="both"/>
+        <w:rPr>
+          <w:lang w:val="en-US"/>
+        </w:rPr>
+      </w:pPr>
+      <w:r>
+        <w:rPr>
+          <w:lang w:val="ru-RU"/>
+        </w:rPr>
+        <w:t>–</w:t>
+      </w:r>
+      <w:r>
+        <w:rPr>
+          <w:lang w:val="en-US"/>
+        </w:rPr>
+        <w:t> </w:t>
+      </w:r>
+      <w:r>
+        <w:rPr>
+          <w:lang w:val="ru-RU"/>
+        </w:rPr>
+        <w:t>сервис поездок</w:t>
+      </w:r>
+      <w:r>
+        <w:rPr>
+          <w:lang w:val="en-US"/>
+        </w:rPr>
+        <w:t>;</w:t>
+      </w:r>
+    </w:p>
+    <w:p>
+      <w:pPr>
+        <w:ind w:firstLine="709"/>
+        <w:jc w:val="both"/>
+        <w:rPr>
+          <w:lang w:val="en-US"/>
+        </w:rPr>
+      </w:pPr>
+      <w:r>
+        <w:rPr>
+          <w:lang w:val="ru-RU"/>
+        </w:rPr>
+        <w:t>–</w:t>
+      </w:r>
+      <w:r>
+        <w:rPr>
+          <w:lang w:val="en-US"/>
+        </w:rPr>
+        <w:t> </w:t>
+      </w:r>
+      <w:r>
+        <w:rPr>
+          <w:lang w:val="ru-RU"/>
+        </w:rPr>
+        <w:t>сервис регистрации</w:t>
+      </w:r>
+      <w:r>
+        <w:rPr>
+          <w:lang w:val="en-US"/>
+        </w:rPr>
+        <w:t>;</w:t>
+      </w:r>
+    </w:p>
+    <w:p>
+      <w:pPr>
+        <w:ind w:firstLine="709"/>
+        <w:jc w:val="both"/>
+        <w:rPr>
+          <w:lang w:val="ru-RU"/>
+        </w:rPr>
+      </w:pPr>
+      <w:r>
+        <w:rPr>
+          <w:lang w:val="ru-RU"/>
+        </w:rPr>
+        <w:t>–</w:t>
+      </w:r>
+      <w:r>
+        <w:rPr>
+          <w:lang w:val="en-US"/>
+        </w:rPr>
+        <w:t> </w:t>
+      </w:r>
+      <w:r>
+        <w:rPr>
+          <w:lang w:val="ru-RU"/>
+        </w:rPr>
+        <w:t>сервис уведомлений.</w:t>
+      </w:r>
+    </w:p>
+    <w:p>
+      <w:pPr>
+        <w:ind w:firstLine="709"/>
+        <w:jc w:val="both"/>
+        <w:rPr>
+          <w:lang w:val="ru-RU"/>
+        </w:rPr>
+      </w:pPr>
+      <w:r>
+        <w:rPr>
+          <w:lang w:val="ru-RU"/>
+        </w:rPr>
+        <w:t xml:space="preserve">Для последующего масштабирования сервисов достаточно в данный блок добавлять новый сервис с бизнес-логикой, который будет автоматически включаться и интегрироваться с другими компонентами системы. </w:t>
+      </w:r>
+    </w:p>
+    <w:p>
+      <w:pPr>
+        <w:ind w:firstLine="709"/>
+        <w:jc w:val="both"/>
+        <w:rPr>
+          <w:lang w:val="ru-RU"/>
+        </w:rPr>
+      </w:pPr>
+      <w:r>
+        <w:rPr>
+          <w:lang w:val="ru-RU"/>
+        </w:rPr>
+        <w:t>Разделение системы на базовые микросервисы значительно повышает гибкость разработки, ускоряет вывод новых функций на рынок, упрощает поддержку и обеспечивает высокую отказоустойчивость. В случае сбоя одного сервиса, остальные продолжают функционировать, минимизируя влияние на всю систему.</w:t>
+      </w:r>
+    </w:p>
+    <w:p>
+      <w:pPr>
+        <w:ind w:firstLine="709"/>
+        <w:jc w:val="both"/>
+        <w:rPr>
+          <w:lang w:val="ru-RU"/>
+        </w:rPr>
+      </w:pPr>
+    </w:p>
+    <w:p>
+      <w:pPr>
+        <w:pStyle w:val="2"/>
+        <w:ind w:left="0" w:firstLine="709"/>
+        <w:rPr>
+          <w:lang w:val="ru-RU"/>
+        </w:rPr>
+      </w:pPr>
+      <w:bookmarkStart w:id="22" w:name="_Toc223471455"/>
+      <w:r>
+        <w:rPr>
+          <w:lang w:val="ru-RU"/>
+        </w:rPr>
+        <w:t>2</w:t>
+      </w:r>
+      <w:r>
+        <w:t>.</w:t>
+      </w:r>
+      <w:r>
+        <w:rPr>
+          <w:lang w:val="ru-RU"/>
+        </w:rPr>
+        <w:t>5</w:t>
+      </w:r>
+      <w:r>
+        <w:t> </w:t>
+      </w:r>
+      <w:r>
+        <w:rPr>
+          <w:lang w:val="ru-RU"/>
+        </w:rPr>
+        <w:t xml:space="preserve">Блок </w:t>
+      </w:r>
+      <w:r>
+        <w:rPr>
+          <w:lang w:val="ru-RU"/>
+        </w:rPr>
+        <w:t>брокера сообщений</w:t>
+      </w:r>
+      <w:bookmarkEnd w:id="22"/>
+    </w:p>
+    <w:p>
+      <w:pPr>
+        <w:ind w:firstLine="709"/>
+        <w:jc w:val="both"/>
+        <w:rPr>
+          <w:lang w:val="ru-RU"/>
+        </w:rPr>
+      </w:pPr>
+    </w:p>
+    <w:p>
+      <w:pPr>
+        <w:ind w:firstLine="709"/>
+        <w:jc w:val="both"/>
+        <w:rPr>
+          <w:lang w:val="ru-RU"/>
+        </w:rPr>
+      </w:pPr>
+      <w:r>
+        <w:rPr>
+          <w:lang w:val="ru-RU"/>
+        </w:rPr>
+        <w:t>Блок брокера сообщений играет центральную роль в реализации асинхронного взаимодействия между микросервисами в архитектуре агрегатора такси. Он позволяет сервисам обмениваться данными и событиями без прямой синхронной связи, что значительно повышает отказоустойчивость, масштабируемость и слабую связанность системы.</w:t>
+      </w:r>
+    </w:p>
+    <w:p>
+      <w:pPr>
+        <w:ind w:firstLine="709"/>
+        <w:jc w:val="both"/>
+        <w:rPr>
+          <w:lang w:val="en-US"/>
+        </w:rPr>
+      </w:pPr>
+      <w:r>
+        <w:rPr>
+          <w:lang w:val="ru-RU"/>
+        </w:rPr>
+        <w:t>Можно выделить следующие основные функции блока брокера сообщений</w:t>
+      </w:r>
+      <w:r>
+        <w:rPr>
+          <w:lang w:val="ru-RU"/>
+        </w:rPr>
+        <w:t>:</w:t>
+      </w:r>
+    </w:p>
+    <w:p>
+      <w:pPr>
+        <w:ind w:firstLine="709"/>
+        <w:jc w:val="both"/>
+        <w:rPr>
+          <w:lang w:val="en-US"/>
+        </w:rPr>
+      </w:pPr>
+      <w:r>
+        <w:rPr>
+          <w:lang w:val="ru-RU"/>
+        </w:rPr>
+        <w:t>–</w:t>
+      </w:r>
+      <w:r>
+        <w:rPr>
+          <w:lang w:val="en-US"/>
+        </w:rPr>
+        <w:t> </w:t>
+      </w:r>
+      <w:r>
+        <w:rPr>
+          <w:lang w:val="ru-RU"/>
+        </w:rPr>
+        <w:t>асинхронный обмен данными</w:t>
+      </w:r>
+      <w:r>
+        <w:rPr>
+          <w:lang w:val="en-US"/>
+        </w:rPr>
+        <w:t>;</w:t>
+      </w:r>
+    </w:p>
+    <w:p>
+      <w:pPr>
+        <w:ind w:firstLine="709"/>
+        <w:jc w:val="both"/>
+        <w:rPr>
+          <w:lang w:val="en-US"/>
+        </w:rPr>
+      </w:pPr>
+      <w:r>
+        <w:rPr>
+          <w:lang w:val="ru-RU"/>
+        </w:rPr>
+        <w:t>–</w:t>
+      </w:r>
+      <w:r>
+        <w:rPr>
+          <w:lang w:val="en-US"/>
+        </w:rPr>
+        <w:t> </w:t>
+      </w:r>
+      <w:r>
+        <w:rPr>
+          <w:lang w:val="ru-RU"/>
+        </w:rPr>
+        <w:t>сглаживание пиковых нагрузок</w:t>
+      </w:r>
+      <w:r>
+        <w:rPr>
+          <w:lang w:val="en-US"/>
+        </w:rPr>
+        <w:t>;</w:t>
+      </w:r>
+    </w:p>
+    <w:p>
+      <w:pPr>
+        <w:ind w:firstLine="709"/>
+        <w:jc w:val="both"/>
+        <w:rPr>
+          <w:lang w:val="en-US"/>
+        </w:rPr>
+      </w:pPr>
+      <w:r>
+        <w:rPr>
+          <w:lang w:val="ru-RU"/>
+        </w:rPr>
+        <w:t>–</w:t>
+      </w:r>
+      <w:r>
+        <w:rPr>
+          <w:lang w:val="en-US"/>
+        </w:rPr>
+        <w:t> </w:t>
+      </w:r>
+      <w:r>
+        <w:rPr>
+          <w:lang w:val="ru-RU"/>
+        </w:rPr>
+        <w:t>гарантия доставки</w:t>
+      </w:r>
+      <w:r>
+        <w:rPr>
+          <w:lang w:val="en-US"/>
+        </w:rPr>
+        <w:t>;</w:t>
+      </w:r>
+    </w:p>
+    <w:p>
+      <w:pPr>
+        <w:ind w:firstLine="709"/>
+        <w:jc w:val="both"/>
+        <w:rPr>
+          <w:lang w:val="en-US"/>
+        </w:rPr>
+      </w:pPr>
+      <w:r>
+        <w:rPr>
+          <w:lang w:val="ru-RU"/>
+        </w:rPr>
+        <w:t>–</w:t>
+      </w:r>
+      <w:r>
+        <w:rPr>
+          <w:lang w:val="en-US"/>
+        </w:rPr>
+        <w:t> </w:t>
+      </w:r>
+      <w:r>
+        <w:rPr>
+          <w:lang w:val="ru-RU"/>
+        </w:rPr>
+        <w:t>слабая связанность</w:t>
+      </w:r>
+      <w:r>
+        <w:rPr>
+          <w:lang w:val="en-US"/>
+        </w:rPr>
+        <w:t>;</w:t>
+      </w:r>
+    </w:p>
+    <w:p>
+      <w:pPr>
+        <w:ind w:firstLine="709"/>
+        <w:jc w:val="both"/>
+        <w:rPr>
+          <w:lang w:val="ru-RU"/>
+        </w:rPr>
+      </w:pPr>
+      <w:r>
+        <w:rPr>
+          <w:lang w:val="ru-RU"/>
+        </w:rPr>
+        <w:t>–</w:t>
+      </w:r>
+      <w:r>
+        <w:rPr>
+          <w:lang w:val="en-US"/>
+        </w:rPr>
+        <w:t> </w:t>
+      </w:r>
+      <w:r>
+        <w:rPr>
+          <w:lang w:val="ru-RU"/>
+        </w:rPr>
+        <w:t>поддержка событийной архитектуры</w:t>
+      </w:r>
+      <w:r>
+        <w:rPr>
+          <w:lang w:val="en-US"/>
+        </w:rPr>
+        <w:t>.</w:t>
+      </w:r>
+    </w:p>
+    <w:p>
+      <w:pPr>
+        <w:ind w:firstLine="709"/>
+        <w:jc w:val="both"/>
+        <w:rPr>
+          <w:lang w:val="ru-RU"/>
+        </w:rPr>
+      </w:pPr>
+      <w:r>
+        <w:rPr>
+          <w:lang w:val="ru-RU"/>
+        </w:rPr>
+        <w:t xml:space="preserve">Для реализации брокера сообщений в проекте будет использоваться </w:t>
+      </w:r>
+      <w:r>
+        <w:rPr>
+          <w:lang w:val="en-US"/>
+        </w:rPr>
+        <w:t>Apache</w:t>
+      </w:r>
+      <w:r>
+        <w:rPr>
+          <w:lang w:val="ru-RU"/>
+        </w:rPr>
+        <w:t xml:space="preserve"> </w:t>
+      </w:r>
+      <w:r>
+        <w:rPr>
+          <w:lang w:val="en-US"/>
+        </w:rPr>
+        <w:t>Kafka</w:t>
+      </w:r>
+      <w:r>
+        <w:rPr>
+          <w:lang w:val="ru-RU"/>
+        </w:rPr>
+        <w:t xml:space="preserve"> [7].</w:t>
+      </w:r>
+      <w:r>
+        <w:rPr>
+          <w:lang w:val="ru-RU"/>
+        </w:rPr>
+        <w:t xml:space="preserve"> Данный брокер сообщений обладает высокой пропускной способностью и возможностью хранения сообщений. Горизонтальное масштабирование позволяет легко добавлять новые экземпляры брокеров сообщений без дополнительной конфигурации.</w:t>
+      </w:r>
+    </w:p>
+    <w:p>
+      <w:pPr>
+        <w:pStyle w:val="2"/>
+        <w:ind w:left="0" w:firstLine="709"/>
+        <w:rPr>
+          <w:lang w:val="ru-RU"/>
+        </w:rPr>
+      </w:pPr>
+      <w:bookmarkStart w:id="23" w:name="_Toc223471456"/>
+      <w:r>
+        <w:rPr>
+          <w:lang w:val="ru-RU"/>
+        </w:rPr>
+        <w:lastRenderedPageBreak/>
+        <w:t>2</w:t>
+      </w:r>
+      <w:r>
+        <w:t>.</w:t>
+      </w:r>
+      <w:r>
+        <w:rPr>
+          <w:lang w:val="ru-RU"/>
+        </w:rPr>
+        <w:t>6</w:t>
+      </w:r>
+      <w:r>
+        <w:t> </w:t>
+      </w:r>
+      <w:r>
+        <w:rPr>
+          <w:lang w:val="ru-RU"/>
+        </w:rPr>
+        <w:t xml:space="preserve">Блок </w:t>
+      </w:r>
+      <w:r>
+        <w:rPr>
+          <w:lang w:val="ru-RU"/>
+        </w:rPr>
+        <w:t>мониторинга и наблюдаемости</w:t>
+      </w:r>
+      <w:bookmarkEnd w:id="23"/>
+    </w:p>
+    <w:p>
+      <w:pPr>
+        <w:ind w:firstLine="709"/>
+        <w:jc w:val="both"/>
+        <w:rPr>
+          <w:lang w:val="ru-RU"/>
+        </w:rPr>
+      </w:pPr>
+    </w:p>
+    <w:p>
+      <w:pPr>
+        <w:ind w:firstLine="709"/>
+        <w:jc w:val="both"/>
+        <w:rPr>
+          <w:lang w:val="ru-RU"/>
+        </w:rPr>
+      </w:pPr>
+      <w:r>
+        <w:rPr>
+          <w:lang w:val="ru-RU"/>
+        </w:rPr>
+        <w:t>Блок мониторинга и наблюдаемости предназначен для сбора, анализа и визуализации данных о состоянии и производительности всех компонентов распределенной системы агрегатора такси. В условиях микросервисной архитектуры важно иметь полное представление о их работе для оперативного выявления и устранения проблем.</w:t>
+      </w:r>
+    </w:p>
+    <w:p>
+      <w:pPr>
+        <w:ind w:firstLine="709"/>
+        <w:jc w:val="both"/>
+        <w:rPr>
+          <w:lang w:val="ru-RU"/>
+        </w:rPr>
+      </w:pPr>
+      <w:r>
+        <w:rPr>
+          <w:lang w:val="ru-RU"/>
+        </w:rPr>
+        <w:t>Данный блок базируется на концепции «</w:t>
+      </w:r>
+      <w:r>
+        <w:rPr>
+          <w:lang w:val="en-US"/>
+        </w:rPr>
+        <w:t>Observability</w:t>
+      </w:r>
+      <w:r>
+        <w:rPr>
+          <w:lang w:val="ru-RU"/>
+        </w:rPr>
+        <w:t>» (наблюдаемость), которая включает три основных компонента</w:t>
+      </w:r>
+      <w:r>
+        <w:rPr>
+          <w:lang w:val="ru-RU"/>
+        </w:rPr>
+        <w:t xml:space="preserve">: </w:t>
+      </w:r>
+      <w:r>
+        <w:rPr>
+          <w:lang w:val="ru-RU"/>
+        </w:rPr>
+        <w:t>метрики, логирование и распределенная трассировка.</w:t>
+      </w:r>
+    </w:p>
+    <w:p>
+      <w:pPr>
+        <w:ind w:firstLine="709"/>
+        <w:jc w:val="both"/>
+        <w:rPr>
+          <w:lang w:val="en-US"/>
+        </w:rPr>
+      </w:pPr>
+      <w:r>
+        <w:rPr>
+          <w:lang w:val="ru-RU"/>
+        </w:rPr>
+        <w:t>Основные задачи блока мониторинга и наблюдаемости</w:t>
+      </w:r>
+      <w:r>
+        <w:rPr>
+          <w:lang w:val="ru-RU"/>
+        </w:rPr>
+        <w:t>:</w:t>
+      </w:r>
+    </w:p>
+    <w:p>
+      <w:pPr>
+        <w:ind w:firstLine="709"/>
+        <w:jc w:val="both"/>
+        <w:rPr>
+          <w:lang w:val="ru-RU"/>
+        </w:rPr>
+      </w:pPr>
+      <w:r>
+        <w:rPr>
+          <w:lang w:val="ru-RU"/>
+        </w:rPr>
+        <w:t>–</w:t>
+      </w:r>
+      <w:r>
+        <w:rPr>
+          <w:lang w:val="en-US"/>
+        </w:rPr>
+        <w:t> </w:t>
+      </w:r>
+      <w:r>
+        <w:rPr>
+          <w:lang w:val="ru-RU"/>
+        </w:rPr>
+        <w:t>сбор метрик, логов и трассировок со всех микросервисов</w:t>
+      </w:r>
+      <w:r>
+        <w:rPr>
+          <w:lang w:val="ru-RU"/>
+        </w:rPr>
+        <w:t>;</w:t>
+      </w:r>
+    </w:p>
+    <w:p>
+      <w:pPr>
+        <w:ind w:firstLine="709"/>
+        <w:jc w:val="both"/>
+        <w:rPr>
+          <w:lang w:val="en-US"/>
+        </w:rPr>
+      </w:pPr>
+      <w:r>
+        <w:rPr>
+          <w:lang w:val="ru-RU"/>
+        </w:rPr>
+        <w:t>–</w:t>
+      </w:r>
+      <w:r>
+        <w:rPr>
+          <w:lang w:val="en-US"/>
+        </w:rPr>
+        <w:t> </w:t>
+      </w:r>
+      <w:r>
+        <w:rPr>
+          <w:lang w:val="ru-RU"/>
+        </w:rPr>
+        <w:t>хранение оперативных данных</w:t>
+      </w:r>
+      <w:r>
+        <w:rPr>
+          <w:lang w:val="en-US"/>
+        </w:rPr>
+        <w:t>;</w:t>
+      </w:r>
+    </w:p>
+    <w:p>
+      <w:pPr>
+        <w:ind w:firstLine="709"/>
+        <w:jc w:val="both"/>
+        <w:rPr>
+          <w:lang w:val="en-US"/>
+        </w:rPr>
+      </w:pPr>
+      <w:r>
+        <w:rPr>
+          <w:lang w:val="ru-RU"/>
+        </w:rPr>
+        <w:t>–</w:t>
+      </w:r>
+      <w:r>
+        <w:rPr>
+          <w:lang w:val="en-US"/>
+        </w:rPr>
+        <w:t> </w:t>
+      </w:r>
+      <w:r>
+        <w:rPr>
+          <w:lang w:val="ru-RU"/>
+        </w:rPr>
+        <w:t>анализ и корреляция оперативных данных</w:t>
+      </w:r>
+      <w:r>
+        <w:rPr>
+          <w:lang w:val="ru-RU"/>
+        </w:rPr>
+        <w:t>;</w:t>
+      </w:r>
+    </w:p>
+    <w:p>
+      <w:pPr>
+        <w:ind w:firstLine="709"/>
+        <w:jc w:val="both"/>
+        <w:rPr>
+          <w:lang w:val="ru-RU"/>
+        </w:rPr>
+      </w:pPr>
+      <w:r>
+        <w:rPr>
+          <w:lang w:val="ru-RU"/>
+        </w:rPr>
+        <w:t>–</w:t>
+      </w:r>
+      <w:r>
+        <w:rPr>
+          <w:lang w:val="en-US"/>
+        </w:rPr>
+        <w:t> </w:t>
+      </w:r>
+      <w:r>
+        <w:rPr>
+          <w:lang w:val="ru-RU"/>
+        </w:rPr>
+        <w:t>визуализация работоспособности отдельных микросервисов.</w:t>
+      </w:r>
+    </w:p>
+    <w:p>
+      <w:pPr>
+        <w:ind w:firstLine="709"/>
+        <w:jc w:val="both"/>
+        <w:rPr>
+          <w:lang w:val="ru-RU"/>
+        </w:rPr>
+      </w:pPr>
+      <w:r>
+        <w:rPr>
+          <w:lang w:val="ru-RU"/>
+        </w:rPr>
+        <w:t>Для реализации мониторинга и наблюдаемости будет использоваться LOKI стек в связке с Prometheus и Tempo:</w:t>
+      </w:r>
+    </w:p>
+    <w:p>
+      <w:pPr>
+        <w:ind w:firstLine="709"/>
+        <w:jc w:val="both"/>
+        <w:rPr>
+          <w:lang w:val="ru-RU"/>
+        </w:rPr>
+      </w:pPr>
+      <w:r>
+        <w:rPr>
+          <w:lang w:val="en-US"/>
+        </w:rPr>
+        <w:t>1 </w:t>
+      </w:r>
+      <w:r>
+        <w:rPr>
+          <w:lang w:val="ru-RU"/>
+        </w:rPr>
+        <w:t>Prometheus [13]: сбор метрик. Использует pull-модель, самостоятельно опрашивая метрики с микросервисов по HTTP-протоколу. Обладает встроенной базой данных временных рядов и мощным языком запросов PromQL.</w:t>
+      </w:r>
+    </w:p>
+    <w:p>
+      <w:pPr>
+        <w:ind w:firstLine="709"/>
+        <w:jc w:val="both"/>
+        <w:rPr>
+          <w:lang w:val="ru-RU"/>
+        </w:rPr>
+      </w:pPr>
+      <w:r>
+        <w:rPr>
+          <w:lang w:val="en-US"/>
+        </w:rPr>
+        <w:t>2 </w:t>
+      </w:r>
+      <w:r>
+        <w:rPr>
+          <w:lang w:val="ru-RU"/>
+        </w:rPr>
+        <w:t>Loki [15]: централизованно</w:t>
+      </w:r>
+      <w:r>
+        <w:rPr>
+          <w:lang w:val="ru-RU"/>
+        </w:rPr>
+        <w:t>е</w:t>
+      </w:r>
+      <w:r>
+        <w:rPr>
+          <w:lang w:val="ru-RU"/>
+        </w:rPr>
+        <w:t xml:space="preserve"> логировани</w:t>
+      </w:r>
+      <w:r>
+        <w:rPr>
+          <w:lang w:val="ru-RU"/>
+        </w:rPr>
+        <w:t>е</w:t>
+      </w:r>
+      <w:r>
+        <w:rPr>
+          <w:lang w:val="ru-RU"/>
+        </w:rPr>
+        <w:t>. В отличие от традиционных решений, Loki индексирует только метаданные логов, а не их содержимое, что значительно снижает требования к вычислительным ресурсам при сохранении высокой скорости поиска.</w:t>
+      </w:r>
+    </w:p>
+    <w:p>
+      <w:pPr>
+        <w:ind w:firstLine="709"/>
+        <w:jc w:val="both"/>
+        <w:rPr>
+          <w:lang w:val="ru-RU"/>
+        </w:rPr>
+      </w:pPr>
+      <w:r>
+        <w:rPr>
+          <w:lang w:val="ru-RU"/>
+        </w:rPr>
+        <w:t>3 </w:t>
+      </w:r>
+      <w:r>
+        <w:rPr>
+          <w:lang w:val="ru-RU"/>
+        </w:rPr>
+        <w:t>Tempo [16]: распределенн</w:t>
+      </w:r>
+      <w:r>
+        <w:rPr>
+          <w:lang w:val="ru-RU"/>
+        </w:rPr>
+        <w:t>ая</w:t>
+      </w:r>
+      <w:r>
+        <w:rPr>
+          <w:lang w:val="ru-RU"/>
+        </w:rPr>
+        <w:t xml:space="preserve"> трассировк</w:t>
+      </w:r>
+      <w:r>
+        <w:rPr>
+          <w:lang w:val="ru-RU"/>
+        </w:rPr>
+        <w:t>а</w:t>
+      </w:r>
+      <w:r>
+        <w:rPr>
+          <w:lang w:val="ru-RU"/>
+        </w:rPr>
+        <w:t>. Глубоко интегрирован с Loki и Prometheus, обеспечивает высокую скорость записи и не требует сложной настройки.</w:t>
+      </w:r>
+    </w:p>
+    <w:p>
+      <w:pPr>
+        <w:ind w:firstLine="709"/>
+        <w:jc w:val="both"/>
+        <w:rPr>
+          <w:lang w:val="ru-RU"/>
+        </w:rPr>
+      </w:pPr>
+      <w:r>
+        <w:rPr>
+          <w:lang w:val="ru-RU"/>
+        </w:rPr>
+        <w:t>4 </w:t>
+      </w:r>
+      <w:r>
+        <w:rPr>
+          <w:lang w:val="ru-RU"/>
+        </w:rPr>
+        <w:t xml:space="preserve">Grafana [14]: </w:t>
+      </w:r>
+      <w:r>
+        <w:rPr>
+          <w:lang w:val="ru-RU"/>
+        </w:rPr>
+        <w:t>в</w:t>
+      </w:r>
+      <w:r>
+        <w:rPr>
+          <w:lang w:val="ru-RU"/>
+        </w:rPr>
+        <w:t>еб-интерфейс для визуализации всех данных (метрик, логов, трассировок) из Prometheus, Loki и Tempo.</w:t>
+      </w:r>
+    </w:p>
+    <w:p>
+      <w:pPr>
+        <w:ind w:firstLine="709"/>
+        <w:jc w:val="both"/>
+        <w:rPr>
+          <w:lang w:val="ru-RU"/>
+        </w:rPr>
+      </w:pPr>
+      <w:r>
+        <w:rPr>
+          <w:lang w:val="ru-RU"/>
+        </w:rPr>
+        <w:t>Использование LOKI стека является современным и легковесным решением, которое обеспечивает высокий уровень наблюдаемости</w:t>
+      </w:r>
+      <w:r>
+        <w:rPr>
+          <w:lang w:val="ru-RU"/>
+        </w:rPr>
+        <w:t xml:space="preserve"> </w:t>
+      </w:r>
+      <w:r>
+        <w:rPr>
+          <w:lang w:val="ru-RU"/>
+        </w:rPr>
+        <w:t>для инфраструктуры приложения агрегатора-такси.</w:t>
+      </w:r>
+    </w:p>
+    <w:p>
+      <w:pPr>
+        <w:ind w:firstLine="709"/>
+        <w:jc w:val="both"/>
+        <w:rPr>
+          <w:lang w:val="ru-RU"/>
+        </w:rPr>
+      </w:pPr>
+    </w:p>
+    <w:p>
+      <w:pPr>
+        <w:pStyle w:val="2"/>
+        <w:ind w:left="0" w:firstLine="709"/>
+        <w:rPr>
+          <w:lang w:val="ru-RU"/>
+        </w:rPr>
+      </w:pPr>
+      <w:bookmarkStart w:id="24" w:name="_Toc223471457"/>
+      <w:r>
+        <w:rPr>
+          <w:lang w:val="ru-RU"/>
+        </w:rPr>
+        <w:t>2</w:t>
+      </w:r>
+      <w:r>
+        <w:t>.</w:t>
+      </w:r>
+      <w:r>
+        <w:rPr>
+          <w:lang w:val="ru-RU"/>
+        </w:rPr>
+        <w:t>7</w:t>
+      </w:r>
+      <w:r>
+        <w:t> </w:t>
+      </w:r>
+      <w:r>
+        <w:rPr>
+          <w:lang w:val="ru-RU"/>
+        </w:rPr>
+        <w:t xml:space="preserve">Блок </w:t>
+      </w:r>
+      <w:r>
+        <w:rPr>
+          <w:lang w:val="ru-RU"/>
+        </w:rPr>
+        <w:t>баз данных</w:t>
+      </w:r>
+      <w:bookmarkEnd w:id="24"/>
+    </w:p>
+    <w:p>
+      <w:pPr>
+        <w:ind w:firstLine="709"/>
+        <w:jc w:val="both"/>
+        <w:rPr>
+          <w:lang w:val="ru-RU"/>
+        </w:rPr>
+      </w:pPr>
+    </w:p>
+    <w:p>
+      <w:pPr>
+        <w:ind w:firstLine="709"/>
+        <w:jc w:val="both"/>
+        <w:rPr>
+          <w:lang w:val="ru-RU"/>
+        </w:rPr>
+      </w:pPr>
+      <w:r>
+        <w:rPr>
+          <w:lang w:val="ru-RU"/>
+        </w:rPr>
+        <w:t xml:space="preserve">Блок баз данных является фундаментальным компонентом архитектуры агрегатора такси, отвечающим за надежное хранение всей персистентной информации. В микросервисной архитектуре применяется паттерн </w:t>
+      </w:r>
+      <w:r>
+        <w:rPr>
+          <w:lang w:val="ru-RU"/>
+        </w:rPr>
+        <w:t>«</w:t>
+      </w:r>
+      <w:r>
+        <w:rPr>
+          <w:lang w:val="ru-RU"/>
+        </w:rPr>
+        <w:t>база данных на каждый сервис</w:t>
+      </w:r>
+      <w:r>
+        <w:rPr>
+          <w:lang w:val="ru-RU"/>
+        </w:rPr>
+        <w:t>»</w:t>
+      </w:r>
+      <w:r>
+        <w:rPr>
+          <w:lang w:val="ru-RU"/>
+        </w:rPr>
+        <w:t>, что обеспечивает слабую связанность компонентов и независимость их масштабирования.</w:t>
+      </w:r>
+    </w:p>
+    <w:p>
+      <w:pPr>
+        <w:ind w:firstLine="709"/>
+        <w:jc w:val="both"/>
+        <w:rPr>
+          <w:lang w:val="ru-RU"/>
+        </w:rPr>
+      </w:pPr>
+      <w:r>
+        <w:rPr>
+          <w:lang w:val="ru-RU"/>
+        </w:rPr>
+        <w:t>Для агрегатора такси критически важны требования к хранилищам данных, такие как:</w:t>
+      </w:r>
+    </w:p>
+    <w:p>
+      <w:pPr>
+        <w:ind w:firstLine="709"/>
+        <w:jc w:val="both"/>
+        <w:rPr>
+          <w:lang w:val="en-US"/>
+        </w:rPr>
+      </w:pPr>
+      <w:r>
+        <w:rPr>
+          <w:lang w:val="ru-RU"/>
+        </w:rPr>
+        <w:t>–</w:t>
+      </w:r>
+      <w:r>
+        <w:rPr>
+          <w:lang w:val="en-US"/>
+        </w:rPr>
+        <w:t> </w:t>
+      </w:r>
+      <w:r>
+        <w:rPr>
+          <w:lang w:val="ru-RU"/>
+        </w:rPr>
+        <w:t>строгая согласованность данных</w:t>
+      </w:r>
+      <w:r>
+        <w:rPr>
+          <w:lang w:val="en-US"/>
+        </w:rPr>
+        <w:t>;</w:t>
+      </w:r>
+    </w:p>
+    <w:p>
+      <w:pPr>
+        <w:ind w:firstLine="709"/>
+        <w:jc w:val="both"/>
+        <w:rPr>
+          <w:lang w:val="en-US"/>
+        </w:rPr>
+      </w:pPr>
+      <w:r>
+        <w:rPr>
+          <w:lang w:val="ru-RU"/>
+        </w:rPr>
+        <w:t>–</w:t>
+      </w:r>
+      <w:r>
+        <w:rPr>
+          <w:lang w:val="en-US"/>
+        </w:rPr>
+        <w:t> </w:t>
+      </w:r>
+      <w:r>
+        <w:rPr>
+          <w:lang w:val="ru-RU"/>
+        </w:rPr>
+        <w:t>надежное хранение данных</w:t>
+      </w:r>
+      <w:r>
+        <w:rPr>
+          <w:lang w:val="en-US"/>
+        </w:rPr>
+        <w:t>;</w:t>
+      </w:r>
+    </w:p>
+    <w:p>
+      <w:pPr>
+        <w:ind w:firstLine="709"/>
+        <w:jc w:val="both"/>
+        <w:rPr>
+          <w:lang w:val="en-US"/>
+        </w:rPr>
+      </w:pPr>
+      <w:r>
+        <w:rPr>
+          <w:lang w:val="ru-RU"/>
+        </w:rPr>
+        <w:lastRenderedPageBreak/>
+        <w:t>–</w:t>
+      </w:r>
+      <w:r>
+        <w:rPr>
+          <w:lang w:val="en-US"/>
+        </w:rPr>
+        <w:t> </w:t>
+      </w:r>
+      <w:r>
+        <w:rPr>
+          <w:lang w:val="ru-RU"/>
+        </w:rPr>
+        <w:t>быстрая обработка геопространственных данных</w:t>
+      </w:r>
+      <w:r>
+        <w:rPr>
+          <w:lang w:val="en-US"/>
+        </w:rPr>
+        <w:t>;</w:t>
+      </w:r>
+    </w:p>
+    <w:p>
+      <w:pPr>
+        <w:ind w:firstLine="709"/>
+        <w:jc w:val="both"/>
+        <w:rPr>
+          <w:lang w:val="ru-RU"/>
+        </w:rPr>
+      </w:pPr>
+      <w:r>
+        <w:rPr>
+          <w:lang w:val="ru-RU"/>
+        </w:rPr>
+        <w:t>–</w:t>
+      </w:r>
+      <w:r>
+        <w:rPr>
+          <w:lang w:val="en-US"/>
+        </w:rPr>
+        <w:t> </w:t>
+      </w:r>
+      <w:r>
+        <w:rPr>
+          <w:lang w:val="ru-RU"/>
+        </w:rPr>
+        <w:t>гибкость</w:t>
+      </w:r>
+      <w:r>
+        <w:rPr>
+          <w:lang w:val="ru-RU"/>
+        </w:rPr>
+        <w:t xml:space="preserve"> данных.</w:t>
+      </w:r>
+    </w:p>
+    <w:p>
+      <w:pPr>
+        <w:ind w:firstLine="709"/>
+        <w:jc w:val="both"/>
+        <w:rPr>
+          <w:lang w:val="ru-RU"/>
+        </w:rPr>
+      </w:pPr>
+      <w:r>
+        <w:rPr>
+          <w:lang w:val="ru-RU"/>
+        </w:rPr>
+        <w:t xml:space="preserve">В качестве основной СУБД будет использоваться </w:t>
+      </w:r>
+      <w:r>
+        <w:rPr>
+          <w:lang w:val="en-US"/>
+        </w:rPr>
+        <w:t>PostgreSQL</w:t>
+      </w:r>
+      <w:r>
+        <w:rPr>
+          <w:lang w:val="ru-RU"/>
+        </w:rPr>
+        <w:t xml:space="preserve"> [8], </w:t>
+      </w:r>
+      <w:r>
+        <w:rPr>
+          <w:lang w:val="ru-RU"/>
+        </w:rPr>
+        <w:t xml:space="preserve">так как она строго соответствует принципам </w:t>
+      </w:r>
+      <w:r>
+        <w:rPr>
+          <w:lang w:val="en-US"/>
+        </w:rPr>
+        <w:t>ACID</w:t>
+      </w:r>
+      <w:r>
+        <w:rPr>
+          <w:lang w:val="ru-RU"/>
+        </w:rPr>
+        <w:t xml:space="preserve">, имеет расширенную поддержку </w:t>
+      </w:r>
+      <w:r>
+        <w:rPr>
+          <w:lang w:val="en-US"/>
+        </w:rPr>
+        <w:t>JSON</w:t>
+      </w:r>
+      <w:r>
+        <w:rPr>
+          <w:lang w:val="ru-RU"/>
+        </w:rPr>
+        <w:t>/</w:t>
+      </w:r>
+      <w:r>
+        <w:rPr>
+          <w:lang w:val="en-US"/>
+        </w:rPr>
+        <w:t>JSONB</w:t>
+      </w:r>
+      <w:r>
+        <w:rPr>
+          <w:lang w:val="ru-RU"/>
+        </w:rPr>
+        <w:t xml:space="preserve"> </w:t>
+      </w:r>
+      <w:r>
+        <w:rPr>
+          <w:lang w:val="ru-RU"/>
+        </w:rPr>
+        <w:t xml:space="preserve">и имеет наличие расширения </w:t>
+      </w:r>
+      <w:r>
+        <w:rPr>
+          <w:lang w:val="en-US"/>
+        </w:rPr>
+        <w:t>PostGIS</w:t>
+      </w:r>
+      <w:r>
+        <w:rPr>
+          <w:lang w:val="ru-RU"/>
+        </w:rPr>
+        <w:t xml:space="preserve"> </w:t>
+      </w:r>
+      <w:r>
+        <w:rPr>
+          <w:lang w:val="ru-RU"/>
+        </w:rPr>
+        <w:t xml:space="preserve">для работы с геопространственными данными. </w:t>
+      </w:r>
+    </w:p>
+    <w:p>
+      <w:pPr>
+        <w:ind w:firstLine="709"/>
+        <w:jc w:val="both"/>
+        <w:rPr>
+          <w:lang w:val="ru-RU"/>
+        </w:rPr>
+      </w:pPr>
+      <w:r>
+        <w:rPr>
+          <w:lang w:val="ru-RU"/>
+        </w:rPr>
+        <w:t>Каждый базовый микросервис будет использовать свою собственную базу данных PostgreSQL, что позволит ему развиваться и масштабироваться независимо. Такой подход обеспечивает изоляцию данных, предотвращает взаимозависимости и упрощает управление схемами данных для каждого сервиса.</w:t>
+      </w:r>
+    </w:p>
+    <w:p>
+      <w:pPr>
+        <w:ind w:firstLine="709"/>
+        <w:jc w:val="both"/>
+        <w:rPr>
+          <w:lang w:val="ru-RU"/>
+        </w:rPr>
+      </w:pPr>
+    </w:p>
+    <w:p>
+      <w:pPr>
+        <w:pStyle w:val="2"/>
+        <w:ind w:left="0" w:firstLine="709"/>
+        <w:rPr>
+          <w:lang w:val="ru-RU"/>
+        </w:rPr>
+      </w:pPr>
+      <w:bookmarkStart w:id="25" w:name="_Toc223471458"/>
+      <w:r>
+        <w:rPr>
+          <w:lang w:val="ru-RU"/>
+        </w:rPr>
+        <w:t>2</w:t>
+      </w:r>
+      <w:r>
+        <w:t>.</w:t>
+      </w:r>
+      <w:r>
+        <w:rPr>
+          <w:lang w:val="ru-RU"/>
+        </w:rPr>
+        <w:t>8</w:t>
+      </w:r>
+      <w:r>
+        <w:t> </w:t>
+      </w:r>
+      <w:r>
+        <w:rPr>
+          <w:lang w:val="ru-RU"/>
+        </w:rPr>
+        <w:t xml:space="preserve">Блок </w:t>
+      </w:r>
+      <w:r>
+        <w:rPr>
+          <w:lang w:val="ru-RU"/>
+        </w:rPr>
+        <w:t>кэширования</w:t>
+      </w:r>
+      <w:bookmarkEnd w:id="25"/>
+    </w:p>
+    <w:p>
+      <w:pPr>
+        <w:ind w:firstLine="709"/>
+        <w:jc w:val="both"/>
+        <w:rPr>
+          <w:lang w:val="ru-RU"/>
+        </w:rPr>
+      </w:pPr>
+    </w:p>
+    <w:p>
+      <w:pPr>
+        <w:ind w:firstLine="709"/>
+        <w:jc w:val="both"/>
+        <w:rPr>
+          <w:lang w:val="ru-RU"/>
+        </w:rPr>
+      </w:pPr>
+      <w:r>
+        <w:rPr>
+          <w:lang w:val="ru-RU"/>
+        </w:rPr>
+        <w:t>Блок кэширования предназначен для минимизации времени отклика и снижения нагрузки на основные базы данных за счет временного хранения часто запрашиваемых данных в оперативной памяти. В высоконагруженных системах, таких как агрегатор такси, кэширование является критически важным для обеспечения высокой производительности и масштабируемости.</w:t>
+      </w:r>
+    </w:p>
+    <w:p>
+      <w:pPr>
+        <w:ind w:firstLine="709"/>
+        <w:jc w:val="both"/>
+        <w:rPr>
+          <w:lang w:val="ru-RU"/>
+        </w:rPr>
+      </w:pPr>
+      <w:r>
+        <w:t>Типичные данные, которые могут быть кэшированы:</w:t>
+      </w:r>
+    </w:p>
+    <w:p>
+      <w:pPr>
+        <w:ind w:firstLine="709"/>
+        <w:jc w:val="both"/>
+        <w:rPr>
+          <w:lang w:val="en-US"/>
+        </w:rPr>
+      </w:pPr>
+      <w:r>
+        <w:rPr>
+          <w:lang w:val="ru-RU"/>
+        </w:rPr>
+        <w:t>–</w:t>
+      </w:r>
+      <w:r>
+        <w:rPr>
+          <w:lang w:val="en-US"/>
+        </w:rPr>
+        <w:t> </w:t>
+      </w:r>
+      <w:r>
+        <w:rPr>
+          <w:lang w:val="ru-RU"/>
+        </w:rPr>
+        <w:t>тарифы</w:t>
+      </w:r>
+      <w:r>
+        <w:rPr>
+          <w:lang w:val="en-US"/>
+        </w:rPr>
+        <w:t>;</w:t>
+      </w:r>
+    </w:p>
+    <w:p>
+      <w:pPr>
+        <w:ind w:firstLine="709"/>
+        <w:jc w:val="both"/>
+        <w:rPr>
+          <w:lang w:val="en-US"/>
+        </w:rPr>
+      </w:pPr>
+      <w:r>
+        <w:rPr>
+          <w:lang w:val="ru-RU"/>
+        </w:rPr>
+        <w:t>–</w:t>
+      </w:r>
+      <w:r>
+        <w:rPr>
+          <w:lang w:val="en-US"/>
+        </w:rPr>
+        <w:t> </w:t>
+      </w:r>
+      <w:r>
+        <w:rPr>
+          <w:lang w:val="ru-RU"/>
+        </w:rPr>
+        <w:t>текущие сессии пользователей</w:t>
+      </w:r>
+      <w:r>
+        <w:rPr>
+          <w:lang w:val="en-US"/>
+        </w:rPr>
+        <w:t>;</w:t>
+      </w:r>
+    </w:p>
+    <w:p>
+      <w:pPr>
+        <w:ind w:firstLine="709"/>
+        <w:jc w:val="both"/>
+        <w:rPr>
+          <w:lang w:val="ru-RU"/>
+        </w:rPr>
+      </w:pPr>
+      <w:r>
+        <w:rPr>
+          <w:lang w:val="ru-RU"/>
+        </w:rPr>
+        <w:t>–</w:t>
+      </w:r>
+      <w:r>
+        <w:rPr>
+          <w:lang w:val="en-US"/>
+        </w:rPr>
+        <w:t> </w:t>
+      </w:r>
+      <w:r>
+        <w:rPr>
+          <w:lang w:val="ru-RU"/>
+        </w:rPr>
+        <w:t>статусы активности водителей.</w:t>
+      </w:r>
+    </w:p>
+    <w:p>
+      <w:pPr>
+        <w:ind w:firstLine="709"/>
+        <w:jc w:val="both"/>
+        <w:rPr>
+          <w:lang w:val="ru-RU"/>
+        </w:rPr>
+      </w:pPr>
+      <w:r>
+        <w:rPr>
+          <w:lang w:val="ru-RU"/>
+        </w:rPr>
+        <w:t>Для реализации in-memory хранилища для кэширования и управления быстроменяющимися состояниями будет использоваться Redis. Преимущества Redis по сравнению с другими решениями (например, Memcached):</w:t>
+      </w:r>
+    </w:p>
+    <w:p>
+      <w:pPr>
+        <w:ind w:firstLine="709"/>
+        <w:jc w:val="both"/>
+        <w:rPr>
+          <w:lang w:val="ru-RU"/>
+        </w:rPr>
+      </w:pPr>
+      <w:r>
+        <w:rPr>
+          <w:lang w:val="ru-RU"/>
+        </w:rPr>
+        <w:t xml:space="preserve">1 Поддержка сложных типов данных. </w:t>
+      </w:r>
+      <w:r>
+        <w:t>Redis поддерживает списки, множества, хэши, что позволяет реализовывать более сложные алгоритмы кэширования и решать специфические задачи</w:t>
+      </w:r>
+      <w:r>
+        <w:rPr>
+          <w:lang w:val="ru-RU"/>
+        </w:rPr>
+        <w:t>.</w:t>
+      </w:r>
+    </w:p>
+    <w:p>
+      <w:pPr>
+        <w:ind w:firstLine="709"/>
+        <w:jc w:val="both"/>
+        <w:rPr>
+          <w:lang w:val="ru-RU"/>
+        </w:rPr>
+      </w:pPr>
+      <w:r>
+        <w:rPr>
+          <w:lang w:val="ru-RU"/>
+        </w:rPr>
+        <w:t>2</w:t>
+      </w:r>
+      <w:r>
+        <w:rPr>
+          <w:lang w:val="en-US"/>
+        </w:rPr>
+        <w:t> </w:t>
+      </w:r>
+      <w:r>
+        <w:rPr>
+          <w:lang w:val="ru-RU"/>
+        </w:rPr>
+        <w:t xml:space="preserve">Встроенная поддержка геопространственных индексов. </w:t>
+      </w:r>
+      <w:r>
+        <w:rPr>
+          <w:lang w:val="ru-RU"/>
+        </w:rPr>
+        <w:t>Позволяет эффективно хранить и мгновенно обновлять текущие координаты водителей в оперативной памяти, что снимает нагрузку с PostgreSQL</w:t>
+      </w:r>
+      <w:r>
+        <w:rPr>
+          <w:lang w:val="ru-RU"/>
+        </w:rPr>
+        <w:t>.</w:t>
+      </w:r>
+    </w:p>
+    <w:p>
+      <w:pPr>
+        <w:ind w:firstLine="709"/>
+        <w:jc w:val="both"/>
+        <w:rPr>
+          <w:lang w:val="ru-RU"/>
+        </w:rPr>
+      </w:pPr>
+      <w:r>
+        <w:rPr>
+          <w:lang w:val="ru-RU"/>
+        </w:rPr>
+        <w:t>3</w:t>
+      </w:r>
+      <w:r>
+        <w:rPr>
+          <w:lang w:val="en-US"/>
+        </w:rPr>
+        <w:t> </w:t>
+      </w:r>
+      <w:r>
+        <w:rPr>
+          <w:lang w:val="ru-RU"/>
+        </w:rPr>
+        <w:t xml:space="preserve">Возможность сохранения данных на диск. </w:t>
+      </w:r>
+      <w:r>
+        <w:t>Обеспечивает быстрое восстановление состояния кэша после перезагрузки узла, что повышает надежность.</w:t>
+      </w:r>
+    </w:p>
+    <w:p>
+      <w:pPr>
+        <w:ind w:firstLine="709"/>
+        <w:jc w:val="both"/>
+        <w:rPr>
+          <w:lang w:val="ru-RU"/>
+        </w:rPr>
+      </w:pPr>
+      <w:r>
+        <w:rPr>
+          <w:lang w:val="ru-RU"/>
+        </w:rPr>
+        <w:t>4</w:t>
+      </w:r>
+      <w:r>
+        <w:rPr>
+          <w:lang w:val="en-US"/>
+        </w:rPr>
+        <w:t> </w:t>
+      </w:r>
+      <w:r>
+        <w:rPr>
+          <w:lang w:val="ru-RU"/>
+        </w:rPr>
+        <w:t xml:space="preserve">Высокая производительность. </w:t>
+      </w:r>
+      <w:r>
+        <w:rPr>
+          <w:lang w:val="ru-RU"/>
+        </w:rPr>
+        <w:t>Redis оптимизирован для работы в памяти и обеспечивает минимальные задержки при доступе к данным.</w:t>
+      </w:r>
+    </w:p>
+    <w:p>
+      <w:pPr>
+        <w:ind w:firstLine="709"/>
+        <w:jc w:val="both"/>
+        <w:rPr>
+          <w:lang w:val="ru-RU"/>
+        </w:rPr>
+      </w:pPr>
+      <w:r>
+        <w:rPr>
+          <w:lang w:val="ru-RU"/>
+        </w:rPr>
+        <w:t xml:space="preserve">Комбинация PostgreSQL для </w:t>
+      </w:r>
+      <w:r>
+        <w:rPr>
+          <w:lang w:val="ru-RU"/>
+        </w:rPr>
+        <w:t>постоянного</w:t>
+      </w:r>
+      <w:r>
+        <w:rPr>
+          <w:lang w:val="ru-RU"/>
+        </w:rPr>
+        <w:t xml:space="preserve"> хранения данных и Redis для высокоскоростного кэширования является стандартом для построения высокопроизводительных и отказоустойчивых систем. Это позволяет обеспечить необходимый баланс между надежностью, масштабируемостью и производительностью для всех операций агрегатора такси.</w:t>
+      </w:r>
+    </w:p>
+    <w:p>
+      <w:pPr>
         <w:rPr>
           <w:b/>
           <w:bCs/>
         </w:rPr>
       </w:pPr>
       <w:r>
-        <w:t>Текст раздела</w:t>
-      </w:r>
-    </w:p>
-    <w:p>
-      <w:pPr>
+        <w:br w:type="page"/>
+      </w:r>
+    </w:p>
+    <w:p>
+      <w:pPr>
+        <w:pStyle w:val="1"/>
+      </w:pPr>
+      <w:bookmarkStart w:id="26" w:name="_heading=h.n8gg5s5129r3" w:colFirst="0" w:colLast="0"/>
+      <w:bookmarkStart w:id="27" w:name="_Toc223471459"/>
+      <w:bookmarkEnd w:id="26"/>
+      <w:r>
+        <w:lastRenderedPageBreak/>
+        <w:t>3 Функциональное проектирование</w:t>
+      </w:r>
+      <w:bookmarkEnd w:id="27"/>
+      <w:r>
+        <w:t xml:space="preserve"> </w:t>
+      </w:r>
+    </w:p>
+    <w:p/>
+    <w:p>
+      <w:pPr>
+        <w:ind w:firstLine="709"/>
+        <w:jc w:val="both"/>
+      </w:pPr>
+      <w:bookmarkStart w:id="28" w:name="_heading=h.nd0iumwtrkqh" w:colFirst="0" w:colLast="0"/>
+      <w:bookmarkEnd w:id="28"/>
+    </w:p>
+    <w:p>
+      <w:pPr>
+        <w:ind w:firstLine="709"/>
         <w:jc w:val="both"/>
         <w:rPr>
           <w:b/>
           <w:bCs/>
         </w:rPr>
       </w:pPr>
-    </w:p>
-    <w:p>
-      <w:pPr>
+      <w:r>
+        <w:t>Текст раздела</w:t>
+      </w:r>
+    </w:p>
+    <w:p>
+      <w:r>
+        <w:br w:type="page"/>
+      </w:r>
+    </w:p>
+    <w:p>
+      <w:pPr>
+        <w:pStyle w:val="1"/>
+      </w:pPr>
+      <w:bookmarkStart w:id="29" w:name="_heading=h.vo3hquxi11v1" w:colFirst="0" w:colLast="0"/>
+      <w:bookmarkStart w:id="30" w:name="_Toc223471460"/>
+      <w:bookmarkEnd w:id="29"/>
+      <w:r>
+        <w:lastRenderedPageBreak/>
+        <w:t>4 Разработка программных модулей</w:t>
+      </w:r>
+      <w:bookmarkEnd w:id="30"/>
+    </w:p>
+    <w:p/>
+    <w:p>
+      <w:pPr>
+        <w:ind w:firstLine="709"/>
+        <w:jc w:val="both"/>
         <w:rPr>
           <w:b/>
           <w:bCs/>
         </w:rPr>
       </w:pPr>
       <w:r>
+        <w:t>Текст раздела</w:t>
+      </w:r>
+    </w:p>
+    <w:p>
+      <w:pPr>
+        <w:ind w:firstLine="709"/>
+      </w:pPr>
+      <w:r>
         <w:br w:type="page"/>
       </w:r>
     </w:p>
@@ -5239,83 +8512,142 @@
       <w:pPr>
         <w:pStyle w:val="1"/>
       </w:pPr>
-      <w:bookmarkStart w:id="17" w:name="_heading=h.n8gg5s5129r3" w:colFirst="0" w:colLast="0"/>
-      <w:bookmarkStart w:id="18" w:name="_Toc223382407"/>
-      <w:bookmarkEnd w:id="17"/>
+      <w:bookmarkStart w:id="31" w:name="_heading=h.s5qrrdnfbhvm" w:colFirst="0" w:colLast="0"/>
+      <w:bookmarkStart w:id="32" w:name="_Toc223471461"/>
+      <w:bookmarkEnd w:id="31"/>
       <w:r>
         <w:lastRenderedPageBreak/>
-        <w:t>3 Функциональное проектирование</w:t>
-      </w:r>
-      <w:bookmarkEnd w:id="18"/>
-      <w:r>
-        <w:t xml:space="preserve"> </w:t>
-      </w:r>
-    </w:p>
-    <w:p/>
-    <w:p>
-      <w:pPr>
-        <w:pStyle w:val="2"/>
-      </w:pPr>
-      <w:bookmarkStart w:id="19" w:name="_heading=h.nd0iumwtrkqh" w:colFirst="0" w:colLast="0"/>
-      <w:bookmarkStart w:id="20" w:name="_Toc223382408"/>
-      <w:bookmarkEnd w:id="19"/>
-      <w:r>
-        <w:t>3.1 Подраздел</w:t>
-      </w:r>
-      <w:bookmarkEnd w:id="20"/>
-    </w:p>
-    <w:p>
-      <w:r>
-        <w:tab/>
-      </w:r>
-    </w:p>
-    <w:p>
-      <w:pPr>
-        <w:ind w:firstLine="709"/>
-        <w:jc w:val="both"/>
+        <w:t>5 Программа и методика испытаний</w:t>
+      </w:r>
+      <w:bookmarkEnd w:id="32"/>
+    </w:p>
+    <w:p>
+      <w:pPr>
+        <w:ind w:firstLine="708"/>
+      </w:pPr>
+    </w:p>
+    <w:p>
+      <w:pPr>
+        <w:ind w:firstLine="708"/>
         <w:rPr>
           <w:b/>
           <w:bCs/>
         </w:rPr>
       </w:pPr>
-      <w:r>
-        <w:t>Текст раздела</w:t>
-      </w:r>
-    </w:p>
-    <w:p>
-      <w:pPr>
-        <w:jc w:val="both"/>
-      </w:pPr>
-    </w:p>
-    <w:p>
-      <w:pPr>
-        <w:pStyle w:val="2"/>
-      </w:pPr>
-      <w:bookmarkStart w:id="21" w:name="_heading=h.lyfh2l223b4m" w:colFirst="0" w:colLast="0"/>
-      <w:bookmarkStart w:id="22" w:name="_Toc223382409"/>
-      <w:bookmarkEnd w:id="21"/>
-      <w:r>
-        <w:t>3.2 Подраздел</w:t>
-      </w:r>
-      <w:bookmarkEnd w:id="22"/>
-    </w:p>
-    <w:p>
-      <w:pPr>
-        <w:ind w:left="709"/>
-      </w:pPr>
-    </w:p>
-    <w:p>
-      <w:pPr>
-        <w:ind w:firstLine="709"/>
+    </w:p>
+    <w:p/>
+    <w:p>
+      <w:pPr>
+        <w:ind w:firstLine="708"/>
+      </w:pPr>
+      <w:r>
+        <w:br w:type="page"/>
+      </w:r>
+    </w:p>
+    <w:p>
+      <w:pPr>
+        <w:pStyle w:val="1"/>
+      </w:pPr>
+      <w:bookmarkStart w:id="33" w:name="_heading=h.3chadm3oansd" w:colFirst="0" w:colLast="0"/>
+      <w:bookmarkStart w:id="34" w:name="_Toc223471462"/>
+      <w:bookmarkEnd w:id="33"/>
+      <w:r>
+        <w:lastRenderedPageBreak/>
+        <w:t>6 Руководство пользователя</w:t>
+      </w:r>
+      <w:bookmarkEnd w:id="34"/>
+    </w:p>
+    <w:p>
+      <w:pPr>
+        <w:ind w:firstLine="720"/>
+        <w:jc w:val="both"/>
+      </w:pPr>
+    </w:p>
+    <w:p>
+      <w:pPr>
+        <w:ind w:firstLine="708"/>
         <w:jc w:val="both"/>
         <w:rPr>
           <w:b/>
           <w:bCs/>
-        </w:rPr>
-      </w:pPr>
-      <w:r>
-        <w:t>Текст раздела</w:t>
-      </w:r>
+          <w:lang w:val="ru-RU"/>
+        </w:rPr>
+      </w:pPr>
+    </w:p>
+    <w:p>
+      <w:pPr>
+        <w:ind w:firstLine="708"/>
+        <w:jc w:val="both"/>
+      </w:pPr>
+      <w:r>
+        <w:br w:type="page"/>
+      </w:r>
+    </w:p>
+    <w:p>
+      <w:pPr>
+        <w:pStyle w:val="1"/>
+      </w:pPr>
+      <w:bookmarkStart w:id="35" w:name="_heading=h.u8zp3zmhpbiw" w:colFirst="0" w:colLast="0"/>
+      <w:bookmarkStart w:id="36" w:name="_Toc223471463"/>
+      <w:bookmarkEnd w:id="35"/>
+      <w:r>
+        <w:lastRenderedPageBreak/>
+        <w:t xml:space="preserve">7 Технико-экономическое обоснование разработки и реализации на рынке </w:t>
+      </w:r>
+      <w:proofErr w:type="spellStart"/>
+      <w:r>
+        <w:t>ххххххх</w:t>
+      </w:r>
+      <w:bookmarkEnd w:id="36"/>
+      <w:proofErr w:type="spellEnd"/>
+    </w:p>
+    <w:p>
+      <w:pPr>
+        <w:rPr>
+          <w:lang w:val="ru-RU"/>
+        </w:rPr>
+      </w:pPr>
+      <w:bookmarkStart w:id="37" w:name="_heading=h.qt4yw9wk168o" w:colFirst="0" w:colLast="0"/>
+      <w:bookmarkEnd w:id="37"/>
+    </w:p>
+    <w:p>
+      <w:pPr>
+        <w:rPr>
+          <w:lang w:val="ru-RU"/>
+        </w:rPr>
+      </w:pPr>
+    </w:p>
+    <w:p>
+      <w:pPr>
+        <w:rPr>
+          <w:lang w:val="ru-RU"/>
+        </w:rPr>
+      </w:pPr>
+    </w:p>
+    <w:p>
+      <w:r>
+        <w:br w:type="page"/>
+      </w:r>
+    </w:p>
+    <w:p>
+      <w:pPr>
+        <w:pStyle w:val="1"/>
+        <w:ind w:left="0" w:firstLine="0"/>
+        <w:jc w:val="center"/>
+      </w:pPr>
+      <w:bookmarkStart w:id="38" w:name="_heading=h.k76o0njy8m4t" w:colFirst="0" w:colLast="0"/>
+      <w:bookmarkStart w:id="39" w:name="_Toc223471464"/>
+      <w:bookmarkEnd w:id="38"/>
+      <w:r>
+        <w:lastRenderedPageBreak/>
+        <w:t>Заключение</w:t>
+      </w:r>
+      <w:bookmarkEnd w:id="39"/>
+    </w:p>
+    <w:p>
+      <w:pPr>
+        <w:jc w:val="both"/>
+      </w:pPr>
     </w:p>
     <w:p>
       <w:pPr>
@@ -5323,155 +8655,476 @@
         <w:jc w:val="both"/>
       </w:pPr>
       <w:r>
+        <w:t>Должно быть минимум на 81 странице!!</w:t>
+      </w:r>
+    </w:p>
+    <w:p>
+      <w:pPr>
+        <w:ind w:firstLine="720"/>
+        <w:jc w:val="both"/>
+      </w:pPr>
+    </w:p>
+    <w:p>
+      <w:pPr>
+        <w:ind w:firstLine="720"/>
+        <w:jc w:val="both"/>
+      </w:pPr>
+    </w:p>
+    <w:p>
+      <w:pPr>
+        <w:ind w:firstLine="720"/>
+        <w:jc w:val="both"/>
+      </w:pPr>
+    </w:p>
+    <w:p>
+      <w:r>
+        <w:br w:type="page"/>
+      </w:r>
+    </w:p>
+    <w:p>
+      <w:pPr>
+        <w:pStyle w:val="1"/>
+        <w:ind w:left="0" w:firstLine="0"/>
+        <w:jc w:val="center"/>
+      </w:pPr>
+      <w:bookmarkStart w:id="40" w:name="_heading=h.cm17hscnjukz" w:colFirst="0" w:colLast="0"/>
+      <w:bookmarkStart w:id="41" w:name="_Toc223471465"/>
+      <w:bookmarkEnd w:id="40"/>
+      <w:r>
+        <w:lastRenderedPageBreak/>
+        <w:t>Список использованных источников</w:t>
+      </w:r>
+      <w:bookmarkEnd w:id="41"/>
+    </w:p>
+    <w:p>
+      <w:pPr>
+        <w:jc w:val="both"/>
+      </w:pPr>
+    </w:p>
+    <w:p>
+      <w:pPr>
+        <w:ind w:firstLine="720"/>
+        <w:jc w:val="both"/>
+      </w:pPr>
+      <w:r>
+        <w:t>[1] Ричардсон, К. Микросервисы. Паттерны разработки и рефакторинга. / К. Ричардсон– СПб. : Питер, 2026. – 544 с.</w:t>
+      </w:r>
+    </w:p>
+    <w:p>
+      <w:pPr>
+        <w:ind w:firstLine="720"/>
+        <w:jc w:val="both"/>
+      </w:pPr>
+      <w:r>
+        <w:t>[2] Сравнение монолитной и микросервисной архитектуры [Электронный ресурс]. – Режим доступа: https://proglib.io/p/monolitnaya-vs-mikroservisnaya-arhitektura-2019-09-16 – Дата доступа: 19.02.2026.</w:t>
+      </w:r>
+    </w:p>
+    <w:p>
+      <w:pPr>
+        <w:ind w:firstLine="720"/>
+        <w:jc w:val="both"/>
+      </w:pPr>
+      <w:r>
+        <w:t xml:space="preserve">[3] API Gateway </w:t>
+      </w:r>
+      <w:proofErr w:type="spellStart"/>
+      <w:r>
+        <w:t>Pattern</w:t>
+      </w:r>
+      <w:proofErr w:type="spellEnd"/>
+      <w:r>
+        <w:t xml:space="preserve"> [Электронный ресурс]. – Режим доступа: https://medium.com/design-microservices-architecture-with-patterns/api-gateway-pattern-8ed0ddfce9df – Дата доступа: 19.02.2026.</w:t>
+      </w:r>
+    </w:p>
+    <w:p>
+      <w:pPr>
+        <w:ind w:firstLine="720"/>
+        <w:jc w:val="both"/>
+      </w:pPr>
+      <w:r>
+        <w:t xml:space="preserve">[4] Service Discovery </w:t>
+      </w:r>
+      <w:proofErr w:type="spellStart"/>
+      <w:r>
+        <w:t>Pattern</w:t>
+      </w:r>
+      <w:proofErr w:type="spellEnd"/>
+      <w:r>
+        <w:t xml:space="preserve"> [Электронный ресурс]. – Режим доступа: https://medium.com/design-microservices-architecture-with-patterns/service-registry-pattern-75f9c4e50d09 – Дата доступа: 19.02.2026.</w:t>
+      </w:r>
+    </w:p>
+    <w:p>
+      <w:pPr>
+        <w:ind w:firstLine="720"/>
+        <w:jc w:val="both"/>
+      </w:pPr>
+      <w:r>
+        <w:t xml:space="preserve">[5] Circuit Breaker </w:t>
+      </w:r>
+      <w:proofErr w:type="spellStart"/>
+      <w:r>
+        <w:t>Pattern</w:t>
+      </w:r>
+      <w:proofErr w:type="spellEnd"/>
+      <w:r>
+        <w:t xml:space="preserve"> [Электронный ресурс]. – Режим доступа: https://www.baeldung.com/cs/microservices-circuit-breaker-pattern – Дата доступа: 19.02.2026.</w:t>
+      </w:r>
+    </w:p>
+    <w:p>
+      <w:pPr>
+        <w:ind w:firstLine="720"/>
+        <w:jc w:val="both"/>
+        <w:rPr>
+          <w:lang w:val="en-US"/>
+        </w:rPr>
+      </w:pPr>
+      <w:r>
+        <w:rPr>
+          <w:lang w:val="en-US"/>
+        </w:rPr>
+        <w:t>[6] Microservices Asynchronous Message-Based Communication [</w:t>
+      </w:r>
+      <w:r>
+        <w:t>Электронный</w:t>
+      </w:r>
+      <w:r>
+        <w:rPr>
+          <w:lang w:val="en-US"/>
+        </w:rPr>
         <w:t xml:space="preserve"> </w:t>
       </w:r>
-    </w:p>
-    <w:p>
-      <w:pPr>
-        <w:pStyle w:val="2"/>
-      </w:pPr>
-      <w:bookmarkStart w:id="23" w:name="_heading=h.3cwz48ao7tpd" w:colFirst="0" w:colLast="0"/>
-      <w:bookmarkStart w:id="24" w:name="_Toc223382410"/>
-      <w:bookmarkEnd w:id="23"/>
-      <w:r>
-        <w:t>3.3 Подраздел</w:t>
-      </w:r>
-      <w:bookmarkEnd w:id="24"/>
+      <w:r>
+        <w:t>ресурс</w:t>
+      </w:r>
+      <w:r>
+        <w:rPr>
+          <w:lang w:val="en-US"/>
+        </w:rPr>
+        <w:t xml:space="preserve">]. – </w:t>
+      </w:r>
+      <w:r>
+        <w:t>Режим</w:t>
+      </w:r>
+      <w:r>
+        <w:rPr>
+          <w:lang w:val="en-US"/>
+        </w:rPr>
+        <w:t xml:space="preserve"> </w:t>
+      </w:r>
+      <w:r>
+        <w:t>доступа</w:t>
+      </w:r>
+      <w:r>
+        <w:rPr>
+          <w:lang w:val="en-US"/>
+        </w:rPr>
+        <w:t xml:space="preserve">: https://medium.com/design-microservices-architecture-with-patterns/microservices-asynchronous-message-based-communication-6643bee06123 – </w:t>
+      </w:r>
+      <w:r>
+        <w:t>Дата</w:t>
+      </w:r>
+      <w:r>
+        <w:rPr>
+          <w:lang w:val="en-US"/>
+        </w:rPr>
+        <w:t xml:space="preserve"> </w:t>
+      </w:r>
+      <w:r>
+        <w:t>доступа</w:t>
+      </w:r>
+      <w:r>
+        <w:rPr>
+          <w:lang w:val="en-US"/>
+        </w:rPr>
+        <w:t>: 20.02.2026.</w:t>
+      </w:r>
     </w:p>
     <w:p>
       <w:pPr>
         <w:ind w:firstLine="720"/>
         <w:jc w:val="both"/>
       </w:pPr>
-    </w:p>
-    <w:p>
-      <w:pPr>
-        <w:ind w:firstLine="709"/>
-        <w:jc w:val="both"/>
+      <w:r>
+        <w:t>[7] Apache Kafka [Электронный ресурс]. – Режим доступа: https://kafka.apache.org – Дата доступа: 20.02.2026.</w:t>
+      </w:r>
+    </w:p>
+    <w:p>
+      <w:pPr>
+        <w:ind w:firstLine="720"/>
+        <w:jc w:val="both"/>
+      </w:pPr>
+      <w:r>
+        <w:t xml:space="preserve">[8] PostgreSQL </w:t>
+      </w:r>
+      <w:proofErr w:type="spellStart"/>
+      <w:r>
+        <w:t>Documentation</w:t>
+      </w:r>
+      <w:proofErr w:type="spellEnd"/>
+      <w:r>
+        <w:t xml:space="preserve"> [Электронный ресурс]. – Режим доступа: https://www.postgresql.org/docs – Дата доступа: 23.02.2026.</w:t>
+      </w:r>
+    </w:p>
+    <w:p>
+      <w:pPr>
+        <w:ind w:firstLine="720"/>
+        <w:jc w:val="both"/>
+      </w:pPr>
+      <w:r>
+        <w:t>[9] OAuth 2.0 и OpenID Connect [Электронный ресурс]. – Режим доступа: https://habr.com/ru/articles/916640/– Дата доступа: 23.02.2026.</w:t>
+      </w:r>
+    </w:p>
+    <w:p>
+      <w:pPr>
+        <w:ind w:firstLine="720"/>
+        <w:jc w:val="both"/>
+      </w:pPr>
+      <w:r>
+        <w:t>[10] </w:t>
+      </w:r>
+      <w:proofErr w:type="spellStart"/>
+      <w:r>
+        <w:t>Identity</w:t>
+      </w:r>
+      <w:proofErr w:type="spellEnd"/>
+      <w:r>
+        <w:t xml:space="preserve"> </w:t>
+      </w:r>
+      <w:proofErr w:type="spellStart"/>
+      <w:r>
+        <w:t>as</w:t>
+      </w:r>
+      <w:proofErr w:type="spellEnd"/>
+      <w:r>
+        <w:t xml:space="preserve"> a Service [Электронный ресурс]. – Режим доступа: https://habr.com/ru/companies/mclouds/articles/329964 – Дата доступа: 23.02.2026.</w:t>
+      </w:r>
+    </w:p>
+    <w:p>
+      <w:pPr>
+        <w:ind w:firstLine="720"/>
+        <w:jc w:val="both"/>
+      </w:pPr>
+      <w:r>
+        <w:t xml:space="preserve">[11] Spring Authorization Server </w:t>
+      </w:r>
+      <w:proofErr w:type="spellStart"/>
+      <w:r>
+        <w:t>Reference</w:t>
+      </w:r>
+      <w:proofErr w:type="spellEnd"/>
+      <w:r>
+        <w:t xml:space="preserve"> [Электронный ресурс]. – Режим доступа: https://docs.spring.io/spring-authorization-server/reference/index.html – Дата доступа: 23.02.2026.</w:t>
+      </w:r>
+    </w:p>
+    <w:p>
+      <w:pPr>
+        <w:ind w:firstLine="720"/>
+        <w:jc w:val="both"/>
+      </w:pPr>
+      <w:r>
+        <w:t>[12] Keycloak [Электронный ресурс]. – Режим доступа: https://www.keycloak.org/guides – Дата доступа: 23.02.2026.</w:t>
+      </w:r>
+    </w:p>
+    <w:p>
+      <w:pPr>
+        <w:ind w:firstLine="720"/>
+        <w:jc w:val="both"/>
+      </w:pPr>
+      <w:r>
+        <w:t>[13] Prometheus [Электронный ресурс]. – Режим доступа: https://prometheus.io/docs/introduction/overview – Дата доступа: 23.02.2026.</w:t>
+      </w:r>
+    </w:p>
+    <w:p>
+      <w:pPr>
+        <w:ind w:firstLine="720"/>
+        <w:jc w:val="both"/>
+      </w:pPr>
+      <w:r>
+        <w:t>[14] ELK стек [Электронный ресурс]. – Режим доступа: https://habr.com/ru/articles/671344 – Дата доступа: 23.02.2026.</w:t>
+      </w:r>
+    </w:p>
+    <w:p>
+      <w:pPr>
+        <w:ind w:firstLine="720"/>
+        <w:jc w:val="both"/>
+      </w:pPr>
+      <w:r>
+        <w:t>[15] LOKI стек [Электронный ресурс]. – Режим доступа: https://habr.com/ru/companies/badoo/articles/507718 – Дата доступа: 23.02.2026.</w:t>
+      </w:r>
+    </w:p>
+    <w:p>
+      <w:pPr>
+        <w:ind w:firstLine="720"/>
+        <w:jc w:val="both"/>
+      </w:pPr>
+      <w:r>
+        <w:t>[16] OpenTelemetry [Электронный ресурс]. – Режим доступа: https://opentelemetry.io – Дата доступа: 23.02.2026.</w:t>
+      </w:r>
+    </w:p>
+    <w:p>
+      <w:pPr>
+        <w:ind w:firstLine="720"/>
+        <w:jc w:val="both"/>
+      </w:pPr>
+      <w:r>
+        <w:t xml:space="preserve">[17] Podman </w:t>
+      </w:r>
+      <w:proofErr w:type="spellStart"/>
+      <w:r>
+        <w:t>Documentation</w:t>
+      </w:r>
+      <w:proofErr w:type="spellEnd"/>
+      <w:r>
+        <w:t xml:space="preserve"> [Электронный ресурс]. – Режим доступа: https://docs.podman.io/en/latest – Дата доступа: 23.02.2026.</w:t>
+      </w:r>
+    </w:p>
+    <w:p>
+      <w:pPr>
+        <w:ind w:firstLine="720"/>
+        <w:jc w:val="both"/>
+      </w:pPr>
+      <w:r>
+        <w:t xml:space="preserve">[18] Docker </w:t>
+      </w:r>
+      <w:proofErr w:type="spellStart"/>
+      <w:r>
+        <w:t>Documentation</w:t>
+      </w:r>
+      <w:proofErr w:type="spellEnd"/>
+      <w:r>
+        <w:t xml:space="preserve"> [Электронный ресурс]. – Режим доступа: </w:t>
+      </w:r>
+      <w:r>
+        <w:lastRenderedPageBreak/>
+        <w:t>https://docs.docker.com – Дата доступа: 23.02.2026.</w:t>
+      </w:r>
+    </w:p>
+    <w:p>
+      <w:pPr>
+        <w:ind w:firstLine="720"/>
+        <w:jc w:val="both"/>
+      </w:pPr>
+      <w:r>
+        <w:t xml:space="preserve">[19] Kubernetes </w:t>
+      </w:r>
+      <w:proofErr w:type="spellStart"/>
+      <w:r>
+        <w:t>Documentation</w:t>
+      </w:r>
+      <w:proofErr w:type="spellEnd"/>
+      <w:r>
+        <w:t xml:space="preserve"> [Электронный ресурс]. – Режим доступа: https://kubernetes.io/docs/home – Дата доступа: 23.02.2026.</w:t>
+      </w:r>
+    </w:p>
+    <w:p>
+      <w:pPr>
+        <w:ind w:firstLine="720"/>
+        <w:jc w:val="both"/>
+      </w:pPr>
+      <w:r>
+        <w:t xml:space="preserve">[20] Docker Compose </w:t>
+      </w:r>
+      <w:proofErr w:type="spellStart"/>
+      <w:r>
+        <w:t>Documentation</w:t>
+      </w:r>
+      <w:proofErr w:type="spellEnd"/>
+      <w:r>
+        <w:t xml:space="preserve"> [Электронный ресурс]. – Режим доступа: https://docs.docker.com/compose – Дата доступа: 23.02.2026.</w:t>
+      </w:r>
+    </w:p>
+    <w:p>
+      <w:pPr>
+        <w:ind w:firstLine="720"/>
+        <w:jc w:val="both"/>
+      </w:pPr>
+      <w:r>
+        <w:t xml:space="preserve">[21] Docker Swarm </w:t>
+      </w:r>
+      <w:proofErr w:type="spellStart"/>
+      <w:r>
+        <w:t>Documentation</w:t>
+      </w:r>
+      <w:proofErr w:type="spellEnd"/>
+      <w:r>
+        <w:t xml:space="preserve"> [Электронный ресурс]. – Режим доступа: https://docs.docker.com/engine/swarm – Дата доступа: 23.02.2026.</w:t>
+      </w:r>
+    </w:p>
+    <w:p>
+      <w:pPr>
+        <w:ind w:firstLine="720"/>
+        <w:jc w:val="both"/>
+      </w:pPr>
+      <w:r>
+        <w:t>Вычислительные машины, системы и сети: дипломное проектирование [Электронный ресурс]. – Электронные данные. – Режим доступа: https://www.bsuir.by/m/12_100229_1_136308.pdf – Дата доступа: 31.03.2026.</w:t>
+      </w:r>
+    </w:p>
+    <w:p>
+      <w:pPr>
+        <w:ind w:firstLine="720"/>
+        <w:jc w:val="both"/>
+      </w:pPr>
+      <w:r>
+        <w:t>Экономика проектных решений: методические указания по экономическому обоснованию дипломных проектов [Электронный ресурс]. – Электронные данные. – Режим доступа: https://www.bsuir.by/m/12_100229_1_161144.pdf – Дата доступа: 31.03.2026.</w:t>
+      </w:r>
+    </w:p>
+    <w:p>
+      <w:pPr>
+        <w:jc w:val="both"/>
+      </w:pPr>
+      <w:r>
+        <w:t xml:space="preserve"> </w:t>
+      </w:r>
+      <w:r>
+        <w:br w:type="page"/>
+      </w:r>
+    </w:p>
+    <w:p>
+      <w:pPr>
+        <w:pStyle w:val="1"/>
+        <w:ind w:left="0" w:firstLine="0"/>
+        <w:jc w:val="center"/>
+      </w:pPr>
+      <w:bookmarkStart w:id="42" w:name="_heading=h.2wy1vo6pxgo2" w:colFirst="0" w:colLast="0"/>
+      <w:bookmarkStart w:id="43" w:name="_Toc223471466"/>
+      <w:bookmarkEnd w:id="42"/>
+      <w:r>
+        <w:lastRenderedPageBreak/>
+        <w:t>Приложение А</w:t>
+      </w:r>
+      <w:bookmarkEnd w:id="43"/>
+    </w:p>
+    <w:p>
+      <w:pPr>
+        <w:jc w:val="center"/>
+      </w:pPr>
+      <w:r>
+        <w:t>(обязательное)</w:t>
+      </w:r>
+    </w:p>
+    <w:p>
+      <w:pPr>
+        <w:jc w:val="center"/>
+      </w:pPr>
+    </w:p>
+    <w:p>
+      <w:pPr>
+        <w:jc w:val="center"/>
         <w:rPr>
           <w:b/>
           <w:bCs/>
         </w:rPr>
       </w:pPr>
       <w:r>
-        <w:t>Текст раздела</w:t>
-      </w:r>
-    </w:p>
-    <w:p>
-      <w:pPr>
-        <w:ind w:firstLine="720"/>
-        <w:jc w:val="both"/>
         <w:rPr>
           <w:b/>
           <w:bCs/>
         </w:rPr>
-      </w:pPr>
-      <w:r>
-        <w:t xml:space="preserve"> </w:t>
-      </w:r>
-    </w:p>
-    <w:p>
-      <w:pPr>
-        <w:pStyle w:val="2"/>
-      </w:pPr>
-      <w:bookmarkStart w:id="25" w:name="_heading=h.bpxcz6nnt6jx" w:colFirst="0" w:colLast="0"/>
-      <w:bookmarkStart w:id="26" w:name="_Toc223382411"/>
-      <w:bookmarkEnd w:id="25"/>
-      <w:r>
-        <w:t>3.4 Подраздел</w:t>
-      </w:r>
-      <w:bookmarkEnd w:id="26"/>
-    </w:p>
-    <w:p/>
-    <w:p>
-      <w:pPr>
-        <w:ind w:firstLine="709"/>
-        <w:jc w:val="both"/>
-        <w:rPr>
-          <w:b/>
-          <w:bCs/>
-        </w:rPr>
-      </w:pPr>
-      <w:r>
-        <w:t>Текст раздела</w:t>
-      </w:r>
-    </w:p>
-    <w:p>
-      <w:pPr>
-        <w:ind w:firstLine="720"/>
-        <w:jc w:val="both"/>
-        <w:rPr>
-          <w:b/>
-          <w:bCs/>
-        </w:rPr>
-      </w:pPr>
-    </w:p>
-    <w:p>
-      <w:pPr>
-        <w:pStyle w:val="2"/>
-      </w:pPr>
-      <w:bookmarkStart w:id="27" w:name="_heading=h.ytgknbbvy2u9" w:colFirst="0" w:colLast="0"/>
-      <w:bookmarkStart w:id="28" w:name="_Toc223382412"/>
-      <w:bookmarkEnd w:id="27"/>
-      <w:r>
-        <w:t>3.5 Подраздел</w:t>
-      </w:r>
-      <w:bookmarkEnd w:id="28"/>
-    </w:p>
-    <w:p>
-      <w:pPr>
-        <w:ind w:firstLine="720"/>
-        <w:jc w:val="both"/>
-      </w:pPr>
-    </w:p>
-    <w:p>
-      <w:pPr>
-        <w:ind w:firstLine="709"/>
-        <w:jc w:val="both"/>
-        <w:rPr>
-          <w:b/>
-          <w:bCs/>
-        </w:rPr>
-      </w:pPr>
-      <w:r>
-        <w:t>Текст раздела</w:t>
-      </w:r>
-    </w:p>
-    <w:p>
-      <w:pPr>
-        <w:jc w:val="both"/>
-      </w:pPr>
-    </w:p>
-    <w:p>
-      <w:pPr>
-        <w:pStyle w:val="2"/>
-      </w:pPr>
-      <w:bookmarkStart w:id="29" w:name="_heading=h.6dhsmk2c5iax" w:colFirst="0" w:colLast="0"/>
-      <w:bookmarkStart w:id="30" w:name="_Toc223382413"/>
-      <w:bookmarkEnd w:id="29"/>
-      <w:r>
-        <w:t>3.6 Подраздел</w:t>
-      </w:r>
-      <w:bookmarkEnd w:id="30"/>
-    </w:p>
-    <w:p/>
-    <w:p>
-      <w:pPr>
-        <w:ind w:firstLine="709"/>
-        <w:jc w:val="both"/>
-        <w:rPr>
-          <w:b/>
-          <w:bCs/>
-        </w:rPr>
-      </w:pPr>
-      <w:r>
-        <w:t>Текст раздела</w:t>
-      </w:r>
-    </w:p>
-    <w:p>
-      <w:pPr>
-        <w:ind w:firstLine="709"/>
-        <w:jc w:val="both"/>
+        <w:t>Листинг кода</w:t>
+      </w:r>
+    </w:p>
+    <w:p>
+      <w:pPr>
         <w:rPr>
           <w:rFonts w:ascii="Courier New" w:eastAsia="Courier New" w:hAnsi="Courier New" w:cs="Courier New"/>
           <w:sz w:val="24"/>
@@ -5481,1204 +9134,147 @@
     </w:p>
     <w:p>
       <w:pPr>
-        <w:pStyle w:val="2"/>
-      </w:pPr>
-      <w:bookmarkStart w:id="31" w:name="_heading=h.q0s8vk4tw2q9" w:colFirst="0" w:colLast="0"/>
-      <w:bookmarkStart w:id="32" w:name="_Toc223382414"/>
-      <w:bookmarkEnd w:id="31"/>
-      <w:r>
-        <w:t>3.7 Подраздел</w:t>
-      </w:r>
-      <w:bookmarkEnd w:id="32"/>
-    </w:p>
-    <w:p/>
-    <w:p>
-      <w:pPr>
-        <w:ind w:firstLine="709"/>
-        <w:jc w:val="both"/>
-        <w:rPr>
-          <w:b/>
-          <w:bCs/>
-        </w:rPr>
-      </w:pPr>
-      <w:r>
-        <w:t>Текст раздела</w:t>
-      </w:r>
-    </w:p>
-    <w:p>
-      <w:pPr>
-        <w:ind w:firstLine="709"/>
-        <w:jc w:val="both"/>
-      </w:pPr>
-    </w:p>
-    <w:p>
-      <w:pPr>
-        <w:pStyle w:val="2"/>
-      </w:pPr>
-      <w:bookmarkStart w:id="33" w:name="_heading=h.n96vpbc5u0zi" w:colFirst="0" w:colLast="0"/>
-      <w:bookmarkStart w:id="34" w:name="_Toc223382415"/>
-      <w:bookmarkEnd w:id="33"/>
-      <w:r>
-        <w:t>3.8 Подраздел</w:t>
-      </w:r>
-      <w:bookmarkEnd w:id="34"/>
-    </w:p>
-    <w:p/>
-    <w:p>
-      <w:pPr>
-        <w:ind w:firstLine="709"/>
-        <w:jc w:val="both"/>
-      </w:pPr>
-    </w:p>
-    <w:p>
-      <w:pPr>
-        <w:ind w:firstLine="709"/>
-        <w:jc w:val="both"/>
-        <w:rPr>
-          <w:b/>
-          <w:bCs/>
-        </w:rPr>
-      </w:pPr>
-      <w:r>
-        <w:t>Текст раздела</w:t>
-      </w:r>
-    </w:p>
-    <w:p>
-      <w:r>
-        <w:br w:type="page"/>
-      </w:r>
-    </w:p>
-    <w:p>
-      <w:pPr>
-        <w:pStyle w:val="1"/>
-      </w:pPr>
-      <w:bookmarkStart w:id="35" w:name="_heading=h.vo3hquxi11v1" w:colFirst="0" w:colLast="0"/>
-      <w:bookmarkStart w:id="36" w:name="_Toc223382416"/>
-      <w:bookmarkEnd w:id="35"/>
-      <w:r>
-        <w:lastRenderedPageBreak/>
-        <w:t>4 Разработка программных модулей</w:t>
-      </w:r>
-      <w:bookmarkEnd w:id="36"/>
-    </w:p>
-    <w:p/>
-    <w:p>
-      <w:pPr>
-        <w:ind w:firstLine="709"/>
-        <w:jc w:val="both"/>
-        <w:rPr>
-          <w:b/>
-          <w:bCs/>
-        </w:rPr>
-      </w:pPr>
-      <w:r>
-        <w:t>Текст раздела</w:t>
-      </w:r>
-    </w:p>
-    <w:p>
-      <w:pPr>
-        <w:ind w:firstLine="709"/>
-      </w:pPr>
-      <w:r>
-        <w:br w:type="page"/>
-      </w:r>
-    </w:p>
-    <w:p>
-      <w:pPr>
-        <w:pStyle w:val="1"/>
-      </w:pPr>
-      <w:bookmarkStart w:id="37" w:name="_heading=h.s5qrrdnfbhvm" w:colFirst="0" w:colLast="0"/>
-      <w:bookmarkStart w:id="38" w:name="_Toc223382417"/>
-      <w:bookmarkEnd w:id="37"/>
-      <w:r>
-        <w:lastRenderedPageBreak/>
-        <w:t>5 Программа и методика испытаний</w:t>
-      </w:r>
-      <w:bookmarkEnd w:id="38"/>
-    </w:p>
-    <w:p>
-      <w:pPr>
-        <w:ind w:firstLine="708"/>
-      </w:pPr>
-    </w:p>
-    <w:p>
-      <w:pPr>
-        <w:ind w:firstLine="709"/>
-        <w:jc w:val="both"/>
-        <w:rPr>
-          <w:b/>
-          <w:bCs/>
-        </w:rPr>
-      </w:pPr>
-      <w:r>
-        <w:t>Текст раздела</w:t>
-      </w:r>
-    </w:p>
-    <w:p>
-      <w:pPr>
-        <w:ind w:firstLine="708"/>
-        <w:jc w:val="both"/>
-      </w:pPr>
-      <w:r>
-        <w:t xml:space="preserve"> </w:t>
-      </w:r>
-    </w:p>
-    <w:p>
-      <w:pPr>
-        <w:pStyle w:val="2"/>
-      </w:pPr>
-      <w:bookmarkStart w:id="39" w:name="_heading=h.wa84wcxxukne" w:colFirst="0" w:colLast="0"/>
-      <w:bookmarkStart w:id="40" w:name="_Toc223382418"/>
-      <w:bookmarkEnd w:id="39"/>
-      <w:r>
-        <w:t>5.1 Подраздел</w:t>
-      </w:r>
-      <w:bookmarkEnd w:id="40"/>
-    </w:p>
-    <w:p>
-      <w:r>
-        <w:tab/>
-      </w:r>
-    </w:p>
-    <w:p>
-      <w:pPr>
-        <w:ind w:firstLine="709"/>
-        <w:jc w:val="both"/>
-        <w:rPr>
-          <w:b/>
-          <w:bCs/>
-        </w:rPr>
-      </w:pPr>
-      <w:r>
-        <w:t>Текст раздела</w:t>
-      </w:r>
-    </w:p>
-    <w:p>
-      <w:pPr>
-        <w:ind w:firstLine="708"/>
-        <w:jc w:val="both"/>
-      </w:pPr>
-      <w:r>
-        <w:t xml:space="preserve"> </w:t>
-      </w:r>
-    </w:p>
-    <w:p>
-      <w:pPr>
-        <w:pStyle w:val="2"/>
-      </w:pPr>
-      <w:bookmarkStart w:id="41" w:name="_heading=h.njdx3iiujrno" w:colFirst="0" w:colLast="0"/>
-      <w:bookmarkStart w:id="42" w:name="_Toc223382419"/>
-      <w:bookmarkEnd w:id="41"/>
-      <w:r>
-        <w:t>5.2 Подраздел</w:t>
-      </w:r>
-      <w:bookmarkEnd w:id="42"/>
-    </w:p>
-    <w:p/>
-    <w:p>
-      <w:pPr>
-        <w:ind w:firstLine="709"/>
-        <w:jc w:val="both"/>
-      </w:pPr>
-      <w:r>
-        <w:t>Текст раздела</w:t>
-      </w:r>
-    </w:p>
-    <w:p>
-      <w:pPr>
-        <w:ind w:firstLine="709"/>
-        <w:jc w:val="both"/>
-      </w:pPr>
-    </w:p>
-    <w:p>
-      <w:pPr>
-        <w:pStyle w:val="2"/>
-      </w:pPr>
-      <w:bookmarkStart w:id="43" w:name="_heading=h.tnlhadzcdcob" w:colFirst="0" w:colLast="0"/>
-      <w:bookmarkStart w:id="44" w:name="_Toc223382420"/>
-      <w:bookmarkEnd w:id="43"/>
-      <w:r>
-        <w:t>5.3 Подраздел</w:t>
-      </w:r>
-      <w:bookmarkEnd w:id="44"/>
-    </w:p>
-    <w:p/>
-    <w:p>
-      <w:pPr>
-        <w:ind w:firstLine="709"/>
-        <w:jc w:val="both"/>
-        <w:rPr>
-          <w:b/>
-          <w:bCs/>
-        </w:rPr>
-      </w:pPr>
-      <w:r>
-        <w:t>Текст раздела</w:t>
-      </w:r>
-    </w:p>
-    <w:p>
-      <w:pPr>
-        <w:ind w:firstLine="709"/>
-        <w:jc w:val="both"/>
-        <w:rPr>
-          <w:b/>
-          <w:bCs/>
-        </w:rPr>
-      </w:pPr>
-    </w:p>
-    <w:p>
-      <w:pPr>
-        <w:ind w:firstLine="708"/>
-        <w:rPr>
-          <w:b/>
-          <w:bCs/>
-        </w:rPr>
-      </w:pPr>
-      <w:r>
-        <w:t xml:space="preserve"> </w:t>
-      </w:r>
-    </w:p>
-    <w:p/>
-    <w:p>
-      <w:pPr>
-        <w:ind w:firstLine="708"/>
-      </w:pPr>
-      <w:r>
-        <w:br w:type="page"/>
-      </w:r>
-    </w:p>
-    <w:p>
-      <w:pPr>
-        <w:pStyle w:val="1"/>
-      </w:pPr>
-      <w:bookmarkStart w:id="45" w:name="_heading=h.3chadm3oansd" w:colFirst="0" w:colLast="0"/>
-      <w:bookmarkStart w:id="46" w:name="_Toc223382421"/>
-      <w:bookmarkEnd w:id="45"/>
-      <w:r>
-        <w:lastRenderedPageBreak/>
-        <w:t>6 Руководство пользователя</w:t>
-      </w:r>
-      <w:bookmarkEnd w:id="46"/>
-    </w:p>
-    <w:p>
-      <w:pPr>
-        <w:ind w:firstLine="720"/>
-        <w:jc w:val="both"/>
-      </w:pPr>
-    </w:p>
-    <w:p>
-      <w:pPr>
-        <w:ind w:firstLine="720"/>
-        <w:jc w:val="both"/>
-      </w:pPr>
-      <w:r>
-        <w:t xml:space="preserve">Текст раздела </w:t>
-      </w:r>
-    </w:p>
-    <w:p/>
-    <w:p>
-      <w:pPr>
-        <w:pStyle w:val="2"/>
-      </w:pPr>
-      <w:bookmarkStart w:id="47" w:name="_heading=h.p5pwq6hk7zu9" w:colFirst="0" w:colLast="0"/>
-      <w:bookmarkStart w:id="48" w:name="_Toc223382422"/>
-      <w:bookmarkEnd w:id="47"/>
-      <w:r>
-        <w:t>6.1 Подраздел</w:t>
-      </w:r>
-      <w:bookmarkEnd w:id="48"/>
-    </w:p>
-    <w:p>
-      <w:pPr>
-        <w:ind w:firstLine="720"/>
-      </w:pPr>
-    </w:p>
-    <w:p>
-      <w:pPr>
-        <w:ind w:firstLine="709"/>
-        <w:jc w:val="both"/>
-        <w:rPr>
-          <w:b/>
-          <w:bCs/>
-        </w:rPr>
-      </w:pPr>
-      <w:r>
-        <w:t>Текст раздела</w:t>
-      </w:r>
-    </w:p>
-    <w:p>
-      <w:pPr>
-        <w:ind w:firstLine="720"/>
-        <w:jc w:val="both"/>
-      </w:pPr>
-      <w:r>
-        <w:t xml:space="preserve"> </w:t>
-      </w:r>
-    </w:p>
-    <w:p>
-      <w:pPr>
-        <w:pStyle w:val="2"/>
-      </w:pPr>
-      <w:bookmarkStart w:id="49" w:name="_heading=h.d0b8h2uytfwa" w:colFirst="0" w:colLast="0"/>
-      <w:bookmarkStart w:id="50" w:name="_Toc223382423"/>
-      <w:bookmarkEnd w:id="49"/>
-      <w:r>
-        <w:t>6.2 Подраздел</w:t>
-      </w:r>
-      <w:bookmarkEnd w:id="50"/>
-    </w:p>
-    <w:p/>
-    <w:p>
-      <w:pPr>
-        <w:ind w:firstLine="709"/>
-        <w:jc w:val="both"/>
-        <w:rPr>
-          <w:b/>
-          <w:bCs/>
-        </w:rPr>
-      </w:pPr>
-      <w:r>
-        <w:t>Текст раздела</w:t>
-      </w:r>
-    </w:p>
-    <w:p/>
-    <w:p>
-      <w:pPr>
-        <w:pStyle w:val="2"/>
-      </w:pPr>
-      <w:bookmarkStart w:id="51" w:name="_heading=h.pi1jnmov8l6d" w:colFirst="0" w:colLast="0"/>
-      <w:bookmarkStart w:id="52" w:name="_Toc223382424"/>
-      <w:bookmarkEnd w:id="51"/>
-      <w:r>
-        <w:t>6.3 Подраздел</w:t>
-      </w:r>
-      <w:bookmarkEnd w:id="52"/>
-    </w:p>
-    <w:p/>
-    <w:p>
-      <w:pPr>
-        <w:ind w:firstLine="720"/>
-        <w:jc w:val="both"/>
-      </w:pPr>
-      <w:r>
-        <w:t>Текст раздела</w:t>
-      </w:r>
-    </w:p>
-    <w:p>
-      <w:pPr>
-        <w:ind w:firstLine="708"/>
-        <w:jc w:val="both"/>
-      </w:pPr>
-      <w:r>
-        <w:br w:type="page"/>
-      </w:r>
-    </w:p>
-    <w:p>
-      <w:pPr>
-        <w:pStyle w:val="1"/>
-      </w:pPr>
-      <w:bookmarkStart w:id="53" w:name="_heading=h.u8zp3zmhpbiw" w:colFirst="0" w:colLast="0"/>
-      <w:bookmarkStart w:id="54" w:name="_Toc223382425"/>
-      <w:bookmarkEnd w:id="53"/>
-      <w:r>
-        <w:lastRenderedPageBreak/>
-        <w:t xml:space="preserve">7 Технико-экономическое обоснование разработки и реализации на рынке </w:t>
-      </w:r>
-      <w:proofErr w:type="spellStart"/>
-      <w:r>
-        <w:t>ххххххх</w:t>
-      </w:r>
-      <w:bookmarkEnd w:id="54"/>
-      <w:proofErr w:type="spellEnd"/>
-    </w:p>
-    <w:p/>
-    <w:p>
-      <w:pPr>
-        <w:pStyle w:val="2"/>
-      </w:pPr>
-      <w:bookmarkStart w:id="55" w:name="_heading=h.qt4yw9wk168o" w:colFirst="0" w:colLast="0"/>
-      <w:bookmarkStart w:id="56" w:name="_Toc223382426"/>
-      <w:bookmarkEnd w:id="55"/>
-      <w:r>
-        <w:t>7.1 Подраздел</w:t>
-      </w:r>
-      <w:bookmarkEnd w:id="56"/>
-    </w:p>
-    <w:p/>
-    <w:p>
-      <w:pPr>
-        <w:jc w:val="both"/>
-      </w:pPr>
-      <w:r>
-        <w:tab/>
-        <w:t xml:space="preserve">Текст раздела </w:t>
-      </w:r>
-    </w:p>
-    <w:p/>
-    <w:p>
-      <w:pPr>
-        <w:pStyle w:val="2"/>
-      </w:pPr>
-      <w:bookmarkStart w:id="57" w:name="_heading=h.o2ihhyiil6cg" w:colFirst="0" w:colLast="0"/>
-      <w:bookmarkStart w:id="58" w:name="_Toc223382427"/>
-      <w:bookmarkEnd w:id="57"/>
-      <w:r>
-        <w:t>7.2 Подраздел</w:t>
-      </w:r>
-      <w:bookmarkEnd w:id="58"/>
-    </w:p>
-    <w:p/>
-    <w:p>
-      <w:pPr>
-        <w:jc w:val="both"/>
-      </w:pPr>
-      <w:r>
-        <w:tab/>
-        <w:t>Текст раздела</w:t>
-      </w:r>
-    </w:p>
-    <w:p>
-      <w:pPr>
-        <w:jc w:val="both"/>
-      </w:pPr>
-    </w:p>
-    <w:p>
-      <w:pPr>
-        <w:pStyle w:val="2"/>
-      </w:pPr>
-      <w:bookmarkStart w:id="59" w:name="_heading=h.sgcx6nzaivrv" w:colFirst="0" w:colLast="0"/>
-      <w:bookmarkStart w:id="60" w:name="_Toc223382428"/>
-      <w:bookmarkEnd w:id="59"/>
-      <w:r>
-        <w:t>7.3 Подраздел</w:t>
-      </w:r>
-      <w:bookmarkEnd w:id="60"/>
-    </w:p>
-    <w:p/>
-    <w:p>
-      <w:pPr>
-        <w:ind w:firstLine="349"/>
-        <w:jc w:val="both"/>
-      </w:pPr>
-      <w:r>
-        <w:tab/>
-        <w:t>Текст раздела</w:t>
-      </w:r>
-    </w:p>
-    <w:p>
-      <w:pPr>
-        <w:ind w:firstLine="349"/>
-        <w:jc w:val="both"/>
-      </w:pPr>
-    </w:p>
-    <w:p>
-      <w:pPr>
-        <w:pStyle w:val="2"/>
-      </w:pPr>
-      <w:bookmarkStart w:id="61" w:name="_heading=h.aw76u8p73jkv" w:colFirst="0" w:colLast="0"/>
-      <w:bookmarkStart w:id="62" w:name="_Toc223382429"/>
-      <w:bookmarkEnd w:id="61"/>
-      <w:r>
-        <w:t>7.4 Подраздел</w:t>
-      </w:r>
-      <w:bookmarkEnd w:id="62"/>
-    </w:p>
-    <w:p>
-      <w:pPr>
-        <w:jc w:val="both"/>
-      </w:pPr>
-    </w:p>
-    <w:p>
-      <w:pPr>
-        <w:jc w:val="both"/>
-      </w:pPr>
-      <w:r>
-        <w:tab/>
-        <w:t>Текст раздела</w:t>
-      </w:r>
-    </w:p>
-    <w:p>
-      <w:pPr>
-        <w:jc w:val="both"/>
-      </w:pPr>
-    </w:p>
-    <w:p>
-      <w:pPr>
-        <w:pStyle w:val="2"/>
-      </w:pPr>
-      <w:bookmarkStart w:id="63" w:name="_heading=h.pdj5dm5wcd9c" w:colFirst="0" w:colLast="0"/>
-      <w:bookmarkStart w:id="64" w:name="_Toc223382430"/>
-      <w:bookmarkEnd w:id="63"/>
-      <w:r>
-        <w:t>7.5 Подраздел</w:t>
-      </w:r>
-      <w:bookmarkEnd w:id="64"/>
-    </w:p>
-    <w:p/>
-    <w:p>
-      <w:pPr>
-        <w:jc w:val="both"/>
-      </w:pPr>
-      <w:r>
-        <w:tab/>
-        <w:t>Текст раздела</w:t>
-      </w:r>
-    </w:p>
-    <w:p>
-      <w:r>
-        <w:br w:type="page"/>
-      </w:r>
-    </w:p>
-    <w:p>
-      <w:pPr>
-        <w:pBdr>
-          <w:top w:val="nil"/>
-          <w:left w:val="nil"/>
-          <w:bottom w:val="nil"/>
-          <w:right w:val="nil"/>
-          <w:between w:val="nil"/>
-        </w:pBdr>
-        <w:jc w:val="center"/>
-        <w:rPr>
-          <w:b/>
-          <w:bCs/>
-          <w:smallCaps/>
-          <w:color w:val="000000"/>
-        </w:rPr>
-      </w:pPr>
-      <w:bookmarkStart w:id="65" w:name="_heading=h.k76o0njy8m4t" w:colFirst="0" w:colLast="0"/>
-      <w:bookmarkEnd w:id="65"/>
-      <w:r>
-        <w:rPr>
-          <w:b/>
-          <w:bCs/>
-          <w:smallCaps/>
-          <w:color w:val="000000"/>
-        </w:rPr>
-        <w:lastRenderedPageBreak/>
-        <w:t>Заключение</w:t>
-      </w:r>
-    </w:p>
-    <w:p>
-      <w:pPr>
-        <w:jc w:val="both"/>
-      </w:pPr>
-    </w:p>
-    <w:p>
-      <w:pPr>
-        <w:ind w:firstLine="720"/>
-        <w:jc w:val="both"/>
-      </w:pPr>
-      <w:r>
-        <w:t>Должно быть минимум на 81 странице!!</w:t>
-      </w:r>
-    </w:p>
-    <w:p>
-      <w:pPr>
-        <w:ind w:firstLine="720"/>
-        <w:jc w:val="both"/>
-      </w:pPr>
-    </w:p>
-    <w:p>
-      <w:pPr>
-        <w:ind w:firstLine="720"/>
-        <w:jc w:val="both"/>
-      </w:pPr>
-    </w:p>
-    <w:p>
-      <w:pPr>
-        <w:ind w:firstLine="720"/>
-        <w:jc w:val="both"/>
-      </w:pPr>
-    </w:p>
-    <w:p>
-      <w:r>
-        <w:br w:type="page"/>
-      </w:r>
-    </w:p>
-    <w:p>
-      <w:pPr>
-        <w:pBdr>
-          <w:top w:val="nil"/>
-          <w:left w:val="nil"/>
-          <w:bottom w:val="nil"/>
-          <w:right w:val="nil"/>
-          <w:between w:val="nil"/>
-        </w:pBdr>
-        <w:jc w:val="center"/>
-        <w:rPr>
-          <w:b/>
-          <w:bCs/>
-          <w:smallCaps/>
-          <w:color w:val="000000"/>
-        </w:rPr>
-      </w:pPr>
-      <w:bookmarkStart w:id="66" w:name="_heading=h.cm17hscnjukz" w:colFirst="0" w:colLast="0"/>
-      <w:bookmarkEnd w:id="66"/>
-      <w:r>
-        <w:rPr>
-          <w:b/>
-          <w:bCs/>
-          <w:smallCaps/>
-          <w:color w:val="000000"/>
-        </w:rPr>
-        <w:lastRenderedPageBreak/>
-        <w:t>Список использованных источников</w:t>
-      </w:r>
-    </w:p>
-    <w:p>
-      <w:pPr>
-        <w:jc w:val="both"/>
-      </w:pPr>
-    </w:p>
-    <w:p>
-      <w:pPr>
-        <w:ind w:firstLine="720"/>
-        <w:jc w:val="both"/>
-      </w:pPr>
-      <w:r>
-        <w:t>[1] Ричардсон, К. Микросервисы. Паттерны разработки и рефакторинга. / К. Ричардсон– СПб. : Питер, 2026. – 544 с.</w:t>
-      </w:r>
-    </w:p>
-    <w:p>
-      <w:pPr>
-        <w:ind w:firstLine="720"/>
-        <w:jc w:val="both"/>
-      </w:pPr>
-      <w:r>
-        <w:t>[2] Сравнение монолитной и микросервисной архитектуры [Электронный ресурс]. – Режим доступа: https://proglib.io/p/monolitnaya-vs-mikroservisnaya-arhitektura-2019-09-16 – Дата доступа: 19.02.2026.</w:t>
-      </w:r>
-    </w:p>
-    <w:p>
-      <w:pPr>
-        <w:ind w:firstLine="720"/>
-        <w:jc w:val="both"/>
-      </w:pPr>
-      <w:r>
-        <w:t xml:space="preserve">[3] API Gateway </w:t>
-      </w:r>
-      <w:proofErr w:type="spellStart"/>
-      <w:r>
-        <w:t>Pattern</w:t>
-      </w:r>
-      <w:proofErr w:type="spellEnd"/>
-      <w:r>
-        <w:t xml:space="preserve"> [Электронный ресурс]. – Режим доступа: https://medium.com/design-microservices-architecture-with-patterns/api-gateway-pattern-8ed0ddfce9df – Дата доступа: 19.02.2026.</w:t>
-      </w:r>
-    </w:p>
-    <w:p>
-      <w:pPr>
-        <w:ind w:firstLine="720"/>
-        <w:jc w:val="both"/>
-      </w:pPr>
-      <w:r>
-        <w:t xml:space="preserve">[4] Service Discovery </w:t>
-      </w:r>
-      <w:proofErr w:type="spellStart"/>
-      <w:r>
-        <w:t>Pattern</w:t>
-      </w:r>
-      <w:proofErr w:type="spellEnd"/>
-      <w:r>
-        <w:t xml:space="preserve"> [Электронный ресурс]. – Режим доступа: https://medium.com/design-microservices-architecture-with-patterns/service-registry-pattern-75f9c4e50d09 – Дата доступа: 19.02.2026.</w:t>
-      </w:r>
-    </w:p>
-    <w:p>
-      <w:pPr>
-        <w:ind w:firstLine="720"/>
-        <w:jc w:val="both"/>
-      </w:pPr>
-      <w:r>
-        <w:t xml:space="preserve">[5] Circuit Breaker </w:t>
-      </w:r>
-      <w:proofErr w:type="spellStart"/>
-      <w:r>
-        <w:t>Pattern</w:t>
-      </w:r>
-      <w:proofErr w:type="spellEnd"/>
-      <w:r>
-        <w:t xml:space="preserve"> [Электронный ресурс]. – Режим доступа: https://www.baeldung.com/cs/microservices-circuit-breaker-pattern – Дата доступа: 19.02.2026.</w:t>
-      </w:r>
-    </w:p>
-    <w:p>
-      <w:pPr>
-        <w:ind w:firstLine="720"/>
-        <w:jc w:val="both"/>
-        <w:rPr>
-          <w:lang w:val="en-US"/>
-        </w:rPr>
-      </w:pPr>
-      <w:r>
-        <w:rPr>
-          <w:lang w:val="en-US"/>
-        </w:rPr>
-        <w:t>[6] Microservices Asynchronous Message-Based Communication [</w:t>
-      </w:r>
-      <w:r>
-        <w:t>Электронный</w:t>
-      </w:r>
-      <w:r>
-        <w:rPr>
-          <w:lang w:val="en-US"/>
-        </w:rPr>
-        <w:t xml:space="preserve"> </w:t>
-      </w:r>
-      <w:r>
-        <w:t>ресурс</w:t>
-      </w:r>
-      <w:r>
-        <w:rPr>
-          <w:lang w:val="en-US"/>
-        </w:rPr>
-        <w:t xml:space="preserve">]. – </w:t>
-      </w:r>
-      <w:r>
-        <w:t>Режим</w:t>
-      </w:r>
-      <w:r>
-        <w:rPr>
-          <w:lang w:val="en-US"/>
-        </w:rPr>
-        <w:t xml:space="preserve"> </w:t>
-      </w:r>
-      <w:r>
-        <w:t>доступа</w:t>
-      </w:r>
-      <w:r>
-        <w:rPr>
-          <w:lang w:val="en-US"/>
-        </w:rPr>
-        <w:t xml:space="preserve">: https://medium.com/design-microservices-architecture-with-patterns/microservices-asynchronous-message-based-communication-6643bee06123 – </w:t>
-      </w:r>
-      <w:r>
-        <w:t>Дата</w:t>
-      </w:r>
-      <w:r>
-        <w:rPr>
-          <w:lang w:val="en-US"/>
-        </w:rPr>
-        <w:t xml:space="preserve"> </w:t>
-      </w:r>
-      <w:r>
-        <w:t>доступа</w:t>
-      </w:r>
-      <w:r>
-        <w:rPr>
-          <w:lang w:val="en-US"/>
-        </w:rPr>
-        <w:t>: 20.02.2026.</w:t>
-      </w:r>
-    </w:p>
-    <w:p>
-      <w:pPr>
-        <w:ind w:firstLine="720"/>
-        <w:jc w:val="both"/>
-      </w:pPr>
-      <w:r>
-        <w:t>[7] Apache Kafka [Электронный ресурс]. – Режим доступа: https://kafka.apache.org – Дата доступа: 20.02.2026.</w:t>
-      </w:r>
-    </w:p>
-    <w:p>
-      <w:pPr>
-        <w:ind w:firstLine="720"/>
-        <w:jc w:val="both"/>
-      </w:pPr>
-      <w:r>
-        <w:t xml:space="preserve">[8] PostgreSQL </w:t>
-      </w:r>
-      <w:proofErr w:type="spellStart"/>
-      <w:r>
-        <w:t>Documentation</w:t>
-      </w:r>
-      <w:proofErr w:type="spellEnd"/>
-      <w:r>
-        <w:t xml:space="preserve"> [Электронный ресурс]. – Режим доступа: https://www.postgresql.org/docs – Дата доступа: 23.02.2026.</w:t>
-      </w:r>
-    </w:p>
-    <w:p>
-      <w:pPr>
-        <w:ind w:firstLine="720"/>
-        <w:jc w:val="both"/>
-      </w:pPr>
-      <w:r>
-        <w:t>[9] OAuth 2.0 и OpenID Connect [Электронный ресурс]. – Режим доступа: https://habr.com/ru/articles/916640/– Дата доступа: 23.02.2026.</w:t>
-      </w:r>
-    </w:p>
-    <w:p>
-      <w:pPr>
-        <w:ind w:firstLine="720"/>
-        <w:jc w:val="both"/>
-      </w:pPr>
-      <w:r>
-        <w:t>[10] </w:t>
-      </w:r>
-      <w:proofErr w:type="spellStart"/>
-      <w:r>
-        <w:t>Identity</w:t>
-      </w:r>
-      <w:proofErr w:type="spellEnd"/>
-      <w:r>
-        <w:t xml:space="preserve"> </w:t>
-      </w:r>
-      <w:proofErr w:type="spellStart"/>
-      <w:r>
-        <w:t>as</w:t>
-      </w:r>
-      <w:proofErr w:type="spellEnd"/>
-      <w:r>
-        <w:t xml:space="preserve"> a Service [Электронный ресурс]. – Режим доступа: https://habr.com/ru/companies/mclouds/articles/329964 – Дата доступа: 23.02.2026.</w:t>
-      </w:r>
-    </w:p>
-    <w:p>
-      <w:pPr>
-        <w:ind w:firstLine="720"/>
-        <w:jc w:val="both"/>
-      </w:pPr>
-      <w:r>
-        <w:t xml:space="preserve">[11] Spring Authorization Server </w:t>
-      </w:r>
-      <w:proofErr w:type="spellStart"/>
-      <w:r>
-        <w:t>Reference</w:t>
-      </w:r>
-      <w:proofErr w:type="spellEnd"/>
-      <w:r>
-        <w:t xml:space="preserve"> [Электронный ресурс]. – Режим доступа: https://docs.spring.io/spring-authorization-server/reference/index.html – Дата доступа: 23.02.2026.</w:t>
-      </w:r>
-    </w:p>
-    <w:p>
-      <w:pPr>
-        <w:ind w:firstLine="720"/>
-        <w:jc w:val="both"/>
-      </w:pPr>
-      <w:r>
-        <w:t>[12] Keycloak [Электронный ресурс]. – Режим доступа: https://www.keycloak.org/guides – Дата доступа: 23.02.2026.</w:t>
-      </w:r>
-    </w:p>
-    <w:p>
-      <w:pPr>
-        <w:ind w:firstLine="720"/>
-        <w:jc w:val="both"/>
-      </w:pPr>
-      <w:r>
-        <w:t>[13] Prometheus [Электронный ресурс]. – Режим доступа: https://prometheus.io/docs/introduction/overview – Дата доступа: 23.02.2026.</w:t>
-      </w:r>
-    </w:p>
-    <w:p>
-      <w:pPr>
-        <w:ind w:firstLine="720"/>
-        <w:jc w:val="both"/>
-      </w:pPr>
-      <w:r>
-        <w:t>[14] ELK стек [Электронный ресурс]. – Режим доступа: https://habr.com/ru/articles/671344 – Дата доступа: 23.02.2026.</w:t>
-      </w:r>
-    </w:p>
-    <w:p>
-      <w:pPr>
-        <w:ind w:firstLine="720"/>
-        <w:jc w:val="both"/>
-      </w:pPr>
-      <w:r>
-        <w:t>[15] LOKI стек [Электронный ресурс]. – Режим доступа: https://habr.com/ru/companies/badoo/articles/507718 – Дата доступа: 23.02.2026.</w:t>
-      </w:r>
-    </w:p>
-    <w:p>
-      <w:pPr>
-        <w:ind w:firstLine="720"/>
-        <w:jc w:val="both"/>
-      </w:pPr>
-      <w:r>
-        <w:t>[16] OpenTelemetry [Электронный ресурс]. – Режим доступа: https://opentelemetry.io – Дата доступа: 23.02.2026.</w:t>
-      </w:r>
-    </w:p>
-    <w:p>
-      <w:pPr>
-        <w:ind w:firstLine="720"/>
-        <w:jc w:val="both"/>
-      </w:pPr>
-      <w:r>
-        <w:t xml:space="preserve">[17] Podman </w:t>
-      </w:r>
-      <w:proofErr w:type="spellStart"/>
-      <w:r>
-        <w:t>Documentation</w:t>
-      </w:r>
-      <w:proofErr w:type="spellEnd"/>
-      <w:r>
-        <w:t xml:space="preserve"> [Электронный ресурс]. – Режим доступа: https://docs.podman.io/en/latest – Дата доступа: 23.02.2026.</w:t>
-      </w:r>
-    </w:p>
-    <w:p>
-      <w:pPr>
-        <w:ind w:firstLine="720"/>
-        <w:jc w:val="both"/>
-      </w:pPr>
-      <w:r>
-        <w:t xml:space="preserve">[18] Docker </w:t>
-      </w:r>
-      <w:proofErr w:type="spellStart"/>
-      <w:r>
-        <w:t>Documentation</w:t>
-      </w:r>
-      <w:proofErr w:type="spellEnd"/>
-      <w:r>
-        <w:t xml:space="preserve"> [Электронный ресурс]. – Режим доступа: </w:t>
-      </w:r>
-      <w:r>
-        <w:lastRenderedPageBreak/>
-        <w:t>https://docs.docker.com – Дата доступа: 23.02.2026.</w:t>
-      </w:r>
-    </w:p>
-    <w:p>
-      <w:pPr>
-        <w:ind w:firstLine="720"/>
-        <w:jc w:val="both"/>
-      </w:pPr>
-      <w:r>
-        <w:t xml:space="preserve">[19] Kubernetes </w:t>
-      </w:r>
-      <w:proofErr w:type="spellStart"/>
-      <w:r>
-        <w:t>Documentation</w:t>
-      </w:r>
-      <w:proofErr w:type="spellEnd"/>
-      <w:r>
-        <w:t xml:space="preserve"> [Электронный ресурс]. – Режим доступа: https://kubernetes.io/docs/home – Дата доступа: 23.02.2026.</w:t>
-      </w:r>
-    </w:p>
-    <w:p>
-      <w:pPr>
-        <w:ind w:firstLine="720"/>
-        <w:jc w:val="both"/>
-      </w:pPr>
-      <w:r>
-        <w:t xml:space="preserve">[20] Docker Compose </w:t>
-      </w:r>
-      <w:proofErr w:type="spellStart"/>
-      <w:r>
-        <w:t>Documentation</w:t>
-      </w:r>
-      <w:proofErr w:type="spellEnd"/>
-      <w:r>
-        <w:t xml:space="preserve"> [Электронный ресурс]. – Режим доступа: https://docs.docker.com/compose – Дата доступа: 23.02.2026.</w:t>
-      </w:r>
-    </w:p>
-    <w:p>
-      <w:pPr>
-        <w:ind w:firstLine="720"/>
-        <w:jc w:val="both"/>
-      </w:pPr>
-      <w:r>
-        <w:t xml:space="preserve">[21] Docker Swarm </w:t>
-      </w:r>
-      <w:proofErr w:type="spellStart"/>
-      <w:r>
-        <w:t>Documentation</w:t>
-      </w:r>
-      <w:proofErr w:type="spellEnd"/>
-      <w:r>
-        <w:t xml:space="preserve"> [Электронный ресурс]. – Режим доступа: https://docs.docker.com/engine/swarm – Дата доступа: 23.02.2026.</w:t>
-      </w:r>
-    </w:p>
-    <w:p>
-      <w:pPr>
-        <w:ind w:firstLine="720"/>
-        <w:jc w:val="both"/>
-      </w:pPr>
-      <w:r>
-        <w:t>Вычислительные машины, системы и сети: дипломное проектирование [Электронный ресурс]. – Электронные данные. – Режим доступа: https://www.bsuir.by/m/12_100229_1_136308.pdf – Дата доступа: 31.03.2026.</w:t>
-      </w:r>
-    </w:p>
-    <w:p>
-      <w:pPr>
-        <w:ind w:firstLine="720"/>
-        <w:jc w:val="both"/>
-      </w:pPr>
-      <w:r>
-        <w:t>Экономика проектных решений: методические указания по экономическому обоснованию дипломных проектов [Электронный ресурс]. – Электронные данные. – Режим доступа: https://www.bsuir.by/m/12_100229_1_161144.pdf – Дата доступа: 31.03.2026.</w:t>
-      </w:r>
-    </w:p>
-    <w:p>
-      <w:pPr>
-        <w:jc w:val="both"/>
-      </w:pPr>
-      <w:r>
-        <w:t xml:space="preserve"> </w:t>
-      </w:r>
-      <w:r>
-        <w:br w:type="page"/>
-      </w:r>
-    </w:p>
-    <w:p>
-      <w:pPr>
-        <w:pBdr>
-          <w:top w:val="nil"/>
-          <w:left w:val="nil"/>
-          <w:bottom w:val="nil"/>
-          <w:right w:val="nil"/>
-          <w:between w:val="nil"/>
-        </w:pBdr>
-        <w:jc w:val="center"/>
-        <w:rPr>
-          <w:b/>
-          <w:bCs/>
-          <w:smallCaps/>
-          <w:color w:val="000000"/>
-        </w:rPr>
-      </w:pPr>
-      <w:bookmarkStart w:id="67" w:name="_heading=h.2wy1vo6pxgo2" w:colFirst="0" w:colLast="0"/>
-      <w:bookmarkEnd w:id="67"/>
-      <w:r>
-        <w:rPr>
-          <w:b/>
-          <w:bCs/>
-          <w:smallCaps/>
-          <w:color w:val="000000"/>
-        </w:rPr>
-        <w:lastRenderedPageBreak/>
-        <w:t>Приложение А</w:t>
-      </w:r>
-    </w:p>
-    <w:p>
-      <w:pPr>
-        <w:jc w:val="center"/>
-      </w:pPr>
-      <w:r>
-        <w:t>(обязательное)</w:t>
-      </w:r>
-    </w:p>
-    <w:p>
-      <w:pPr>
-        <w:jc w:val="center"/>
-      </w:pPr>
-    </w:p>
-    <w:p>
-      <w:pPr>
-        <w:jc w:val="center"/>
-        <w:rPr>
-          <w:b/>
-          <w:bCs/>
-        </w:rPr>
-      </w:pPr>
-      <w:r>
-        <w:rPr>
-          <w:b/>
-          <w:bCs/>
-        </w:rPr>
-        <w:t>Листинг кода</w:t>
-      </w:r>
-    </w:p>
-    <w:p>
-      <w:pPr>
         <w:rPr>
           <w:rFonts w:ascii="Courier New" w:eastAsia="Courier New" w:hAnsi="Courier New" w:cs="Courier New"/>
           <w:sz w:val="24"/>
           <w:szCs w:val="24"/>
         </w:rPr>
       </w:pPr>
-    </w:p>
-    <w:p>
-      <w:pPr>
+      <w:r>
         <w:rPr>
           <w:rFonts w:ascii="Courier New" w:eastAsia="Courier New" w:hAnsi="Courier New" w:cs="Courier New"/>
           <w:sz w:val="24"/>
           <w:szCs w:val="24"/>
         </w:rPr>
-      </w:pPr>
-      <w:r>
+        <w:t>Код начинается с этого места;</w:t>
+      </w:r>
+    </w:p>
+    <w:p>
+      <w:pPr>
         <w:rPr>
           <w:rFonts w:ascii="Courier New" w:eastAsia="Courier New" w:hAnsi="Courier New" w:cs="Courier New"/>
           <w:sz w:val="24"/>
           <w:szCs w:val="24"/>
         </w:rPr>
-        <w:t>Код начинается с этого места;</w:t>
-      </w:r>
-    </w:p>
-    <w:p>
-      <w:pPr>
+      </w:pPr>
+      <w:r>
         <w:rPr>
           <w:rFonts w:ascii="Courier New" w:eastAsia="Courier New" w:hAnsi="Courier New" w:cs="Courier New"/>
           <w:sz w:val="24"/>
           <w:szCs w:val="24"/>
         </w:rPr>
-      </w:pPr>
+        <w:t>001</w:t>
+      </w:r>
       <w:r>
         <w:rPr>
           <w:rFonts w:ascii="Courier New" w:eastAsia="Courier New" w:hAnsi="Courier New" w:cs="Courier New"/>
           <w:sz w:val="24"/>
           <w:szCs w:val="24"/>
         </w:rPr>
-        <w:t>001</w:t>
-      </w:r>
-      <w:r>
+        <w:tab/>
+        <w:t>Можно с нумерацией строк кода;</w:t>
+      </w:r>
+    </w:p>
+    <w:p>
+      <w:pPr>
         <w:rPr>
           <w:rFonts w:ascii="Courier New" w:eastAsia="Courier New" w:hAnsi="Courier New" w:cs="Courier New"/>
           <w:sz w:val="24"/>
           <w:szCs w:val="24"/>
         </w:rPr>
-        <w:tab/>
-        <w:t>Можно с нумерацией строк кода;</w:t>
-      </w:r>
-    </w:p>
-    <w:p>
-      <w:pPr>
+      </w:pPr>
+      <w:r>
         <w:rPr>
           <w:rFonts w:ascii="Courier New" w:eastAsia="Courier New" w:hAnsi="Courier New" w:cs="Courier New"/>
           <w:sz w:val="24"/>
           <w:szCs w:val="24"/>
         </w:rPr>
-      </w:pPr>
+        <w:t xml:space="preserve">002  Шрифт может быть от 12 до 8 </w:t>
+      </w:r>
+      <w:proofErr w:type="spellStart"/>
       <w:r>
         <w:rPr>
           <w:rFonts w:ascii="Courier New" w:eastAsia="Courier New" w:hAnsi="Courier New" w:cs="Courier New"/>
           <w:sz w:val="24"/>
           <w:szCs w:val="24"/>
         </w:rPr>
-        <w:t xml:space="preserve">002  Шрифт может быть от 12 до 8 </w:t>
-      </w:r>
-      <w:proofErr w:type="spellStart"/>
-      <w:r>
-        <w:rPr>
-          <w:rFonts w:ascii="Courier New" w:eastAsia="Courier New" w:hAnsi="Courier New" w:cs="Courier New"/>
-          <w:sz w:val="24"/>
-          <w:szCs w:val="24"/>
-        </w:rPr>
         <w:t>pt</w:t>
       </w:r>
       <w:proofErr w:type="spellEnd"/>
     </w:p>
     <w:p>
       <w:pPr>
-        <w:pBdr>
-          <w:top w:val="nil"/>
-          <w:left w:val="nil"/>
-          <w:bottom w:val="nil"/>
-          <w:right w:val="nil"/>
-          <w:between w:val="nil"/>
-        </w:pBdr>
+        <w:pStyle w:val="1"/>
+        <w:ind w:left="0" w:firstLine="0"/>
+        <w:jc w:val="center"/>
+      </w:pPr>
+      <w:bookmarkStart w:id="44" w:name="_heading=h.o4c2lkfj0bwo" w:colFirst="0" w:colLast="0"/>
+      <w:bookmarkEnd w:id="44"/>
+      <w:r>
+        <w:br w:type="column"/>
+      </w:r>
+      <w:bookmarkStart w:id="45" w:name="_Toc223471467"/>
+      <w:r>
+        <w:lastRenderedPageBreak/>
+        <w:t>Приложение Б</w:t>
+      </w:r>
+      <w:bookmarkEnd w:id="45"/>
+    </w:p>
+    <w:p>
+      <w:pPr>
+        <w:jc w:val="center"/>
+      </w:pPr>
+      <w:r>
+        <w:t>(обязательное)</w:t>
+      </w:r>
+    </w:p>
+    <w:p>
+      <w:pPr>
+        <w:jc w:val="center"/>
+      </w:pPr>
+    </w:p>
+    <w:p>
+      <w:pPr>
         <w:jc w:val="center"/>
         <w:rPr>
           <w:b/>
           <w:bCs/>
-          <w:smallCaps/>
-          <w:color w:val="000000"/>
-        </w:rPr>
-      </w:pPr>
-      <w:bookmarkStart w:id="68" w:name="_heading=h.o4c2lkfj0bwo" w:colFirst="0" w:colLast="0"/>
-      <w:bookmarkEnd w:id="68"/>
-      <w:r>
-        <w:br w:type="column"/>
-      </w:r>
+          <w:lang w:val="ru-RU"/>
+        </w:rPr>
+      </w:pPr>
       <w:r>
         <w:rPr>
           <w:b/>
           <w:bCs/>
-          <w:smallCaps/>
-          <w:color w:val="000000"/>
-        </w:rPr>
+          <w:lang w:val="ru-RU"/>
+        </w:rPr>
+        <w:t>Спецификация</w:t>
+      </w:r>
+    </w:p>
+    <w:p/>
+    <w:p>
+      <w:pPr>
+        <w:widowControl/>
+        <w:spacing w:after="80"/>
+      </w:pPr>
+      <w:r>
+        <w:br w:type="page"/>
+      </w:r>
+    </w:p>
+    <w:p>
+      <w:pPr>
+        <w:pStyle w:val="1"/>
+        <w:ind w:left="0" w:firstLine="0"/>
+        <w:jc w:val="center"/>
+      </w:pPr>
+      <w:bookmarkStart w:id="46" w:name="_heading=h.6qamcfwk4ll7" w:colFirst="0" w:colLast="0"/>
+      <w:bookmarkStart w:id="47" w:name="_Toc223471468"/>
+      <w:bookmarkEnd w:id="46"/>
+      <w:r>
         <w:lastRenderedPageBreak/>
-        <w:t>Приложение Б</w:t>
-      </w:r>
+        <w:t>Приложение В</w:t>
+      </w:r>
+      <w:bookmarkEnd w:id="47"/>
     </w:p>
     <w:p>
       <w:pPr>
@@ -6699,234 +9295,33 @@
         <w:rPr>
           <w:b/>
           <w:bCs/>
+          <w:lang w:val="ru-RU"/>
         </w:rPr>
       </w:pPr>
       <w:r>
         <w:rPr>
           <w:b/>
           <w:bCs/>
-        </w:rPr>
-        <w:t>Название приложения</w:t>
-      </w:r>
-    </w:p>
+          <w:lang w:val="ru-RU"/>
+        </w:rPr>
+        <w:t>Ведомость документов</w:t>
+      </w:r>
+    </w:p>
+    <w:p/>
     <w:p/>
     <w:p>
       <w:pPr>
         <w:widowControl/>
         <w:spacing w:after="80"/>
-      </w:pPr>
-      <w:r>
-        <w:br w:type="page"/>
-      </w:r>
-    </w:p>
-    <w:p>
-      <w:pPr>
-        <w:pBdr>
-          <w:top w:val="nil"/>
-          <w:left w:val="nil"/>
-          <w:bottom w:val="nil"/>
-          <w:right w:val="nil"/>
-          <w:between w:val="nil"/>
-        </w:pBdr>
-        <w:jc w:val="center"/>
-        <w:rPr>
-          <w:b/>
-          <w:bCs/>
-          <w:smallCaps/>
-          <w:color w:val="000000"/>
-        </w:rPr>
-      </w:pPr>
-      <w:bookmarkStart w:id="69" w:name="_heading=h.6qamcfwk4ll7" w:colFirst="0" w:colLast="0"/>
-      <w:bookmarkEnd w:id="69"/>
-      <w:r>
-        <w:rPr>
-          <w:b/>
-          <w:bCs/>
-          <w:smallCaps/>
-          <w:color w:val="000000"/>
-        </w:rPr>
-        <w:lastRenderedPageBreak/>
-        <w:t>Приложение В</w:t>
-      </w:r>
-    </w:p>
-    <w:p>
-      <w:pPr>
-        <w:jc w:val="center"/>
-      </w:pPr>
-      <w:r>
-        <w:t>(обязательное)</w:t>
-      </w:r>
-    </w:p>
-    <w:p>
-      <w:pPr>
-        <w:jc w:val="center"/>
-      </w:pPr>
-    </w:p>
-    <w:p>
-      <w:pPr>
-        <w:jc w:val="center"/>
-        <w:rPr>
-          <w:b/>
-          <w:bCs/>
-        </w:rPr>
-      </w:pPr>
-      <w:r>
-        <w:rPr>
-          <w:b/>
-          <w:bCs/>
-        </w:rPr>
-        <w:t>Отчет о проверке на заимствования</w:t>
-      </w:r>
-    </w:p>
-    <w:p/>
-    <w:p/>
-    <w:p/>
-    <w:p/>
-    <w:p/>
-    <w:p/>
-    <w:p/>
-    <w:p>
-      <w:pPr>
-        <w:widowControl/>
-        <w:spacing w:after="80"/>
-      </w:pPr>
-      <w:r>
-        <w:br w:type="page"/>
-      </w:r>
-    </w:p>
-    <w:p>
-      <w:pPr>
-        <w:pBdr>
-          <w:top w:val="nil"/>
-          <w:left w:val="nil"/>
-          <w:bottom w:val="nil"/>
-          <w:right w:val="nil"/>
-          <w:between w:val="nil"/>
-        </w:pBdr>
-        <w:jc w:val="center"/>
-        <w:rPr>
-          <w:b/>
-          <w:bCs/>
-          <w:smallCaps/>
-          <w:color w:val="000000"/>
-        </w:rPr>
-      </w:pPr>
-      <w:bookmarkStart w:id="70" w:name="_heading=h.d92lgvvqbj79" w:colFirst="0" w:colLast="0"/>
-      <w:bookmarkEnd w:id="70"/>
-      <w:r>
-        <w:rPr>
-          <w:b/>
-          <w:bCs/>
-          <w:smallCaps/>
-          <w:color w:val="000000"/>
-        </w:rPr>
-        <w:lastRenderedPageBreak/>
-        <w:t>Приложение Г</w:t>
-      </w:r>
-    </w:p>
-    <w:p>
-      <w:pPr>
-        <w:jc w:val="center"/>
-      </w:pPr>
-      <w:r>
-        <w:t>(обязательное)</w:t>
-      </w:r>
-    </w:p>
-    <w:p>
-      <w:pPr>
-        <w:jc w:val="center"/>
-      </w:pPr>
-    </w:p>
-    <w:p>
-      <w:pPr>
-        <w:jc w:val="center"/>
-        <w:rPr>
-          <w:b/>
-          <w:bCs/>
-        </w:rPr>
-      </w:pPr>
-      <w:r>
-        <w:rPr>
-          <w:b/>
-          <w:bCs/>
-        </w:rPr>
-        <w:t>Спецификация</w:t>
-      </w:r>
-    </w:p>
-    <w:p/>
-    <w:p/>
-    <w:p/>
-    <w:p>
-      <w:r>
-        <w:br w:type="page"/>
-      </w:r>
-    </w:p>
-    <w:p>
-      <w:pPr>
-        <w:pBdr>
-          <w:top w:val="nil"/>
-          <w:left w:val="nil"/>
-          <w:bottom w:val="nil"/>
-          <w:right w:val="nil"/>
-          <w:between w:val="nil"/>
-        </w:pBdr>
-        <w:jc w:val="center"/>
-        <w:rPr>
-          <w:b/>
-          <w:bCs/>
-          <w:smallCaps/>
-          <w:color w:val="000000"/>
-        </w:rPr>
-      </w:pPr>
-      <w:bookmarkStart w:id="71" w:name="_heading=h.hy3pl9jovdhs" w:colFirst="0" w:colLast="0"/>
-      <w:bookmarkEnd w:id="71"/>
-      <w:r>
-        <w:rPr>
-          <w:b/>
-          <w:bCs/>
-          <w:smallCaps/>
-          <w:color w:val="000000"/>
-        </w:rPr>
-        <w:lastRenderedPageBreak/>
-        <w:t>Приложение Д</w:t>
-      </w:r>
-    </w:p>
-    <w:p>
-      <w:pPr>
-        <w:jc w:val="center"/>
-      </w:pPr>
-      <w:r>
-        <w:t>(обязательное)</w:t>
-      </w:r>
-    </w:p>
-    <w:p>
-      <w:pPr>
-        <w:jc w:val="center"/>
-      </w:pPr>
-    </w:p>
-    <w:p>
-      <w:pPr>
-        <w:jc w:val="center"/>
-        <w:rPr>
-          <w:b/>
-          <w:bCs/>
-        </w:rPr>
-      </w:pPr>
-      <w:r>
-        <w:rPr>
-          <w:b/>
-          <w:bCs/>
-        </w:rPr>
-        <w:t>Ведомость документов</w:t>
-      </w:r>
-    </w:p>
-    <w:p>
-      <w:pPr>
-        <w:jc w:val="center"/>
-      </w:pPr>
+        <w:rPr>
+          <w:lang w:val="ru-RU"/>
+        </w:rPr>
+      </w:pPr>
+      <w:bookmarkStart w:id="48" w:name="_heading=h.d92lgvvqbj79" w:colFirst="0" w:colLast="0"/>
+      <w:bookmarkEnd w:id="48"/>
     </w:p>
     <w:sectPr>
-      <w:footerReference w:type="default" r:id="rId14"/>
+      <w:footerReference w:type="default" r:id="rId15"/>
       <w:pgSz w:w="11906" w:h="16838"/>
       <w:pgMar w:top="1134" w:right="851" w:bottom="1134" w:left="1701" w:header="567" w:footer="567" w:gutter="0"/>
       <w:pgNumType w:start="5"/>
@@ -7029,6 +9424,127 @@
     </w:p>
   </w:footnote>
 </w:footnotes>
+</file>
+
+<file path=word/numbering.xml><?xml version="1.0" encoding="utf-8"?>
+<w:numbering xmlns:wpc="http://schemas.microsoft.com/office/word/2010/wordprocessingCanvas" xmlns:cx="http://schemas.microsoft.com/office/drawing/2014/chartex" xmlns:cx1="http://schemas.microsoft.com/office/drawing/2015/9/8/chartex" xmlns:cx2="http://schemas.microsoft.com/office/drawing/2015/10/21/chartex" xmlns:cx3="http://schemas.microsoft.com/office/drawing/2016/5/9/chartex" xmlns:cx4="http://schemas.microsoft.com/office/drawing/2016/5/10/chartex" xmlns:cx5="http://schemas.microsoft.com/office/drawing/2016/5/11/chartex" xmlns:cx6="http://schemas.microsoft.com/office/drawing/2016/5/12/chartex" xmlns:cx7="http://schemas.microsoft.com/office/drawing/2016/5/13/chartex" xmlns:cx8="http://schemas.microsoft.com/office/drawing/2016/5/14/chartex" xmlns:mc="http://schemas.openxmlformats.org/markup-compatibility/2006" xmlns:aink="http://schemas.microsoft.com/office/drawing/2016/ink" xmlns:am3d="http://schemas.microsoft.com/office/drawing/2017/model3d" xmlns:o="urn:schemas-microsoft-com:office:office" xmlns:oel="http://schemas.microsoft.com/office/2019/extlst" xmlns:r="http://schemas.openxmlformats.org/officeDocument/2006/relationships" xmlns:m="http://schemas.openxmlformats.org/officeDocument/2006/math" xmlns:v="urn:schemas-microsoft-com:vml" xmlns:wp14="http://schemas.microsoft.com/office/word/2010/wordprocessingDrawing" xmlns:wp="http://schemas.openxmlformats.org/drawingml/2006/wordprocessingDrawing" xmlns:w10="urn:schemas-microsoft-com:office:word" xmlns:w="http://schemas.openxmlformats.org/wordprocessingml/2006/main" xmlns:w14="http://schemas.microsoft.com/office/word/2010/wordml" xmlns:w15="http://schemas.microsoft.com/office/word/2012/wordml" xmlns:w16cex="http://schemas.microsoft.com/office/word/2018/wordml/cex" xmlns:w16cid="http://schemas.microsoft.com/office/word/2016/wordml/cid" xmlns:w16="http://schemas.microsoft.com/office/word/2018/wordml" xmlns:w16sdtdh="http://schemas.microsoft.com/office/word/2020/wordml/sdtdatahash" xmlns:w16se="http://schemas.microsoft.com/office/word/2015/wordml/symex" xmlns:wpg="http://schemas.microsoft.com/office/word/2010/wordprocessingGroup" xmlns:wpi="http://schemas.microsoft.com/office/word/2010/wordprocessingInk" xmlns:wne="http://schemas.microsoft.com/office/word/2006/wordml" xmlns:wps="http://schemas.microsoft.com/office/word/2010/wordprocessingShape" mc:Ignorable="w14 w15 w16se w16cid w16 w16cex w16sdtdh wp14">
+  <w:abstractNum w:abstractNumId="0" w15:restartNumberingAfterBreak="0">
+    <w:nsid w:val="3FAF5FDD"/>
+    <w:multiLevelType w:val="multilevel"/>
+    <w:tmpl w:val="CFF0E08C"/>
+    <w:lvl w:ilvl="0">
+      <w:start w:val="1"/>
+      <w:numFmt w:val="decimal"/>
+      <w:lvlText w:val="%1."/>
+      <w:lvlJc w:val="left"/>
+      <w:pPr>
+        <w:tabs>
+          <w:tab w:val="num" w:pos="720"/>
+        </w:tabs>
+        <w:ind w:left="720" w:hanging="360"/>
+      </w:pPr>
+    </w:lvl>
+    <w:lvl w:ilvl="1" w:tentative="1">
+      <w:start w:val="1"/>
+      <w:numFmt w:val="decimal"/>
+      <w:lvlText w:val="%2."/>
+      <w:lvlJc w:val="left"/>
+      <w:pPr>
+        <w:tabs>
+          <w:tab w:val="num" w:pos="1440"/>
+        </w:tabs>
+        <w:ind w:left="1440" w:hanging="360"/>
+      </w:pPr>
+    </w:lvl>
+    <w:lvl w:ilvl="2" w:tentative="1">
+      <w:start w:val="1"/>
+      <w:numFmt w:val="decimal"/>
+      <w:lvlText w:val="%3."/>
+      <w:lvlJc w:val="left"/>
+      <w:pPr>
+        <w:tabs>
+          <w:tab w:val="num" w:pos="2160"/>
+        </w:tabs>
+        <w:ind w:left="2160" w:hanging="360"/>
+      </w:pPr>
+    </w:lvl>
+    <w:lvl w:ilvl="3" w:tentative="1">
+      <w:start w:val="1"/>
+      <w:numFmt w:val="decimal"/>
+      <w:lvlText w:val="%4."/>
+      <w:lvlJc w:val="left"/>
+      <w:pPr>
+        <w:tabs>
+          <w:tab w:val="num" w:pos="2880"/>
+        </w:tabs>
+        <w:ind w:left="2880" w:hanging="360"/>
+      </w:pPr>
+    </w:lvl>
+    <w:lvl w:ilvl="4" w:tentative="1">
+      <w:start w:val="1"/>
+      <w:numFmt w:val="decimal"/>
+      <w:lvlText w:val="%5."/>
+      <w:lvlJc w:val="left"/>
+      <w:pPr>
+        <w:tabs>
+          <w:tab w:val="num" w:pos="3600"/>
+        </w:tabs>
+        <w:ind w:left="3600" w:hanging="360"/>
+      </w:pPr>
+    </w:lvl>
+    <w:lvl w:ilvl="5" w:tentative="1">
+      <w:start w:val="1"/>
+      <w:numFmt w:val="decimal"/>
+      <w:lvlText w:val="%6."/>
+      <w:lvlJc w:val="left"/>
+      <w:pPr>
+        <w:tabs>
+          <w:tab w:val="num" w:pos="4320"/>
+        </w:tabs>
+        <w:ind w:left="4320" w:hanging="360"/>
+      </w:pPr>
+    </w:lvl>
+    <w:lvl w:ilvl="6" w:tentative="1">
+      <w:start w:val="1"/>
+      <w:numFmt w:val="decimal"/>
+      <w:lvlText w:val="%7."/>
+      <w:lvlJc w:val="left"/>
+      <w:pPr>
+        <w:tabs>
+          <w:tab w:val="num" w:pos="5040"/>
+        </w:tabs>
+        <w:ind w:left="5040" w:hanging="360"/>
+      </w:pPr>
+    </w:lvl>
+    <w:lvl w:ilvl="7" w:tentative="1">
+      <w:start w:val="1"/>
+      <w:numFmt w:val="decimal"/>
+      <w:lvlText w:val="%8."/>
+      <w:lvlJc w:val="left"/>
+      <w:pPr>
+        <w:tabs>
+          <w:tab w:val="num" w:pos="5760"/>
+        </w:tabs>
+        <w:ind w:left="5760" w:hanging="360"/>
+      </w:pPr>
+    </w:lvl>
+    <w:lvl w:ilvl="8" w:tentative="1">
+      <w:start w:val="1"/>
+      <w:numFmt w:val="decimal"/>
+      <w:lvlText w:val="%9."/>
+      <w:lvlJc w:val="left"/>
+      <w:pPr>
+        <w:tabs>
+          <w:tab w:val="num" w:pos="6480"/>
+        </w:tabs>
+        <w:ind w:left="6480" w:hanging="360"/>
+      </w:pPr>
+    </w:lvl>
+  </w:abstractNum>
+  <w:num w:numId="1" w16cid:durableId="24140057">
+    <w:abstractNumId w:val="0"/>
+  </w:num>
+</w:numbering>
 </file>
 
 <file path=word/styles.xml><?xml version="1.0" encoding="utf-8"?>
@@ -7552,7 +10068,6 @@
   <w:style w:type="character" w:default="1" w:styleId="a0">
     <w:name w:val="Default Paragraph Font"/>
     <w:uiPriority w:val="1"/>
-    <w:semiHidden/>
     <w:unhideWhenUsed/>
   </w:style>
   <w:style w:type="table" w:default="1" w:styleId="a1">
